--- a/ТЗ и дальнейшие действия.docx
+++ b/ТЗ и дальнейшие действия.docx
@@ -13352,7 +13352,4795 @@
         <w:t xml:space="preserve"> — напишите, что нужно в первую очередь.</w:t>
       </w:r>
     </w:p>
-    <w:p>
+    <w:p/>
+    <w:p>
+      <w:pPr>
+        <w:rPr>
+          <w:lang w:val="en-US"/>
+        </w:rPr>
+      </w:pPr>
+    </w:p>
+    <w:p>
+      <w:pPr>
+        <w:pStyle w:val="1"/>
+      </w:pPr>
+      <w:r>
+        <w:lastRenderedPageBreak/>
+        <w:t xml:space="preserve">Дальнейшие изменения. </w:t>
+      </w:r>
+    </w:p>
+    <w:p>
+      <w:pPr>
+        <w:pStyle w:val="1"/>
+      </w:pPr>
+      <w:r>
+        <w:t>давай пойдем по первому способу</w:t>
+      </w:r>
+      <w:proofErr w:type="gramStart"/>
+      <w:r>
+        <w:t>.</w:t>
+      </w:r>
+      <w:proofErr w:type="gramEnd"/>
+      <w:r>
+        <w:t xml:space="preserve"> и поправим во что. давай сделаем так: уберем гравитацию, и сделаем так, чтобы игрок сам прыгал нажимая на экран и собирал монетки. а </w:t>
+      </w:r>
+      <w:proofErr w:type="spellStart"/>
+      <w:r>
+        <w:t>game</w:t>
+      </w:r>
+      <w:proofErr w:type="spellEnd"/>
+      <w:r>
+        <w:t xml:space="preserve"> </w:t>
+      </w:r>
+      <w:proofErr w:type="spellStart"/>
+      <w:r>
+        <w:t>over</w:t>
+      </w:r>
+      <w:proofErr w:type="spellEnd"/>
+      <w:r>
+        <w:t xml:space="preserve"> должен наступать тогда, когда игрок упал ниже, чем 5 ступенек за экраном внизу. если я объяснил не правильно, задай уточняющие вопросы и напиши код</w:t>
+      </w:r>
+    </w:p>
+    <w:p>
+      <w:pPr>
+        <w:pStyle w:val="1"/>
+      </w:pPr>
+    </w:p>
+    <w:p>
+      <w:pPr>
+        <w:shd w:val="clear" w:color="auto" w:fill="181818"/>
+        <w:spacing w:after="90" w:line="240" w:lineRule="auto"/>
+        <w:rPr>
+          <w:rFonts w:ascii="Segoe UI" w:eastAsia="Times New Roman" w:hAnsi="Segoe UI" w:cs="Segoe UI"/>
+          <w:sz w:val="20"/>
+          <w:szCs w:val="20"/>
+          <w:lang w:eastAsia="ru-RU"/>
+        </w:rPr>
+      </w:pPr>
+      <w:r>
+        <w:rPr>
+          <w:rFonts w:ascii="Segoe UI" w:eastAsia="Times New Roman" w:hAnsi="Segoe UI" w:cs="Segoe UI"/>
+          <w:sz w:val="20"/>
+          <w:szCs w:val="20"/>
+          <w:lang w:eastAsia="ru-RU"/>
+        </w:rPr>
+        <w:t>Механику обновил. Кратко, что изменилось:</w:t>
+      </w:r>
+    </w:p>
+    <w:p>
+      <w:pPr>
+        <w:shd w:val="clear" w:color="auto" w:fill="181818"/>
+        <w:spacing w:before="300" w:after="150" w:line="240" w:lineRule="auto"/>
+        <w:outlineLvl w:val="1"/>
+        <w:rPr>
+          <w:rFonts w:ascii="Segoe UI" w:eastAsia="Times New Roman" w:hAnsi="Segoe UI" w:cs="Segoe UI"/>
+          <w:b/>
+          <w:bCs/>
+          <w:sz w:val="31"/>
+          <w:szCs w:val="31"/>
+          <w:lang w:eastAsia="ru-RU"/>
+        </w:rPr>
+      </w:pPr>
+      <w:r>
+        <w:rPr>
+          <w:rFonts w:ascii="Segoe UI" w:eastAsia="Times New Roman" w:hAnsi="Segoe UI" w:cs="Segoe UI"/>
+          <w:b/>
+          <w:bCs/>
+          <w:sz w:val="31"/>
+          <w:szCs w:val="31"/>
+          <w:lang w:eastAsia="ru-RU"/>
+        </w:rPr>
+        <w:t>Новая механика</w:t>
+      </w:r>
+    </w:p>
+    <w:tbl>
+      <w:tblPr>
+        <w:tblW w:w="0" w:type="auto"/>
+        <w:tblCellMar>
+          <w:top w:w="15" w:type="dxa"/>
+          <w:left w:w="15" w:type="dxa"/>
+          <w:bottom w:w="15" w:type="dxa"/>
+          <w:right w:w="15" w:type="dxa"/>
+        </w:tblCellMar>
+        <w:tblLook w:val="04A0" w:firstRow="1" w:lastRow="0" w:firstColumn="1" w:lastColumn="0" w:noHBand="0" w:noVBand="1"/>
+      </w:tblPr>
+      <w:tblGrid>
+        <w:gridCol w:w="3199"/>
+        <w:gridCol w:w="6156"/>
+      </w:tblGrid>
+      <w:tr>
+        <w:trPr>
+          <w:tblHeader/>
+        </w:trPr>
+        <w:tc>
+          <w:tcPr>
+            <w:tcW w:w="0" w:type="auto"/>
+            <w:noWrap/>
+            <w:tcMar>
+              <w:top w:w="75" w:type="dxa"/>
+              <w:left w:w="135" w:type="dxa"/>
+              <w:bottom w:w="75" w:type="dxa"/>
+              <w:right w:w="135" w:type="dxa"/>
+            </w:tcMar>
+            <w:hideMark/>
+          </w:tcPr>
+          <w:p>
+            <w:pPr>
+              <w:spacing w:after="0" w:line="240" w:lineRule="auto"/>
+              <w:rPr>
+                <w:rFonts w:ascii="Times New Roman" w:eastAsia="Times New Roman" w:hAnsi="Times New Roman" w:cs="Times New Roman"/>
+                <w:b/>
+                <w:bCs/>
+                <w:sz w:val="21"/>
+                <w:szCs w:val="21"/>
+                <w:lang w:eastAsia="ru-RU"/>
+              </w:rPr>
+            </w:pPr>
+            <w:r>
+              <w:rPr>
+                <w:rFonts w:ascii="Times New Roman" w:eastAsia="Times New Roman" w:hAnsi="Times New Roman" w:cs="Times New Roman"/>
+                <w:b/>
+                <w:bCs/>
+                <w:sz w:val="21"/>
+                <w:szCs w:val="21"/>
+                <w:lang w:eastAsia="ru-RU"/>
+              </w:rPr>
+              <w:t>Было</w:t>
+            </w:r>
+          </w:p>
+        </w:tc>
+        <w:tc>
+          <w:tcPr>
+            <w:tcW w:w="0" w:type="auto"/>
+            <w:tcBorders>
+              <w:right w:val="nil"/>
+            </w:tcBorders>
+            <w:noWrap/>
+            <w:tcMar>
+              <w:top w:w="75" w:type="dxa"/>
+              <w:left w:w="135" w:type="dxa"/>
+              <w:bottom w:w="75" w:type="dxa"/>
+              <w:right w:w="135" w:type="dxa"/>
+            </w:tcMar>
+            <w:hideMark/>
+          </w:tcPr>
+          <w:p>
+            <w:pPr>
+              <w:spacing w:after="0" w:line="240" w:lineRule="auto"/>
+              <w:rPr>
+                <w:rFonts w:ascii="Times New Roman" w:eastAsia="Times New Roman" w:hAnsi="Times New Roman" w:cs="Times New Roman"/>
+                <w:b/>
+                <w:bCs/>
+                <w:sz w:val="21"/>
+                <w:szCs w:val="21"/>
+                <w:lang w:eastAsia="ru-RU"/>
+              </w:rPr>
+            </w:pPr>
+            <w:r>
+              <w:rPr>
+                <w:rFonts w:ascii="Times New Roman" w:eastAsia="Times New Roman" w:hAnsi="Times New Roman" w:cs="Times New Roman"/>
+                <w:b/>
+                <w:bCs/>
+                <w:sz w:val="21"/>
+                <w:szCs w:val="21"/>
+                <w:lang w:eastAsia="ru-RU"/>
+              </w:rPr>
+              <w:t>Стало</w:t>
+            </w:r>
+          </w:p>
+        </w:tc>
+      </w:tr>
+      <w:tr>
+        <w:tc>
+          <w:tcPr>
+            <w:tcW w:w="0" w:type="auto"/>
+            <w:tcMar>
+              <w:top w:w="75" w:type="dxa"/>
+              <w:left w:w="135" w:type="dxa"/>
+              <w:bottom w:w="75" w:type="dxa"/>
+              <w:right w:w="135" w:type="dxa"/>
+            </w:tcMar>
+            <w:hideMark/>
+          </w:tcPr>
+          <w:p>
+            <w:pPr>
+              <w:spacing w:after="0" w:line="240" w:lineRule="auto"/>
+              <w:rPr>
+                <w:rFonts w:ascii="Times New Roman" w:eastAsia="Times New Roman" w:hAnsi="Times New Roman" w:cs="Times New Roman"/>
+                <w:sz w:val="24"/>
+                <w:szCs w:val="24"/>
+                <w:lang w:eastAsia="ru-RU"/>
+              </w:rPr>
+            </w:pPr>
+            <w:proofErr w:type="spellStart"/>
+            <w:r>
+              <w:rPr>
+                <w:rFonts w:ascii="Times New Roman" w:eastAsia="Times New Roman" w:hAnsi="Times New Roman" w:cs="Times New Roman"/>
+                <w:sz w:val="24"/>
+                <w:szCs w:val="24"/>
+                <w:lang w:eastAsia="ru-RU"/>
+              </w:rPr>
+              <w:t>Свайп</w:t>
+            </w:r>
+            <w:proofErr w:type="spellEnd"/>
+            <w:r>
+              <w:rPr>
+                <w:rFonts w:ascii="Times New Roman" w:eastAsia="Times New Roman" w:hAnsi="Times New Roman" w:cs="Times New Roman"/>
+                <w:sz w:val="24"/>
+                <w:szCs w:val="24"/>
+                <w:lang w:eastAsia="ru-RU"/>
+              </w:rPr>
+              <w:t xml:space="preserve"> ↑↓ — переворот гравитации</w:t>
+            </w:r>
+          </w:p>
+        </w:tc>
+        <w:tc>
+          <w:tcPr>
+            <w:tcW w:w="0" w:type="auto"/>
+            <w:tcBorders>
+              <w:right w:val="nil"/>
+            </w:tcBorders>
+            <w:tcMar>
+              <w:top w:w="75" w:type="dxa"/>
+              <w:left w:w="135" w:type="dxa"/>
+              <w:bottom w:w="75" w:type="dxa"/>
+              <w:right w:w="135" w:type="dxa"/>
+            </w:tcMar>
+            <w:hideMark/>
+          </w:tcPr>
+          <w:p>
+            <w:pPr>
+              <w:spacing w:after="0" w:line="240" w:lineRule="auto"/>
+              <w:rPr>
+                <w:rFonts w:ascii="Times New Roman" w:eastAsia="Times New Roman" w:hAnsi="Times New Roman" w:cs="Times New Roman"/>
+                <w:sz w:val="24"/>
+                <w:szCs w:val="24"/>
+                <w:lang w:eastAsia="ru-RU"/>
+              </w:rPr>
+            </w:pPr>
+            <w:r>
+              <w:rPr>
+                <w:rFonts w:ascii="Times New Roman" w:eastAsia="Times New Roman" w:hAnsi="Times New Roman" w:cs="Times New Roman"/>
+                <w:sz w:val="24"/>
+                <w:szCs w:val="24"/>
+                <w:lang w:eastAsia="ru-RU"/>
+              </w:rPr>
+              <w:t>Убрано</w:t>
+            </w:r>
+          </w:p>
+        </w:tc>
+      </w:tr>
+      <w:tr>
+        <w:tc>
+          <w:tcPr>
+            <w:tcW w:w="0" w:type="auto"/>
+            <w:tcMar>
+              <w:top w:w="75" w:type="dxa"/>
+              <w:left w:w="135" w:type="dxa"/>
+              <w:bottom w:w="75" w:type="dxa"/>
+              <w:right w:w="135" w:type="dxa"/>
+            </w:tcMar>
+            <w:hideMark/>
+          </w:tcPr>
+          <w:p>
+            <w:pPr>
+              <w:spacing w:after="0" w:line="240" w:lineRule="auto"/>
+              <w:rPr>
+                <w:rFonts w:ascii="Times New Roman" w:eastAsia="Times New Roman" w:hAnsi="Times New Roman" w:cs="Times New Roman"/>
+                <w:sz w:val="24"/>
+                <w:szCs w:val="24"/>
+                <w:lang w:eastAsia="ru-RU"/>
+              </w:rPr>
+            </w:pPr>
+            <w:proofErr w:type="spellStart"/>
+            <w:r>
+              <w:rPr>
+                <w:rFonts w:ascii="Times New Roman" w:eastAsia="Times New Roman" w:hAnsi="Times New Roman" w:cs="Times New Roman"/>
+                <w:sz w:val="24"/>
+                <w:szCs w:val="24"/>
+                <w:lang w:eastAsia="ru-RU"/>
+              </w:rPr>
+              <w:t>Автопрыжок</w:t>
+            </w:r>
+            <w:proofErr w:type="spellEnd"/>
+            <w:r>
+              <w:rPr>
+                <w:rFonts w:ascii="Times New Roman" w:eastAsia="Times New Roman" w:hAnsi="Times New Roman" w:cs="Times New Roman"/>
+                <w:sz w:val="24"/>
+                <w:szCs w:val="24"/>
+                <w:lang w:eastAsia="ru-RU"/>
+              </w:rPr>
+              <w:t xml:space="preserve"> при приземлении</w:t>
+            </w:r>
+          </w:p>
+        </w:tc>
+        <w:tc>
+          <w:tcPr>
+            <w:tcW w:w="0" w:type="auto"/>
+            <w:tcBorders>
+              <w:right w:val="nil"/>
+            </w:tcBorders>
+            <w:tcMar>
+              <w:top w:w="75" w:type="dxa"/>
+              <w:left w:w="135" w:type="dxa"/>
+              <w:bottom w:w="75" w:type="dxa"/>
+              <w:right w:w="135" w:type="dxa"/>
+            </w:tcMar>
+            <w:hideMark/>
+          </w:tcPr>
+          <w:p>
+            <w:pPr>
+              <w:spacing w:after="0" w:line="240" w:lineRule="auto"/>
+              <w:rPr>
+                <w:rFonts w:ascii="Times New Roman" w:eastAsia="Times New Roman" w:hAnsi="Times New Roman" w:cs="Times New Roman"/>
+                <w:sz w:val="24"/>
+                <w:szCs w:val="24"/>
+                <w:lang w:eastAsia="ru-RU"/>
+              </w:rPr>
+            </w:pPr>
+            <w:r>
+              <w:rPr>
+                <w:rFonts w:ascii="Times New Roman" w:eastAsia="Times New Roman" w:hAnsi="Times New Roman" w:cs="Times New Roman"/>
+                <w:b/>
+                <w:bCs/>
+                <w:sz w:val="24"/>
+                <w:szCs w:val="24"/>
+                <w:lang w:eastAsia="ru-RU"/>
+              </w:rPr>
+              <w:t>Прыжок только по нажатию</w:t>
+            </w:r>
+            <w:r>
+              <w:rPr>
+                <w:rFonts w:ascii="Times New Roman" w:eastAsia="Times New Roman" w:hAnsi="Times New Roman" w:cs="Times New Roman"/>
+                <w:sz w:val="24"/>
+                <w:szCs w:val="24"/>
+                <w:lang w:eastAsia="ru-RU"/>
+              </w:rPr>
+              <w:t> на экран</w:t>
+            </w:r>
+          </w:p>
+        </w:tc>
+      </w:tr>
+      <w:tr>
+        <w:tc>
+          <w:tcPr>
+            <w:tcW w:w="0" w:type="auto"/>
+            <w:tcMar>
+              <w:top w:w="75" w:type="dxa"/>
+              <w:left w:w="135" w:type="dxa"/>
+              <w:bottom w:w="75" w:type="dxa"/>
+              <w:right w:w="135" w:type="dxa"/>
+            </w:tcMar>
+            <w:hideMark/>
+          </w:tcPr>
+          <w:p>
+            <w:pPr>
+              <w:spacing w:after="0" w:line="240" w:lineRule="auto"/>
+              <w:rPr>
+                <w:rFonts w:ascii="Times New Roman" w:eastAsia="Times New Roman" w:hAnsi="Times New Roman" w:cs="Times New Roman"/>
+                <w:sz w:val="24"/>
+                <w:szCs w:val="24"/>
+                <w:lang w:eastAsia="ru-RU"/>
+              </w:rPr>
+            </w:pPr>
+            <w:proofErr w:type="spellStart"/>
+            <w:r>
+              <w:rPr>
+                <w:rFonts w:ascii="Times New Roman" w:eastAsia="Times New Roman" w:hAnsi="Times New Roman" w:cs="Times New Roman"/>
+                <w:sz w:val="24"/>
+                <w:szCs w:val="24"/>
+                <w:lang w:eastAsia="ru-RU"/>
+              </w:rPr>
+              <w:t>Game</w:t>
+            </w:r>
+            <w:proofErr w:type="spellEnd"/>
+            <w:r>
+              <w:rPr>
+                <w:rFonts w:ascii="Times New Roman" w:eastAsia="Times New Roman" w:hAnsi="Times New Roman" w:cs="Times New Roman"/>
+                <w:sz w:val="24"/>
+                <w:szCs w:val="24"/>
+                <w:lang w:eastAsia="ru-RU"/>
+              </w:rPr>
+              <w:t xml:space="preserve"> </w:t>
+            </w:r>
+            <w:proofErr w:type="spellStart"/>
+            <w:r>
+              <w:rPr>
+                <w:rFonts w:ascii="Times New Roman" w:eastAsia="Times New Roman" w:hAnsi="Times New Roman" w:cs="Times New Roman"/>
+                <w:sz w:val="24"/>
+                <w:szCs w:val="24"/>
+                <w:lang w:eastAsia="ru-RU"/>
+              </w:rPr>
+              <w:t>Over</w:t>
+            </w:r>
+            <w:proofErr w:type="spellEnd"/>
+            <w:r>
+              <w:rPr>
+                <w:rFonts w:ascii="Times New Roman" w:eastAsia="Times New Roman" w:hAnsi="Times New Roman" w:cs="Times New Roman"/>
+                <w:sz w:val="24"/>
+                <w:szCs w:val="24"/>
+                <w:lang w:eastAsia="ru-RU"/>
+              </w:rPr>
+              <w:t xml:space="preserve"> от врагов / падения</w:t>
+            </w:r>
+          </w:p>
+        </w:tc>
+        <w:tc>
+          <w:tcPr>
+            <w:tcW w:w="0" w:type="auto"/>
+            <w:tcBorders>
+              <w:right w:val="nil"/>
+            </w:tcBorders>
+            <w:tcMar>
+              <w:top w:w="75" w:type="dxa"/>
+              <w:left w:w="135" w:type="dxa"/>
+              <w:bottom w:w="75" w:type="dxa"/>
+              <w:right w:w="135" w:type="dxa"/>
+            </w:tcMar>
+            <w:hideMark/>
+          </w:tcPr>
+          <w:p>
+            <w:pPr>
+              <w:spacing w:after="0" w:line="240" w:lineRule="auto"/>
+              <w:rPr>
+                <w:rFonts w:ascii="Times New Roman" w:eastAsia="Times New Roman" w:hAnsi="Times New Roman" w:cs="Times New Roman"/>
+                <w:sz w:val="24"/>
+                <w:szCs w:val="24"/>
+                <w:lang w:eastAsia="ru-RU"/>
+              </w:rPr>
+            </w:pPr>
+            <w:r>
+              <w:rPr>
+                <w:rFonts w:ascii="Times New Roman" w:eastAsia="Times New Roman" w:hAnsi="Times New Roman" w:cs="Times New Roman"/>
+                <w:b/>
+                <w:bCs/>
+                <w:sz w:val="24"/>
+                <w:szCs w:val="24"/>
+                <w:lang w:eastAsia="ru-RU"/>
+              </w:rPr>
+              <w:t>Только</w:t>
+            </w:r>
+            <w:r>
+              <w:rPr>
+                <w:rFonts w:ascii="Times New Roman" w:eastAsia="Times New Roman" w:hAnsi="Times New Roman" w:cs="Times New Roman"/>
+                <w:sz w:val="24"/>
+                <w:szCs w:val="24"/>
+                <w:lang w:eastAsia="ru-RU"/>
+              </w:rPr>
+              <w:t> если упал ниже нижнего края экрана на </w:t>
+            </w:r>
+            <w:r>
+              <w:rPr>
+                <w:rFonts w:ascii="Times New Roman" w:eastAsia="Times New Roman" w:hAnsi="Times New Roman" w:cs="Times New Roman"/>
+                <w:b/>
+                <w:bCs/>
+                <w:sz w:val="24"/>
+                <w:szCs w:val="24"/>
+                <w:lang w:eastAsia="ru-RU"/>
+              </w:rPr>
+              <w:t>5 «ступенек»</w:t>
+            </w:r>
+            <w:r>
+              <w:rPr>
+                <w:rFonts w:ascii="Times New Roman" w:eastAsia="Times New Roman" w:hAnsi="Times New Roman" w:cs="Times New Roman"/>
+                <w:sz w:val="24"/>
+                <w:szCs w:val="24"/>
+                <w:lang w:eastAsia="ru-RU"/>
+              </w:rPr>
+              <w:t xml:space="preserve"> (5 × 110 </w:t>
+            </w:r>
+            <w:proofErr w:type="spellStart"/>
+            <w:r>
+              <w:rPr>
+                <w:rFonts w:ascii="Times New Roman" w:eastAsia="Times New Roman" w:hAnsi="Times New Roman" w:cs="Times New Roman"/>
+                <w:sz w:val="24"/>
+                <w:szCs w:val="24"/>
+                <w:lang w:eastAsia="ru-RU"/>
+              </w:rPr>
+              <w:t>px</w:t>
+            </w:r>
+            <w:proofErr w:type="spellEnd"/>
+            <w:r>
+              <w:rPr>
+                <w:rFonts w:ascii="Times New Roman" w:eastAsia="Times New Roman" w:hAnsi="Times New Roman" w:cs="Times New Roman"/>
+                <w:sz w:val="24"/>
+                <w:szCs w:val="24"/>
+                <w:lang w:eastAsia="ru-RU"/>
+              </w:rPr>
+              <w:t>)</w:t>
+            </w:r>
+          </w:p>
+        </w:tc>
+      </w:tr>
+      <w:tr>
+        <w:tc>
+          <w:tcPr>
+            <w:tcW w:w="0" w:type="auto"/>
+            <w:tcBorders>
+              <w:bottom w:val="nil"/>
+            </w:tcBorders>
+            <w:tcMar>
+              <w:top w:w="75" w:type="dxa"/>
+              <w:left w:w="135" w:type="dxa"/>
+              <w:bottom w:w="75" w:type="dxa"/>
+              <w:right w:w="135" w:type="dxa"/>
+            </w:tcMar>
+            <w:hideMark/>
+          </w:tcPr>
+          <w:p>
+            <w:pPr>
+              <w:spacing w:after="0" w:line="240" w:lineRule="auto"/>
+              <w:rPr>
+                <w:rFonts w:ascii="Times New Roman" w:eastAsia="Times New Roman" w:hAnsi="Times New Roman" w:cs="Times New Roman"/>
+                <w:sz w:val="24"/>
+                <w:szCs w:val="24"/>
+                <w:lang w:eastAsia="ru-RU"/>
+              </w:rPr>
+            </w:pPr>
+            <w:r>
+              <w:rPr>
+                <w:rFonts w:ascii="Times New Roman" w:eastAsia="Times New Roman" w:hAnsi="Times New Roman" w:cs="Times New Roman"/>
+                <w:sz w:val="24"/>
+                <w:szCs w:val="24"/>
+                <w:lang w:eastAsia="ru-RU"/>
+              </w:rPr>
+              <w:t xml:space="preserve">Враги, </w:t>
+            </w:r>
+            <w:proofErr w:type="spellStart"/>
+            <w:r>
+              <w:rPr>
+                <w:rFonts w:ascii="Times New Roman" w:eastAsia="Times New Roman" w:hAnsi="Times New Roman" w:cs="Times New Roman"/>
+                <w:sz w:val="24"/>
+                <w:szCs w:val="24"/>
+                <w:lang w:eastAsia="ru-RU"/>
+              </w:rPr>
+              <w:t>power-ups</w:t>
+            </w:r>
+            <w:proofErr w:type="spellEnd"/>
+          </w:p>
+        </w:tc>
+        <w:tc>
+          <w:tcPr>
+            <w:tcW w:w="0" w:type="auto"/>
+            <w:tcBorders>
+              <w:bottom w:val="nil"/>
+              <w:right w:val="nil"/>
+            </w:tcBorders>
+            <w:tcMar>
+              <w:top w:w="75" w:type="dxa"/>
+              <w:left w:w="135" w:type="dxa"/>
+              <w:bottom w:w="75" w:type="dxa"/>
+              <w:right w:w="135" w:type="dxa"/>
+            </w:tcMar>
+            <w:hideMark/>
+          </w:tcPr>
+          <w:p>
+            <w:pPr>
+              <w:spacing w:after="0" w:line="240" w:lineRule="auto"/>
+              <w:rPr>
+                <w:rFonts w:ascii="Times New Roman" w:eastAsia="Times New Roman" w:hAnsi="Times New Roman" w:cs="Times New Roman"/>
+                <w:sz w:val="24"/>
+                <w:szCs w:val="24"/>
+                <w:lang w:eastAsia="ru-RU"/>
+              </w:rPr>
+            </w:pPr>
+            <w:r>
+              <w:rPr>
+                <w:rFonts w:ascii="Times New Roman" w:eastAsia="Times New Roman" w:hAnsi="Times New Roman" w:cs="Times New Roman"/>
+                <w:sz w:val="24"/>
+                <w:szCs w:val="24"/>
+                <w:lang w:eastAsia="ru-RU"/>
+              </w:rPr>
+              <w:t>Убраны — фокус на прыжках и монетах</w:t>
+            </w:r>
+          </w:p>
+        </w:tc>
+      </w:tr>
+    </w:tbl>
+    <w:p>
+      <w:pPr>
+        <w:shd w:val="clear" w:color="auto" w:fill="181818"/>
+        <w:spacing w:before="90" w:after="90" w:line="240" w:lineRule="auto"/>
+        <w:rPr>
+          <w:rFonts w:ascii="Segoe UI" w:eastAsia="Times New Roman" w:hAnsi="Segoe UI" w:cs="Segoe UI"/>
+          <w:sz w:val="20"/>
+          <w:szCs w:val="20"/>
+          <w:lang w:eastAsia="ru-RU"/>
+        </w:rPr>
+      </w:pPr>
+      <w:r>
+        <w:rPr>
+          <w:rFonts w:ascii="Segoe UI" w:eastAsia="Times New Roman" w:hAnsi="Segoe UI" w:cs="Segoe UI"/>
+          <w:b/>
+          <w:bCs/>
+          <w:sz w:val="20"/>
+          <w:szCs w:val="20"/>
+          <w:lang w:eastAsia="ru-RU"/>
+        </w:rPr>
+        <w:t>Управление:</w:t>
+      </w:r>
+    </w:p>
+    <w:p>
+      <w:pPr>
+        <w:numPr>
+          <w:ilvl w:val="0"/>
+          <w:numId w:val="14"/>
+        </w:numPr>
+        <w:shd w:val="clear" w:color="auto" w:fill="181818"/>
+        <w:spacing w:before="100" w:beforeAutospacing="1" w:after="100" w:afterAutospacing="1" w:line="240" w:lineRule="auto"/>
+        <w:rPr>
+          <w:rFonts w:ascii="Segoe UI" w:eastAsia="Times New Roman" w:hAnsi="Segoe UI" w:cs="Segoe UI"/>
+          <w:sz w:val="20"/>
+          <w:szCs w:val="20"/>
+          <w:lang w:eastAsia="ru-RU"/>
+        </w:rPr>
+      </w:pPr>
+      <w:r>
+        <w:rPr>
+          <w:rFonts w:ascii="Segoe UI" w:eastAsia="Times New Roman" w:hAnsi="Segoe UI" w:cs="Segoe UI"/>
+          <w:b/>
+          <w:bCs/>
+          <w:sz w:val="20"/>
+          <w:szCs w:val="20"/>
+          <w:lang w:eastAsia="ru-RU"/>
+        </w:rPr>
+        <w:t>Тап</w:t>
+      </w:r>
+      <w:r>
+        <w:rPr>
+          <w:rFonts w:ascii="Segoe UI" w:eastAsia="Times New Roman" w:hAnsi="Segoe UI" w:cs="Segoe UI"/>
+          <w:sz w:val="20"/>
+          <w:szCs w:val="20"/>
+          <w:lang w:eastAsia="ru-RU"/>
+        </w:rPr>
+        <w:t> — прыжок (только когда стоит на платформе)</w:t>
+      </w:r>
+    </w:p>
+    <w:p>
+      <w:pPr>
+        <w:numPr>
+          <w:ilvl w:val="0"/>
+          <w:numId w:val="14"/>
+        </w:numPr>
+        <w:shd w:val="clear" w:color="auto" w:fill="181818"/>
+        <w:spacing w:before="100" w:beforeAutospacing="1" w:after="100" w:afterAutospacing="1" w:line="240" w:lineRule="auto"/>
+        <w:rPr>
+          <w:rFonts w:ascii="Segoe UI" w:eastAsia="Times New Roman" w:hAnsi="Segoe UI" w:cs="Segoe UI"/>
+          <w:sz w:val="20"/>
+          <w:szCs w:val="20"/>
+          <w:lang w:eastAsia="ru-RU"/>
+        </w:rPr>
+      </w:pPr>
+      <w:r>
+        <w:rPr>
+          <w:rFonts w:ascii="Segoe UI" w:eastAsia="Times New Roman" w:hAnsi="Segoe UI" w:cs="Segoe UI"/>
+          <w:b/>
+          <w:bCs/>
+          <w:sz w:val="20"/>
+          <w:szCs w:val="20"/>
+          <w:lang w:eastAsia="ru-RU"/>
+        </w:rPr>
+        <w:t>Ведение пальцем</w:t>
+      </w:r>
+      <w:r>
+        <w:rPr>
+          <w:rFonts w:ascii="Segoe UI" w:eastAsia="Times New Roman" w:hAnsi="Segoe UI" w:cs="Segoe UI"/>
+          <w:sz w:val="20"/>
+          <w:szCs w:val="20"/>
+          <w:lang w:eastAsia="ru-RU"/>
+        </w:rPr>
+        <w:t> влево/вправо — движение по горизонтали</w:t>
+      </w:r>
+    </w:p>
+    <w:p>
+      <w:pPr>
+        <w:numPr>
+          <w:ilvl w:val="0"/>
+          <w:numId w:val="14"/>
+        </w:numPr>
+        <w:shd w:val="clear" w:color="auto" w:fill="181818"/>
+        <w:spacing w:before="100" w:beforeAutospacing="1" w:after="100" w:afterAutospacing="1" w:line="240" w:lineRule="auto"/>
+        <w:rPr>
+          <w:rFonts w:ascii="Segoe UI" w:eastAsia="Times New Roman" w:hAnsi="Segoe UI" w:cs="Segoe UI"/>
+          <w:sz w:val="20"/>
+          <w:szCs w:val="20"/>
+          <w:lang w:eastAsia="ru-RU"/>
+        </w:rPr>
+      </w:pPr>
+      <w:r>
+        <w:rPr>
+          <w:rFonts w:ascii="Segoe UI" w:eastAsia="Times New Roman" w:hAnsi="Segoe UI" w:cs="Segoe UI"/>
+          <w:b/>
+          <w:bCs/>
+          <w:sz w:val="20"/>
+          <w:szCs w:val="20"/>
+          <w:lang w:eastAsia="ru-RU"/>
+        </w:rPr>
+        <w:t>Монетки</w:t>
+      </w:r>
+      <w:r>
+        <w:rPr>
+          <w:rFonts w:ascii="Segoe UI" w:eastAsia="Times New Roman" w:hAnsi="Segoe UI" w:cs="Segoe UI"/>
+          <w:sz w:val="20"/>
+          <w:szCs w:val="20"/>
+          <w:lang w:eastAsia="ru-RU"/>
+        </w:rPr>
+        <w:t> — собираются при касании</w:t>
+      </w:r>
+    </w:p>
+    <w:p>
+      <w:pPr>
+        <w:shd w:val="clear" w:color="auto" w:fill="181818"/>
+        <w:spacing w:before="90" w:after="90" w:line="240" w:lineRule="auto"/>
+        <w:rPr>
+          <w:rFonts w:ascii="Segoe UI" w:eastAsia="Times New Roman" w:hAnsi="Segoe UI" w:cs="Segoe UI"/>
+          <w:sz w:val="20"/>
+          <w:szCs w:val="20"/>
+          <w:lang w:eastAsia="ru-RU"/>
+        </w:rPr>
+      </w:pPr>
+      <w:proofErr w:type="spellStart"/>
+      <w:r>
+        <w:rPr>
+          <w:rFonts w:ascii="Segoe UI" w:eastAsia="Times New Roman" w:hAnsi="Segoe UI" w:cs="Segoe UI"/>
+          <w:b/>
+          <w:bCs/>
+          <w:sz w:val="20"/>
+          <w:szCs w:val="20"/>
+          <w:lang w:eastAsia="ru-RU"/>
+        </w:rPr>
+        <w:t>Game</w:t>
+      </w:r>
+      <w:proofErr w:type="spellEnd"/>
+      <w:r>
+        <w:rPr>
+          <w:rFonts w:ascii="Segoe UI" w:eastAsia="Times New Roman" w:hAnsi="Segoe UI" w:cs="Segoe UI"/>
+          <w:b/>
+          <w:bCs/>
+          <w:sz w:val="20"/>
+          <w:szCs w:val="20"/>
+          <w:lang w:eastAsia="ru-RU"/>
+        </w:rPr>
+        <w:t xml:space="preserve"> </w:t>
+      </w:r>
+      <w:proofErr w:type="spellStart"/>
+      <w:r>
+        <w:rPr>
+          <w:rFonts w:ascii="Segoe UI" w:eastAsia="Times New Roman" w:hAnsi="Segoe UI" w:cs="Segoe UI"/>
+          <w:b/>
+          <w:bCs/>
+          <w:sz w:val="20"/>
+          <w:szCs w:val="20"/>
+          <w:lang w:eastAsia="ru-RU"/>
+        </w:rPr>
+        <w:t>Over</w:t>
+      </w:r>
+      <w:proofErr w:type="spellEnd"/>
+      <w:r>
+        <w:rPr>
+          <w:rFonts w:ascii="Segoe UI" w:eastAsia="Times New Roman" w:hAnsi="Segoe UI" w:cs="Segoe UI"/>
+          <w:b/>
+          <w:bCs/>
+          <w:sz w:val="20"/>
+          <w:szCs w:val="20"/>
+          <w:lang w:eastAsia="ru-RU"/>
+        </w:rPr>
+        <w:t>:</w:t>
+      </w:r>
+      <w:r>
+        <w:rPr>
+          <w:rFonts w:ascii="Segoe UI" w:eastAsia="Times New Roman" w:hAnsi="Segoe UI" w:cs="Segoe UI"/>
+          <w:sz w:val="20"/>
+          <w:szCs w:val="20"/>
+          <w:lang w:eastAsia="ru-RU"/>
+        </w:rPr>
+        <w:t> линия смерти = низ экрана + 5 платформ вниз. Пока игрок выше — игра идёт.</w:t>
+      </w:r>
+    </w:p>
+    <w:p>
+      <w:pPr>
+        <w:spacing w:before="240" w:after="240" w:line="240" w:lineRule="auto"/>
+        <w:rPr>
+          <w:rFonts w:ascii="Times New Roman" w:eastAsia="Times New Roman" w:hAnsi="Times New Roman" w:cs="Times New Roman"/>
+          <w:sz w:val="24"/>
+          <w:szCs w:val="24"/>
+          <w:lang w:eastAsia="ru-RU"/>
+        </w:rPr>
+      </w:pPr>
+      <w:r>
+        <w:rPr>
+          <w:rFonts w:ascii="Times New Roman" w:eastAsia="Times New Roman" w:hAnsi="Times New Roman" w:cs="Times New Roman"/>
+          <w:sz w:val="24"/>
+          <w:szCs w:val="24"/>
+          <w:lang w:eastAsia="ru-RU"/>
+        </w:rPr>
+        <w:pict>
+          <v:rect id="_x0000_i1039" style="width:0;height:1.5pt" o:hralign="center" o:hrstd="t" o:hr="t" fillcolor="#a0a0a0" stroked="f"/>
+        </w:pict>
+      </w:r>
+    </w:p>
+    <w:p>
+      <w:pPr>
+        <w:shd w:val="clear" w:color="auto" w:fill="181818"/>
+        <w:spacing w:before="300" w:after="150" w:line="240" w:lineRule="auto"/>
+        <w:outlineLvl w:val="1"/>
+        <w:rPr>
+          <w:rFonts w:ascii="Segoe UI" w:eastAsia="Times New Roman" w:hAnsi="Segoe UI" w:cs="Segoe UI"/>
+          <w:b/>
+          <w:bCs/>
+          <w:sz w:val="31"/>
+          <w:szCs w:val="31"/>
+          <w:lang w:eastAsia="ru-RU"/>
+        </w:rPr>
+      </w:pPr>
+      <w:r>
+        <w:rPr>
+          <w:rFonts w:ascii="Segoe UI" w:eastAsia="Times New Roman" w:hAnsi="Segoe UI" w:cs="Segoe UI"/>
+          <w:b/>
+          <w:bCs/>
+          <w:sz w:val="31"/>
+          <w:szCs w:val="31"/>
+          <w:lang w:eastAsia="ru-RU"/>
+        </w:rPr>
+        <w:t xml:space="preserve">Как выложить обновление (способ 1: </w:t>
+      </w:r>
+      <w:proofErr w:type="spellStart"/>
+      <w:r>
+        <w:rPr>
+          <w:rFonts w:ascii="Segoe UI" w:eastAsia="Times New Roman" w:hAnsi="Segoe UI" w:cs="Segoe UI"/>
+          <w:b/>
+          <w:bCs/>
+          <w:sz w:val="31"/>
+          <w:szCs w:val="31"/>
+          <w:lang w:eastAsia="ru-RU"/>
+        </w:rPr>
+        <w:t>GitHub</w:t>
+      </w:r>
+      <w:proofErr w:type="spellEnd"/>
+      <w:r>
+        <w:rPr>
+          <w:rFonts w:ascii="Segoe UI" w:eastAsia="Times New Roman" w:hAnsi="Segoe UI" w:cs="Segoe UI"/>
+          <w:b/>
+          <w:bCs/>
+          <w:sz w:val="31"/>
+          <w:szCs w:val="31"/>
+          <w:lang w:eastAsia="ru-RU"/>
+        </w:rPr>
+        <w:t xml:space="preserve"> + </w:t>
+      </w:r>
+      <w:proofErr w:type="spellStart"/>
+      <w:r>
+        <w:rPr>
+          <w:rFonts w:ascii="Segoe UI" w:eastAsia="Times New Roman" w:hAnsi="Segoe UI" w:cs="Segoe UI"/>
+          <w:b/>
+          <w:bCs/>
+          <w:sz w:val="31"/>
+          <w:szCs w:val="31"/>
+          <w:lang w:eastAsia="ru-RU"/>
+        </w:rPr>
+        <w:t>Vercel</w:t>
+      </w:r>
+      <w:proofErr w:type="spellEnd"/>
+      <w:r>
+        <w:rPr>
+          <w:rFonts w:ascii="Segoe UI" w:eastAsia="Times New Roman" w:hAnsi="Segoe UI" w:cs="Segoe UI"/>
+          <w:b/>
+          <w:bCs/>
+          <w:sz w:val="31"/>
+          <w:szCs w:val="31"/>
+          <w:lang w:eastAsia="ru-RU"/>
+        </w:rPr>
+        <w:t>)</w:t>
+      </w:r>
+    </w:p>
+    <w:p>
+      <w:pPr>
+        <w:shd w:val="clear" w:color="auto" w:fill="181818"/>
+        <w:spacing w:after="0" w:line="300" w:lineRule="atLeast"/>
+        <w:rPr>
+          <w:rFonts w:ascii="Consolas" w:eastAsia="Times New Roman" w:hAnsi="Consolas" w:cs="Segoe UI"/>
+          <w:sz w:val="18"/>
+          <w:szCs w:val="18"/>
+          <w:lang w:eastAsia="ru-RU"/>
+        </w:rPr>
+      </w:pPr>
+      <w:proofErr w:type="spellStart"/>
+      <w:r>
+        <w:rPr>
+          <w:rFonts w:ascii="Consolas" w:eastAsia="Times New Roman" w:hAnsi="Consolas" w:cs="Segoe UI"/>
+          <w:sz w:val="18"/>
+          <w:szCs w:val="18"/>
+          <w:lang w:eastAsia="ru-RU"/>
+        </w:rPr>
+        <w:lastRenderedPageBreak/>
+        <w:t>cd</w:t>
+      </w:r>
+      <w:proofErr w:type="spellEnd"/>
+      <w:r>
+        <w:rPr>
+          <w:rFonts w:ascii="Consolas" w:eastAsia="Times New Roman" w:hAnsi="Consolas" w:cs="Segoe UI"/>
+          <w:sz w:val="18"/>
+          <w:szCs w:val="18"/>
+          <w:lang w:eastAsia="ru-RU"/>
+        </w:rPr>
+        <w:t xml:space="preserve"> "</w:t>
+      </w:r>
+      <w:proofErr w:type="gramStart"/>
+      <w:r>
+        <w:rPr>
+          <w:rFonts w:ascii="Consolas" w:eastAsia="Times New Roman" w:hAnsi="Consolas" w:cs="Segoe UI"/>
+          <w:color w:val="E394DC"/>
+          <w:sz w:val="18"/>
+          <w:szCs w:val="18"/>
+          <w:lang w:eastAsia="ru-RU"/>
+        </w:rPr>
+        <w:t>c:\!Илья</w:t>
+      </w:r>
+      <w:proofErr w:type="gramEnd"/>
+      <w:r>
+        <w:rPr>
+          <w:rFonts w:ascii="Consolas" w:eastAsia="Times New Roman" w:hAnsi="Consolas" w:cs="Segoe UI"/>
+          <w:color w:val="E394DC"/>
+          <w:sz w:val="18"/>
+          <w:szCs w:val="18"/>
+          <w:lang w:eastAsia="ru-RU"/>
+        </w:rPr>
+        <w:t xml:space="preserve">\ИИ\appss_pro-cursor - приложение для </w:t>
+      </w:r>
+      <w:proofErr w:type="spellStart"/>
+      <w:r>
+        <w:rPr>
+          <w:rFonts w:ascii="Consolas" w:eastAsia="Times New Roman" w:hAnsi="Consolas" w:cs="Segoe UI"/>
+          <w:color w:val="E394DC"/>
+          <w:sz w:val="18"/>
+          <w:szCs w:val="18"/>
+          <w:lang w:eastAsia="ru-RU"/>
+        </w:rPr>
+        <w:t>телеграма</w:t>
+      </w:r>
+      <w:proofErr w:type="spellEnd"/>
+      <w:r>
+        <w:rPr>
+          <w:rFonts w:ascii="Consolas" w:eastAsia="Times New Roman" w:hAnsi="Consolas" w:cs="Segoe UI"/>
+          <w:color w:val="E394DC"/>
+          <w:sz w:val="18"/>
+          <w:szCs w:val="18"/>
+          <w:lang w:eastAsia="ru-RU"/>
+        </w:rPr>
+        <w:t>\</w:t>
+      </w:r>
+      <w:proofErr w:type="spellStart"/>
+      <w:r>
+        <w:rPr>
+          <w:rFonts w:ascii="Consolas" w:eastAsia="Times New Roman" w:hAnsi="Consolas" w:cs="Segoe UI"/>
+          <w:color w:val="E394DC"/>
+          <w:sz w:val="18"/>
+          <w:szCs w:val="18"/>
+          <w:lang w:eastAsia="ru-RU"/>
+        </w:rPr>
+        <w:t>GravityFlipGame</w:t>
+      </w:r>
+      <w:proofErr w:type="spellEnd"/>
+      <w:r>
+        <w:rPr>
+          <w:rFonts w:ascii="Consolas" w:eastAsia="Times New Roman" w:hAnsi="Consolas" w:cs="Segoe UI"/>
+          <w:sz w:val="18"/>
+          <w:szCs w:val="18"/>
+          <w:lang w:eastAsia="ru-RU"/>
+        </w:rPr>
+        <w:t>"</w:t>
+      </w:r>
+    </w:p>
+    <w:p>
+      <w:pPr>
+        <w:shd w:val="clear" w:color="auto" w:fill="181818"/>
+        <w:spacing w:after="0" w:line="300" w:lineRule="atLeast"/>
+        <w:rPr>
+          <w:rFonts w:ascii="Consolas" w:eastAsia="Times New Roman" w:hAnsi="Consolas" w:cs="Segoe UI"/>
+          <w:sz w:val="18"/>
+          <w:szCs w:val="18"/>
+          <w:lang w:eastAsia="ru-RU"/>
+        </w:rPr>
+      </w:pPr>
+      <w:proofErr w:type="spellStart"/>
+      <w:r>
+        <w:rPr>
+          <w:rFonts w:ascii="Consolas" w:eastAsia="Times New Roman" w:hAnsi="Consolas" w:cs="Segoe UI"/>
+          <w:sz w:val="18"/>
+          <w:szCs w:val="18"/>
+          <w:lang w:eastAsia="ru-RU"/>
+        </w:rPr>
+        <w:t>git</w:t>
+      </w:r>
+      <w:proofErr w:type="spellEnd"/>
+      <w:r>
+        <w:rPr>
+          <w:rFonts w:ascii="Consolas" w:eastAsia="Times New Roman" w:hAnsi="Consolas" w:cs="Segoe UI"/>
+          <w:sz w:val="18"/>
+          <w:szCs w:val="18"/>
+          <w:lang w:eastAsia="ru-RU"/>
+        </w:rPr>
+        <w:t xml:space="preserve"> </w:t>
+      </w:r>
+      <w:proofErr w:type="spellStart"/>
+      <w:proofErr w:type="gramStart"/>
+      <w:r>
+        <w:rPr>
+          <w:rFonts w:ascii="Consolas" w:eastAsia="Times New Roman" w:hAnsi="Consolas" w:cs="Segoe UI"/>
+          <w:sz w:val="18"/>
+          <w:szCs w:val="18"/>
+          <w:lang w:eastAsia="ru-RU"/>
+        </w:rPr>
+        <w:t>add</w:t>
+      </w:r>
+      <w:proofErr w:type="spellEnd"/>
+      <w:r>
+        <w:rPr>
+          <w:rFonts w:ascii="Consolas" w:eastAsia="Times New Roman" w:hAnsi="Consolas" w:cs="Segoe UI"/>
+          <w:sz w:val="18"/>
+          <w:szCs w:val="18"/>
+          <w:lang w:eastAsia="ru-RU"/>
+        </w:rPr>
+        <w:t xml:space="preserve"> .</w:t>
+      </w:r>
+      <w:proofErr w:type="gramEnd"/>
+    </w:p>
+    <w:p>
+      <w:pPr>
+        <w:shd w:val="clear" w:color="auto" w:fill="181818"/>
+        <w:spacing w:after="0" w:line="300" w:lineRule="atLeast"/>
+        <w:rPr>
+          <w:rFonts w:ascii="Consolas" w:eastAsia="Times New Roman" w:hAnsi="Consolas" w:cs="Segoe UI"/>
+          <w:sz w:val="18"/>
+          <w:szCs w:val="18"/>
+          <w:lang w:eastAsia="ru-RU"/>
+        </w:rPr>
+      </w:pPr>
+      <w:proofErr w:type="spellStart"/>
+      <w:r>
+        <w:rPr>
+          <w:rFonts w:ascii="Consolas" w:eastAsia="Times New Roman" w:hAnsi="Consolas" w:cs="Segoe UI"/>
+          <w:sz w:val="18"/>
+          <w:szCs w:val="18"/>
+          <w:lang w:eastAsia="ru-RU"/>
+        </w:rPr>
+        <w:t>git</w:t>
+      </w:r>
+      <w:proofErr w:type="spellEnd"/>
+      <w:r>
+        <w:rPr>
+          <w:rFonts w:ascii="Consolas" w:eastAsia="Times New Roman" w:hAnsi="Consolas" w:cs="Segoe UI"/>
+          <w:sz w:val="18"/>
+          <w:szCs w:val="18"/>
+          <w:lang w:eastAsia="ru-RU"/>
+        </w:rPr>
+        <w:t xml:space="preserve"> </w:t>
+      </w:r>
+      <w:proofErr w:type="spellStart"/>
+      <w:r>
+        <w:rPr>
+          <w:rFonts w:ascii="Consolas" w:eastAsia="Times New Roman" w:hAnsi="Consolas" w:cs="Segoe UI"/>
+          <w:sz w:val="18"/>
+          <w:szCs w:val="18"/>
+          <w:lang w:eastAsia="ru-RU"/>
+        </w:rPr>
+        <w:t>commit</w:t>
+      </w:r>
+      <w:proofErr w:type="spellEnd"/>
+      <w:r>
+        <w:rPr>
+          <w:rFonts w:ascii="Consolas" w:eastAsia="Times New Roman" w:hAnsi="Consolas" w:cs="Segoe UI"/>
+          <w:sz w:val="18"/>
+          <w:szCs w:val="18"/>
+          <w:lang w:eastAsia="ru-RU"/>
+        </w:rPr>
+        <w:t xml:space="preserve"> -m "</w:t>
+      </w:r>
+      <w:r>
+        <w:rPr>
+          <w:rFonts w:ascii="Consolas" w:eastAsia="Times New Roman" w:hAnsi="Consolas" w:cs="Segoe UI"/>
+          <w:color w:val="E394DC"/>
+          <w:sz w:val="18"/>
+          <w:szCs w:val="18"/>
+          <w:lang w:eastAsia="ru-RU"/>
+        </w:rPr>
+        <w:t xml:space="preserve">Прыжок по тапу, </w:t>
+      </w:r>
+      <w:proofErr w:type="spellStart"/>
+      <w:r>
+        <w:rPr>
+          <w:rFonts w:ascii="Consolas" w:eastAsia="Times New Roman" w:hAnsi="Consolas" w:cs="Segoe UI"/>
+          <w:color w:val="E394DC"/>
+          <w:sz w:val="18"/>
+          <w:szCs w:val="18"/>
+          <w:lang w:eastAsia="ru-RU"/>
+        </w:rPr>
+        <w:t>game</w:t>
+      </w:r>
+      <w:proofErr w:type="spellEnd"/>
+      <w:r>
+        <w:rPr>
+          <w:rFonts w:ascii="Consolas" w:eastAsia="Times New Roman" w:hAnsi="Consolas" w:cs="Segoe UI"/>
+          <w:color w:val="E394DC"/>
+          <w:sz w:val="18"/>
+          <w:szCs w:val="18"/>
+          <w:lang w:eastAsia="ru-RU"/>
+        </w:rPr>
+        <w:t xml:space="preserve"> </w:t>
+      </w:r>
+      <w:proofErr w:type="spellStart"/>
+      <w:r>
+        <w:rPr>
+          <w:rFonts w:ascii="Consolas" w:eastAsia="Times New Roman" w:hAnsi="Consolas" w:cs="Segoe UI"/>
+          <w:color w:val="E394DC"/>
+          <w:sz w:val="18"/>
+          <w:szCs w:val="18"/>
+          <w:lang w:eastAsia="ru-RU"/>
+        </w:rPr>
+        <w:t>over</w:t>
+      </w:r>
+      <w:proofErr w:type="spellEnd"/>
+      <w:r>
+        <w:rPr>
+          <w:rFonts w:ascii="Consolas" w:eastAsia="Times New Roman" w:hAnsi="Consolas" w:cs="Segoe UI"/>
+          <w:color w:val="E394DC"/>
+          <w:sz w:val="18"/>
+          <w:szCs w:val="18"/>
+          <w:lang w:eastAsia="ru-RU"/>
+        </w:rPr>
+        <w:t xml:space="preserve"> через 5 платформ вниз</w:t>
+      </w:r>
+      <w:r>
+        <w:rPr>
+          <w:rFonts w:ascii="Consolas" w:eastAsia="Times New Roman" w:hAnsi="Consolas" w:cs="Segoe UI"/>
+          <w:sz w:val="18"/>
+          <w:szCs w:val="18"/>
+          <w:lang w:eastAsia="ru-RU"/>
+        </w:rPr>
+        <w:t>"</w:t>
+      </w:r>
+    </w:p>
+    <w:p>
+      <w:pPr>
+        <w:shd w:val="clear" w:color="auto" w:fill="181818"/>
+        <w:spacing w:after="120" w:line="300" w:lineRule="atLeast"/>
+        <w:rPr>
+          <w:rFonts w:ascii="Consolas" w:eastAsia="Times New Roman" w:hAnsi="Consolas" w:cs="Segoe UI"/>
+          <w:sz w:val="18"/>
+          <w:szCs w:val="18"/>
+          <w:lang w:eastAsia="ru-RU"/>
+        </w:rPr>
+      </w:pPr>
+      <w:proofErr w:type="spellStart"/>
+      <w:r>
+        <w:rPr>
+          <w:rFonts w:ascii="Consolas" w:eastAsia="Times New Roman" w:hAnsi="Consolas" w:cs="Segoe UI"/>
+          <w:sz w:val="18"/>
+          <w:szCs w:val="18"/>
+          <w:lang w:eastAsia="ru-RU"/>
+        </w:rPr>
+        <w:t>git</w:t>
+      </w:r>
+      <w:proofErr w:type="spellEnd"/>
+      <w:r>
+        <w:rPr>
+          <w:rFonts w:ascii="Consolas" w:eastAsia="Times New Roman" w:hAnsi="Consolas" w:cs="Segoe UI"/>
+          <w:sz w:val="18"/>
+          <w:szCs w:val="18"/>
+          <w:lang w:eastAsia="ru-RU"/>
+        </w:rPr>
+        <w:t xml:space="preserve"> </w:t>
+      </w:r>
+      <w:proofErr w:type="spellStart"/>
+      <w:r>
+        <w:rPr>
+          <w:rFonts w:ascii="Consolas" w:eastAsia="Times New Roman" w:hAnsi="Consolas" w:cs="Segoe UI"/>
+          <w:sz w:val="18"/>
+          <w:szCs w:val="18"/>
+          <w:lang w:eastAsia="ru-RU"/>
+        </w:rPr>
+        <w:t>push</w:t>
+      </w:r>
+      <w:proofErr w:type="spellEnd"/>
+    </w:p>
+    <w:p>
+      <w:pPr>
+        <w:shd w:val="clear" w:color="auto" w:fill="181818"/>
+        <w:spacing w:before="90" w:after="90" w:line="240" w:lineRule="auto"/>
+        <w:rPr>
+          <w:rFonts w:ascii="Segoe UI" w:eastAsia="Times New Roman" w:hAnsi="Segoe UI" w:cs="Segoe UI"/>
+          <w:sz w:val="20"/>
+          <w:szCs w:val="20"/>
+          <w:lang w:eastAsia="ru-RU"/>
+        </w:rPr>
+      </w:pPr>
+      <w:r>
+        <w:rPr>
+          <w:rFonts w:ascii="Segoe UI" w:eastAsia="Times New Roman" w:hAnsi="Segoe UI" w:cs="Segoe UI"/>
+          <w:sz w:val="20"/>
+          <w:szCs w:val="20"/>
+          <w:lang w:eastAsia="ru-RU"/>
+        </w:rPr>
+        <w:t>Через 1–3 минуты на </w:t>
+      </w:r>
+      <w:hyperlink r:id="rId5" w:tgtFrame="_blank" w:history="1">
+        <w:r>
+          <w:rPr>
+            <w:rFonts w:ascii="Segoe UI" w:eastAsia="Times New Roman" w:hAnsi="Segoe UI" w:cs="Segoe UI"/>
+            <w:color w:val="81A1C1"/>
+            <w:sz w:val="24"/>
+            <w:szCs w:val="24"/>
+            <w:u w:val="single"/>
+            <w:lang w:eastAsia="ru-RU"/>
+          </w:rPr>
+          <w:t>vercel.com/</w:t>
+        </w:r>
+        <w:proofErr w:type="spellStart"/>
+        <w:r>
+          <w:rPr>
+            <w:rFonts w:ascii="Segoe UI" w:eastAsia="Times New Roman" w:hAnsi="Segoe UI" w:cs="Segoe UI"/>
+            <w:color w:val="81A1C1"/>
+            <w:sz w:val="24"/>
+            <w:szCs w:val="24"/>
+            <w:u w:val="single"/>
+            <w:lang w:eastAsia="ru-RU"/>
+          </w:rPr>
+          <w:t>dashboard</w:t>
+        </w:r>
+        <w:proofErr w:type="spellEnd"/>
+      </w:hyperlink>
+      <w:r>
+        <w:rPr>
+          <w:rFonts w:ascii="Segoe UI" w:eastAsia="Times New Roman" w:hAnsi="Segoe UI" w:cs="Segoe UI"/>
+          <w:sz w:val="20"/>
+          <w:szCs w:val="20"/>
+          <w:lang w:eastAsia="ru-RU"/>
+        </w:rPr>
+        <w:t xml:space="preserve"> появится новый </w:t>
+      </w:r>
+      <w:proofErr w:type="spellStart"/>
+      <w:r>
+        <w:rPr>
+          <w:rFonts w:ascii="Segoe UI" w:eastAsia="Times New Roman" w:hAnsi="Segoe UI" w:cs="Segoe UI"/>
+          <w:sz w:val="20"/>
+          <w:szCs w:val="20"/>
+          <w:lang w:eastAsia="ru-RU"/>
+        </w:rPr>
+        <w:t>деплой</w:t>
+      </w:r>
+      <w:proofErr w:type="spellEnd"/>
+      <w:r>
+        <w:rPr>
+          <w:rFonts w:ascii="Segoe UI" w:eastAsia="Times New Roman" w:hAnsi="Segoe UI" w:cs="Segoe UI"/>
+          <w:sz w:val="20"/>
+          <w:szCs w:val="20"/>
+          <w:lang w:eastAsia="ru-RU"/>
+        </w:rPr>
+        <w:t xml:space="preserve"> со статусом </w:t>
+      </w:r>
+      <w:proofErr w:type="spellStart"/>
+      <w:r>
+        <w:rPr>
+          <w:rFonts w:ascii="Segoe UI" w:eastAsia="Times New Roman" w:hAnsi="Segoe UI" w:cs="Segoe UI"/>
+          <w:b/>
+          <w:bCs/>
+          <w:sz w:val="20"/>
+          <w:szCs w:val="20"/>
+          <w:lang w:eastAsia="ru-RU"/>
+        </w:rPr>
+        <w:t>Ready</w:t>
+      </w:r>
+      <w:proofErr w:type="spellEnd"/>
+      <w:r>
+        <w:rPr>
+          <w:rFonts w:ascii="Segoe UI" w:eastAsia="Times New Roman" w:hAnsi="Segoe UI" w:cs="Segoe UI"/>
+          <w:sz w:val="20"/>
+          <w:szCs w:val="20"/>
+          <w:lang w:eastAsia="ru-RU"/>
+        </w:rPr>
+        <w:t xml:space="preserve">. В </w:t>
+      </w:r>
+      <w:proofErr w:type="spellStart"/>
+      <w:r>
+        <w:rPr>
+          <w:rFonts w:ascii="Segoe UI" w:eastAsia="Times New Roman" w:hAnsi="Segoe UI" w:cs="Segoe UI"/>
+          <w:sz w:val="20"/>
+          <w:szCs w:val="20"/>
+          <w:lang w:eastAsia="ru-RU"/>
+        </w:rPr>
+        <w:t>Telegram</w:t>
+      </w:r>
+      <w:proofErr w:type="spellEnd"/>
+      <w:r>
+        <w:rPr>
+          <w:rFonts w:ascii="Segoe UI" w:eastAsia="Times New Roman" w:hAnsi="Segoe UI" w:cs="Segoe UI"/>
+          <w:sz w:val="20"/>
+          <w:szCs w:val="20"/>
+          <w:lang w:eastAsia="ru-RU"/>
+        </w:rPr>
+        <w:t xml:space="preserve"> полностью закройте </w:t>
+      </w:r>
+      <w:proofErr w:type="spellStart"/>
+      <w:r>
+        <w:rPr>
+          <w:rFonts w:ascii="Segoe UI" w:eastAsia="Times New Roman" w:hAnsi="Segoe UI" w:cs="Segoe UI"/>
+          <w:sz w:val="20"/>
+          <w:szCs w:val="20"/>
+          <w:lang w:eastAsia="ru-RU"/>
+        </w:rPr>
+        <w:t>Mini</w:t>
+      </w:r>
+      <w:proofErr w:type="spellEnd"/>
+      <w:r>
+        <w:rPr>
+          <w:rFonts w:ascii="Segoe UI" w:eastAsia="Times New Roman" w:hAnsi="Segoe UI" w:cs="Segoe UI"/>
+          <w:sz w:val="20"/>
+          <w:szCs w:val="20"/>
+          <w:lang w:eastAsia="ru-RU"/>
+        </w:rPr>
+        <w:t xml:space="preserve"> </w:t>
+      </w:r>
+      <w:proofErr w:type="spellStart"/>
+      <w:r>
+        <w:rPr>
+          <w:rFonts w:ascii="Segoe UI" w:eastAsia="Times New Roman" w:hAnsi="Segoe UI" w:cs="Segoe UI"/>
+          <w:sz w:val="20"/>
+          <w:szCs w:val="20"/>
+          <w:lang w:eastAsia="ru-RU"/>
+        </w:rPr>
+        <w:t>App</w:t>
+      </w:r>
+      <w:proofErr w:type="spellEnd"/>
+      <w:r>
+        <w:rPr>
+          <w:rFonts w:ascii="Segoe UI" w:eastAsia="Times New Roman" w:hAnsi="Segoe UI" w:cs="Segoe UI"/>
+          <w:sz w:val="20"/>
+          <w:szCs w:val="20"/>
+          <w:lang w:eastAsia="ru-RU"/>
+        </w:rPr>
+        <w:t xml:space="preserve"> и откройте снова.</w:t>
+      </w:r>
+    </w:p>
+    <w:p>
+      <w:pPr>
+        <w:shd w:val="clear" w:color="auto" w:fill="181818"/>
+        <w:spacing w:before="90" w:after="90" w:line="240" w:lineRule="auto"/>
+        <w:rPr>
+          <w:rFonts w:ascii="Segoe UI" w:eastAsia="Times New Roman" w:hAnsi="Segoe UI" w:cs="Segoe UI"/>
+          <w:sz w:val="20"/>
+          <w:szCs w:val="20"/>
+          <w:lang w:eastAsia="ru-RU"/>
+        </w:rPr>
+      </w:pPr>
+      <w:r>
+        <w:rPr>
+          <w:rFonts w:ascii="Segoe UI" w:eastAsia="Times New Roman" w:hAnsi="Segoe UI" w:cs="Segoe UI"/>
+          <w:sz w:val="20"/>
+          <w:szCs w:val="20"/>
+          <w:lang w:eastAsia="ru-RU"/>
+        </w:rPr>
+        <w:t>Локально проверить: </w:t>
+      </w:r>
+      <w:proofErr w:type="spellStart"/>
+      <w:r>
+        <w:rPr>
+          <w:rFonts w:ascii="Consolas" w:eastAsia="Times New Roman" w:hAnsi="Consolas" w:cs="Courier New"/>
+          <w:sz w:val="18"/>
+          <w:szCs w:val="18"/>
+          <w:lang w:eastAsia="ru-RU"/>
+        </w:rPr>
+        <w:t>npm</w:t>
+      </w:r>
+      <w:proofErr w:type="spellEnd"/>
+      <w:r>
+        <w:rPr>
+          <w:rFonts w:ascii="Consolas" w:eastAsia="Times New Roman" w:hAnsi="Consolas" w:cs="Courier New"/>
+          <w:sz w:val="18"/>
+          <w:szCs w:val="18"/>
+          <w:lang w:eastAsia="ru-RU"/>
+        </w:rPr>
+        <w:t xml:space="preserve"> </w:t>
+      </w:r>
+      <w:proofErr w:type="spellStart"/>
+      <w:r>
+        <w:rPr>
+          <w:rFonts w:ascii="Consolas" w:eastAsia="Times New Roman" w:hAnsi="Consolas" w:cs="Courier New"/>
+          <w:sz w:val="18"/>
+          <w:szCs w:val="18"/>
+          <w:lang w:eastAsia="ru-RU"/>
+        </w:rPr>
+        <w:t>run</w:t>
+      </w:r>
+      <w:proofErr w:type="spellEnd"/>
+      <w:r>
+        <w:rPr>
+          <w:rFonts w:ascii="Consolas" w:eastAsia="Times New Roman" w:hAnsi="Consolas" w:cs="Courier New"/>
+          <w:sz w:val="18"/>
+          <w:szCs w:val="18"/>
+          <w:lang w:eastAsia="ru-RU"/>
+        </w:rPr>
+        <w:t xml:space="preserve"> </w:t>
+      </w:r>
+      <w:proofErr w:type="spellStart"/>
+      <w:r>
+        <w:rPr>
+          <w:rFonts w:ascii="Consolas" w:eastAsia="Times New Roman" w:hAnsi="Consolas" w:cs="Courier New"/>
+          <w:sz w:val="18"/>
+          <w:szCs w:val="18"/>
+          <w:lang w:eastAsia="ru-RU"/>
+        </w:rPr>
+        <w:t>dev</w:t>
+      </w:r>
+      <w:proofErr w:type="spellEnd"/>
+      <w:r>
+        <w:rPr>
+          <w:rFonts w:ascii="Segoe UI" w:eastAsia="Times New Roman" w:hAnsi="Segoe UI" w:cs="Segoe UI"/>
+          <w:sz w:val="20"/>
+          <w:szCs w:val="20"/>
+          <w:lang w:eastAsia="ru-RU"/>
+        </w:rPr>
+        <w:t> → </w:t>
+      </w:r>
+      <w:hyperlink r:id="rId6" w:tgtFrame="_blank" w:history="1">
+        <w:r>
+          <w:rPr>
+            <w:rFonts w:ascii="Segoe UI" w:eastAsia="Times New Roman" w:hAnsi="Segoe UI" w:cs="Segoe UI"/>
+            <w:color w:val="81A1C1"/>
+            <w:sz w:val="24"/>
+            <w:szCs w:val="24"/>
+            <w:u w:val="single"/>
+            <w:lang w:eastAsia="ru-RU"/>
+          </w:rPr>
+          <w:t>http://localhost:5173/</w:t>
+        </w:r>
+      </w:hyperlink>
+    </w:p>
+    <w:p>
+      <w:pPr>
+        <w:spacing w:before="240" w:after="240" w:line="240" w:lineRule="auto"/>
+        <w:rPr>
+          <w:rFonts w:ascii="Times New Roman" w:eastAsia="Times New Roman" w:hAnsi="Times New Roman" w:cs="Times New Roman"/>
+          <w:sz w:val="24"/>
+          <w:szCs w:val="24"/>
+          <w:lang w:eastAsia="ru-RU"/>
+        </w:rPr>
+      </w:pPr>
+      <w:r>
+        <w:rPr>
+          <w:rFonts w:ascii="Times New Roman" w:eastAsia="Times New Roman" w:hAnsi="Times New Roman" w:cs="Times New Roman"/>
+          <w:sz w:val="24"/>
+          <w:szCs w:val="24"/>
+          <w:lang w:eastAsia="ru-RU"/>
+        </w:rPr>
+        <w:pict>
+          <v:rect id="_x0000_i1040" style="width:0;height:1.5pt" o:hralign="center" o:hrstd="t" o:hr="t" fillcolor="#a0a0a0" stroked="f"/>
+        </w:pict>
+      </w:r>
+    </w:p>
+    <w:p>
+      <w:pPr>
+        <w:shd w:val="clear" w:color="auto" w:fill="181818"/>
+        <w:spacing w:before="90" w:after="90" w:line="240" w:lineRule="auto"/>
+        <w:rPr>
+          <w:rFonts w:ascii="Segoe UI" w:eastAsia="Times New Roman" w:hAnsi="Segoe UI" w:cs="Segoe UI"/>
+          <w:sz w:val="20"/>
+          <w:szCs w:val="20"/>
+          <w:lang w:eastAsia="ru-RU"/>
+        </w:rPr>
+      </w:pPr>
+      <w:r>
+        <w:rPr>
+          <w:rFonts w:ascii="Segoe UI" w:eastAsia="Times New Roman" w:hAnsi="Segoe UI" w:cs="Segoe UI"/>
+          <w:sz w:val="20"/>
+          <w:szCs w:val="20"/>
+          <w:lang w:eastAsia="ru-RU"/>
+        </w:rPr>
+        <w:t xml:space="preserve">Если нужно, могу </w:t>
+      </w:r>
+      <w:proofErr w:type="spellStart"/>
+      <w:r>
+        <w:rPr>
+          <w:rFonts w:ascii="Segoe UI" w:eastAsia="Times New Roman" w:hAnsi="Segoe UI" w:cs="Segoe UI"/>
+          <w:sz w:val="20"/>
+          <w:szCs w:val="20"/>
+          <w:lang w:eastAsia="ru-RU"/>
+        </w:rPr>
+        <w:t>донастроить</w:t>
+      </w:r>
+      <w:proofErr w:type="spellEnd"/>
+      <w:r>
+        <w:rPr>
+          <w:rFonts w:ascii="Segoe UI" w:eastAsia="Times New Roman" w:hAnsi="Segoe UI" w:cs="Segoe UI"/>
+          <w:sz w:val="20"/>
+          <w:szCs w:val="20"/>
+          <w:lang w:eastAsia="ru-RU"/>
+        </w:rPr>
+        <w:t>:</w:t>
+      </w:r>
+    </w:p>
+    <w:p>
+      <w:pPr>
+        <w:numPr>
+          <w:ilvl w:val="0"/>
+          <w:numId w:val="15"/>
+        </w:numPr>
+        <w:shd w:val="clear" w:color="auto" w:fill="181818"/>
+        <w:spacing w:before="100" w:beforeAutospacing="1" w:after="100" w:afterAutospacing="1" w:line="240" w:lineRule="auto"/>
+        <w:rPr>
+          <w:rFonts w:ascii="Segoe UI" w:eastAsia="Times New Roman" w:hAnsi="Segoe UI" w:cs="Segoe UI"/>
+          <w:sz w:val="20"/>
+          <w:szCs w:val="20"/>
+          <w:lang w:eastAsia="ru-RU"/>
+        </w:rPr>
+      </w:pPr>
+      <w:r>
+        <w:rPr>
+          <w:rFonts w:ascii="Segoe UI" w:eastAsia="Times New Roman" w:hAnsi="Segoe UI" w:cs="Segoe UI"/>
+          <w:sz w:val="20"/>
+          <w:szCs w:val="20"/>
+          <w:lang w:eastAsia="ru-RU"/>
+        </w:rPr>
+        <w:t>прыжок </w:t>
+      </w:r>
+      <w:r>
+        <w:rPr>
+          <w:rFonts w:ascii="Segoe UI" w:eastAsia="Times New Roman" w:hAnsi="Segoe UI" w:cs="Segoe UI"/>
+          <w:b/>
+          <w:bCs/>
+          <w:sz w:val="20"/>
+          <w:szCs w:val="20"/>
+          <w:lang w:eastAsia="ru-RU"/>
+        </w:rPr>
+        <w:t>в воздухе</w:t>
+      </w:r>
+      <w:r>
+        <w:rPr>
+          <w:rFonts w:ascii="Segoe UI" w:eastAsia="Times New Roman" w:hAnsi="Segoe UI" w:cs="Segoe UI"/>
+          <w:sz w:val="20"/>
+          <w:szCs w:val="20"/>
+          <w:lang w:eastAsia="ru-RU"/>
+        </w:rPr>
+        <w:t> (двойной прыжок),</w:t>
+      </w:r>
+    </w:p>
+    <w:p>
+      <w:pPr>
+        <w:numPr>
+          <w:ilvl w:val="0"/>
+          <w:numId w:val="15"/>
+        </w:numPr>
+        <w:shd w:val="clear" w:color="auto" w:fill="181818"/>
+        <w:spacing w:before="100" w:beforeAutospacing="1" w:after="100" w:afterAutospacing="1" w:line="240" w:lineRule="auto"/>
+        <w:rPr>
+          <w:rFonts w:ascii="Segoe UI" w:eastAsia="Times New Roman" w:hAnsi="Segoe UI" w:cs="Segoe UI"/>
+          <w:sz w:val="20"/>
+          <w:szCs w:val="20"/>
+          <w:lang w:eastAsia="ru-RU"/>
+        </w:rPr>
+      </w:pPr>
+      <w:r>
+        <w:rPr>
+          <w:rFonts w:ascii="Segoe UI" w:eastAsia="Times New Roman" w:hAnsi="Segoe UI" w:cs="Segoe UI"/>
+          <w:sz w:val="20"/>
+          <w:szCs w:val="20"/>
+          <w:lang w:eastAsia="ru-RU"/>
+        </w:rPr>
+        <w:t>вернуть </w:t>
+      </w:r>
+      <w:r>
+        <w:rPr>
+          <w:rFonts w:ascii="Segoe UI" w:eastAsia="Times New Roman" w:hAnsi="Segoe UI" w:cs="Segoe UI"/>
+          <w:b/>
+          <w:bCs/>
+          <w:sz w:val="20"/>
+          <w:szCs w:val="20"/>
+          <w:lang w:eastAsia="ru-RU"/>
+        </w:rPr>
+        <w:t>врагов</w:t>
+      </w:r>
+      <w:r>
+        <w:rPr>
+          <w:rFonts w:ascii="Segoe UI" w:eastAsia="Times New Roman" w:hAnsi="Segoe UI" w:cs="Segoe UI"/>
+          <w:sz w:val="20"/>
+          <w:szCs w:val="20"/>
+          <w:lang w:eastAsia="ru-RU"/>
+        </w:rPr>
+        <w:t>,</w:t>
+      </w:r>
+    </w:p>
+    <w:p>
+      <w:pPr>
+        <w:numPr>
+          <w:ilvl w:val="0"/>
+          <w:numId w:val="15"/>
+        </w:numPr>
+        <w:shd w:val="clear" w:color="auto" w:fill="181818"/>
+        <w:spacing w:before="100" w:beforeAutospacing="1" w:after="100" w:afterAutospacing="1" w:line="240" w:lineRule="auto"/>
+        <w:rPr>
+          <w:rFonts w:ascii="Segoe UI" w:eastAsia="Times New Roman" w:hAnsi="Segoe UI" w:cs="Segoe UI"/>
+          <w:sz w:val="20"/>
+          <w:szCs w:val="20"/>
+          <w:lang w:eastAsia="ru-RU"/>
+        </w:rPr>
+      </w:pPr>
+      <w:r>
+        <w:rPr>
+          <w:rFonts w:ascii="Segoe UI" w:eastAsia="Times New Roman" w:hAnsi="Segoe UI" w:cs="Segoe UI"/>
+          <w:sz w:val="20"/>
+          <w:szCs w:val="20"/>
+          <w:lang w:eastAsia="ru-RU"/>
+        </w:rPr>
+        <w:t>изменить число «ступенек» (сейчас 5).</w:t>
+      </w:r>
+    </w:p>
+    <w:p>
+      <w:pPr>
+        <w:pStyle w:val="1"/>
+      </w:pPr>
+      <w:r>
+        <w:t>еще давай поправим, не старт ноль, а немного ниже, иначе игра сразу же проиграна при открытии. поправь этот момент</w:t>
+      </w:r>
+    </w:p>
+    <w:p>
+      <w:pPr>
+        <w:shd w:val="clear" w:color="auto" w:fill="181818"/>
+        <w:spacing w:after="90" w:line="240" w:lineRule="auto"/>
+        <w:rPr>
+          <w:rFonts w:ascii="Segoe UI" w:eastAsia="Times New Roman" w:hAnsi="Segoe UI" w:cs="Segoe UI"/>
+          <w:sz w:val="20"/>
+          <w:szCs w:val="20"/>
+          <w:lang w:eastAsia="ru-RU"/>
+        </w:rPr>
+      </w:pPr>
+      <w:r>
+        <w:rPr>
+          <w:rFonts w:ascii="Segoe UI" w:eastAsia="Times New Roman" w:hAnsi="Segoe UI" w:cs="Segoe UI"/>
+          <w:sz w:val="20"/>
+          <w:szCs w:val="20"/>
+          <w:lang w:eastAsia="ru-RU"/>
+        </w:rPr>
+        <w:t>Готово. Линия проигрыша теперь </w:t>
+      </w:r>
+      <w:r>
+        <w:rPr>
+          <w:rFonts w:ascii="Segoe UI" w:eastAsia="Times New Roman" w:hAnsi="Segoe UI" w:cs="Segoe UI"/>
+          <w:b/>
+          <w:bCs/>
+          <w:sz w:val="20"/>
+          <w:szCs w:val="20"/>
+          <w:lang w:eastAsia="ru-RU"/>
+        </w:rPr>
+        <w:t>на 3 «ступеньки» ниже</w:t>
+      </w:r>
+      <w:r>
+        <w:rPr>
+          <w:rFonts w:ascii="Segoe UI" w:eastAsia="Times New Roman" w:hAnsi="Segoe UI" w:cs="Segoe UI"/>
+          <w:sz w:val="20"/>
+          <w:szCs w:val="20"/>
+          <w:lang w:eastAsia="ru-RU"/>
+        </w:rPr>
+        <w:t xml:space="preserve"> точки старта (~330 </w:t>
+      </w:r>
+      <w:proofErr w:type="spellStart"/>
+      <w:r>
+        <w:rPr>
+          <w:rFonts w:ascii="Segoe UI" w:eastAsia="Times New Roman" w:hAnsi="Segoe UI" w:cs="Segoe UI"/>
+          <w:sz w:val="20"/>
+          <w:szCs w:val="20"/>
+          <w:lang w:eastAsia="ru-RU"/>
+        </w:rPr>
+        <w:t>px</w:t>
+      </w:r>
+      <w:proofErr w:type="spellEnd"/>
+      <w:r>
+        <w:rPr>
+          <w:rFonts w:ascii="Segoe UI" w:eastAsia="Times New Roman" w:hAnsi="Segoe UI" w:cs="Segoe UI"/>
+          <w:sz w:val="20"/>
+          <w:szCs w:val="20"/>
+          <w:lang w:eastAsia="ru-RU"/>
+        </w:rPr>
+        <w:t>), а не на самом старте.</w:t>
+      </w:r>
+    </w:p>
+    <w:p>
+      <w:pPr>
+        <w:shd w:val="clear" w:color="auto" w:fill="181818"/>
+        <w:spacing w:before="90" w:after="90" w:line="240" w:lineRule="auto"/>
+        <w:rPr>
+          <w:rFonts w:ascii="Segoe UI" w:eastAsia="Times New Roman" w:hAnsi="Segoe UI" w:cs="Segoe UI"/>
+          <w:sz w:val="20"/>
+          <w:szCs w:val="20"/>
+          <w:lang w:eastAsia="ru-RU"/>
+        </w:rPr>
+      </w:pPr>
+      <w:r>
+        <w:rPr>
+          <w:rFonts w:ascii="Segoe UI" w:eastAsia="Times New Roman" w:hAnsi="Segoe UI" w:cs="Segoe UI"/>
+          <w:sz w:val="20"/>
+          <w:szCs w:val="20"/>
+          <w:lang w:eastAsia="ru-RU"/>
+        </w:rPr>
+        <w:t>Игрок может немного упасть в начале — игра не закончится сразу. Обновите </w:t>
+      </w:r>
+      <w:hyperlink r:id="rId7" w:tgtFrame="_blank" w:history="1">
+        <w:r>
+          <w:rPr>
+            <w:rFonts w:ascii="Segoe UI" w:eastAsia="Times New Roman" w:hAnsi="Segoe UI" w:cs="Segoe UI"/>
+            <w:color w:val="81A1C1"/>
+            <w:sz w:val="20"/>
+            <w:szCs w:val="20"/>
+            <w:u w:val="single"/>
+            <w:lang w:eastAsia="ru-RU"/>
+          </w:rPr>
+          <w:t>http://localhost:5173/</w:t>
+        </w:r>
+      </w:hyperlink>
+      <w:r>
+        <w:rPr>
+          <w:rFonts w:ascii="Segoe UI" w:eastAsia="Times New Roman" w:hAnsi="Segoe UI" w:cs="Segoe UI"/>
+          <w:sz w:val="20"/>
+          <w:szCs w:val="20"/>
+          <w:lang w:eastAsia="ru-RU"/>
+        </w:rPr>
+        <w:t> и проверьте.</w:t>
+      </w:r>
+    </w:p>
+    <w:p>
+      <w:pPr>
+        <w:shd w:val="clear" w:color="auto" w:fill="181818"/>
+        <w:spacing w:before="90" w:after="0" w:line="240" w:lineRule="auto"/>
+        <w:rPr>
+          <w:rFonts w:ascii="Segoe UI" w:eastAsia="Times New Roman" w:hAnsi="Segoe UI" w:cs="Segoe UI"/>
+          <w:sz w:val="20"/>
+          <w:szCs w:val="20"/>
+          <w:lang w:eastAsia="ru-RU"/>
+        </w:rPr>
+      </w:pPr>
+      <w:r>
+        <w:rPr>
+          <w:rFonts w:ascii="Segoe UI" w:eastAsia="Times New Roman" w:hAnsi="Segoe UI" w:cs="Segoe UI"/>
+          <w:sz w:val="20"/>
+          <w:szCs w:val="20"/>
+          <w:lang w:eastAsia="ru-RU"/>
+        </w:rPr>
+        <w:t>Если зона кажется слишком большой или маленькой — напишите, подстроим (например, 2 или 5 ступенек).</w:t>
+      </w:r>
+    </w:p>
+    <w:p>
+      <w:pPr>
+        <w:pStyle w:val="1"/>
+      </w:pPr>
+      <w:r>
+        <w:t>добавь легкую музыку в приложение. просто ненавязчивый красивый фон</w:t>
+      </w:r>
+    </w:p>
+    <w:p>
+      <w:pPr>
+        <w:pStyle w:val="1"/>
+        <w:rPr>
+          <w:rFonts w:ascii="Segoe UI" w:hAnsi="Segoe UI" w:cs="Segoe UI"/>
+          <w:sz w:val="20"/>
+          <w:szCs w:val="20"/>
+          <w:shd w:val="clear" w:color="auto" w:fill="181818"/>
+        </w:rPr>
+      </w:pPr>
+      <w:r>
+        <w:rPr>
+          <w:rFonts w:ascii="Segoe UI" w:hAnsi="Segoe UI" w:cs="Segoe UI"/>
+          <w:sz w:val="20"/>
+          <w:szCs w:val="20"/>
+          <w:shd w:val="clear" w:color="auto" w:fill="181818"/>
+        </w:rPr>
+        <w:t xml:space="preserve">Добавлю ненавязчивую фоновую музыку через </w:t>
+      </w:r>
+      <w:proofErr w:type="spellStart"/>
+      <w:r>
+        <w:rPr>
+          <w:rFonts w:ascii="Segoe UI" w:hAnsi="Segoe UI" w:cs="Segoe UI"/>
+          <w:sz w:val="20"/>
+          <w:szCs w:val="20"/>
+          <w:shd w:val="clear" w:color="auto" w:fill="181818"/>
+        </w:rPr>
+        <w:t>Web</w:t>
+      </w:r>
+      <w:proofErr w:type="spellEnd"/>
+      <w:r>
+        <w:rPr>
+          <w:rFonts w:ascii="Segoe UI" w:hAnsi="Segoe UI" w:cs="Segoe UI"/>
+          <w:sz w:val="20"/>
+          <w:szCs w:val="20"/>
+          <w:shd w:val="clear" w:color="auto" w:fill="181818"/>
+        </w:rPr>
+        <w:t xml:space="preserve"> </w:t>
+      </w:r>
+      <w:proofErr w:type="spellStart"/>
+      <w:r>
+        <w:rPr>
+          <w:rFonts w:ascii="Segoe UI" w:hAnsi="Segoe UI" w:cs="Segoe UI"/>
+          <w:sz w:val="20"/>
+          <w:szCs w:val="20"/>
+          <w:shd w:val="clear" w:color="auto" w:fill="181818"/>
+        </w:rPr>
+        <w:t>Audio</w:t>
+      </w:r>
+      <w:proofErr w:type="spellEnd"/>
+      <w:r>
+        <w:rPr>
+          <w:rFonts w:ascii="Segoe UI" w:hAnsi="Segoe UI" w:cs="Segoe UI"/>
+          <w:sz w:val="20"/>
+          <w:szCs w:val="20"/>
+          <w:shd w:val="clear" w:color="auto" w:fill="181818"/>
+        </w:rPr>
+        <w:t xml:space="preserve"> API — без тяжёлых аудиофайлов, с учётом настройки «Звук».</w:t>
+      </w:r>
+    </w:p>
+    <w:p>
+      <w:pPr>
+        <w:shd w:val="clear" w:color="auto" w:fill="181818"/>
+        <w:spacing w:after="90" w:line="240" w:lineRule="auto"/>
+        <w:rPr>
+          <w:rFonts w:ascii="Segoe UI" w:eastAsia="Times New Roman" w:hAnsi="Segoe UI" w:cs="Segoe UI"/>
+          <w:sz w:val="20"/>
+          <w:szCs w:val="20"/>
+          <w:lang w:eastAsia="ru-RU"/>
+        </w:rPr>
+      </w:pPr>
+      <w:r>
+        <w:rPr>
+          <w:rFonts w:ascii="Segoe UI" w:eastAsia="Times New Roman" w:hAnsi="Segoe UI" w:cs="Segoe UI"/>
+          <w:sz w:val="20"/>
+          <w:szCs w:val="20"/>
+          <w:lang w:eastAsia="ru-RU"/>
+        </w:rPr>
+        <w:t>Добавлена лёгкая фоновая музыка.</w:t>
+      </w:r>
+    </w:p>
+    <w:p>
+      <w:pPr>
+        <w:shd w:val="clear" w:color="auto" w:fill="181818"/>
+        <w:spacing w:before="300" w:after="150" w:line="240" w:lineRule="auto"/>
+        <w:outlineLvl w:val="1"/>
+        <w:rPr>
+          <w:rFonts w:ascii="Segoe UI" w:eastAsia="Times New Roman" w:hAnsi="Segoe UI" w:cs="Segoe UI"/>
+          <w:b/>
+          <w:bCs/>
+          <w:sz w:val="31"/>
+          <w:szCs w:val="31"/>
+          <w:lang w:eastAsia="ru-RU"/>
+        </w:rPr>
+      </w:pPr>
+      <w:r>
+        <w:rPr>
+          <w:rFonts w:ascii="Segoe UI" w:eastAsia="Times New Roman" w:hAnsi="Segoe UI" w:cs="Segoe UI"/>
+          <w:b/>
+          <w:bCs/>
+          <w:sz w:val="31"/>
+          <w:szCs w:val="31"/>
+          <w:lang w:eastAsia="ru-RU"/>
+        </w:rPr>
+        <w:t>Как это работает</w:t>
+      </w:r>
+    </w:p>
+    <w:p>
+      <w:pPr>
+        <w:numPr>
+          <w:ilvl w:val="0"/>
+          <w:numId w:val="16"/>
+        </w:numPr>
+        <w:shd w:val="clear" w:color="auto" w:fill="181818"/>
+        <w:spacing w:before="100" w:beforeAutospacing="1" w:after="100" w:afterAutospacing="1" w:line="240" w:lineRule="auto"/>
+        <w:rPr>
+          <w:rFonts w:ascii="Segoe UI" w:eastAsia="Times New Roman" w:hAnsi="Segoe UI" w:cs="Segoe UI"/>
+          <w:sz w:val="20"/>
+          <w:szCs w:val="20"/>
+          <w:lang w:eastAsia="ru-RU"/>
+        </w:rPr>
+      </w:pPr>
+      <w:r>
+        <w:rPr>
+          <w:rFonts w:ascii="Segoe UI" w:eastAsia="Times New Roman" w:hAnsi="Segoe UI" w:cs="Segoe UI"/>
+          <w:sz w:val="20"/>
+          <w:szCs w:val="20"/>
+          <w:lang w:eastAsia="ru-RU"/>
+        </w:rPr>
+        <w:t>Мягкий </w:t>
+      </w:r>
+      <w:proofErr w:type="spellStart"/>
+      <w:r>
+        <w:rPr>
+          <w:rFonts w:ascii="Segoe UI" w:eastAsia="Times New Roman" w:hAnsi="Segoe UI" w:cs="Segoe UI"/>
+          <w:b/>
+          <w:bCs/>
+          <w:sz w:val="20"/>
+          <w:szCs w:val="20"/>
+          <w:lang w:eastAsia="ru-RU"/>
+        </w:rPr>
+        <w:t>эмбиент</w:t>
+      </w:r>
+      <w:proofErr w:type="spellEnd"/>
+      <w:r>
+        <w:rPr>
+          <w:rFonts w:ascii="Segoe UI" w:eastAsia="Times New Roman" w:hAnsi="Segoe UI" w:cs="Segoe UI"/>
+          <w:sz w:val="20"/>
+          <w:szCs w:val="20"/>
+          <w:lang w:eastAsia="ru-RU"/>
+        </w:rPr>
+        <w:t xml:space="preserve"> (спокойные аккорды, низкая громкость) — генерируется через </w:t>
+      </w:r>
+      <w:proofErr w:type="spellStart"/>
+      <w:r>
+        <w:rPr>
+          <w:rFonts w:ascii="Segoe UI" w:eastAsia="Times New Roman" w:hAnsi="Segoe UI" w:cs="Segoe UI"/>
+          <w:sz w:val="20"/>
+          <w:szCs w:val="20"/>
+          <w:lang w:eastAsia="ru-RU"/>
+        </w:rPr>
+        <w:t>Web</w:t>
+      </w:r>
+      <w:proofErr w:type="spellEnd"/>
+      <w:r>
+        <w:rPr>
+          <w:rFonts w:ascii="Segoe UI" w:eastAsia="Times New Roman" w:hAnsi="Segoe UI" w:cs="Segoe UI"/>
+          <w:sz w:val="20"/>
+          <w:szCs w:val="20"/>
+          <w:lang w:eastAsia="ru-RU"/>
+        </w:rPr>
+        <w:t xml:space="preserve"> </w:t>
+      </w:r>
+      <w:proofErr w:type="spellStart"/>
+      <w:r>
+        <w:rPr>
+          <w:rFonts w:ascii="Segoe UI" w:eastAsia="Times New Roman" w:hAnsi="Segoe UI" w:cs="Segoe UI"/>
+          <w:sz w:val="20"/>
+          <w:szCs w:val="20"/>
+          <w:lang w:eastAsia="ru-RU"/>
+        </w:rPr>
+        <w:t>Audio</w:t>
+      </w:r>
+      <w:proofErr w:type="spellEnd"/>
+      <w:r>
+        <w:rPr>
+          <w:rFonts w:ascii="Segoe UI" w:eastAsia="Times New Roman" w:hAnsi="Segoe UI" w:cs="Segoe UI"/>
+          <w:sz w:val="20"/>
+          <w:szCs w:val="20"/>
+          <w:lang w:eastAsia="ru-RU"/>
+        </w:rPr>
+        <w:t xml:space="preserve"> API, </w:t>
+      </w:r>
+      <w:r>
+        <w:rPr>
+          <w:rFonts w:ascii="Segoe UI" w:eastAsia="Times New Roman" w:hAnsi="Segoe UI" w:cs="Segoe UI"/>
+          <w:b/>
+          <w:bCs/>
+          <w:sz w:val="20"/>
+          <w:szCs w:val="20"/>
+          <w:lang w:eastAsia="ru-RU"/>
+        </w:rPr>
+        <w:t>без отдельных mp3</w:t>
+      </w:r>
+      <w:r>
+        <w:rPr>
+          <w:rFonts w:ascii="Segoe UI" w:eastAsia="Times New Roman" w:hAnsi="Segoe UI" w:cs="Segoe UI"/>
+          <w:sz w:val="20"/>
+          <w:szCs w:val="20"/>
+          <w:lang w:eastAsia="ru-RU"/>
+        </w:rPr>
+        <w:t> (размер приложения почти не растёт).</w:t>
+      </w:r>
+    </w:p>
+    <w:p>
+      <w:pPr>
+        <w:numPr>
+          <w:ilvl w:val="0"/>
+          <w:numId w:val="16"/>
+        </w:numPr>
+        <w:shd w:val="clear" w:color="auto" w:fill="181818"/>
+        <w:spacing w:before="100" w:beforeAutospacing="1" w:after="100" w:afterAutospacing="1" w:line="240" w:lineRule="auto"/>
+        <w:rPr>
+          <w:rFonts w:ascii="Segoe UI" w:eastAsia="Times New Roman" w:hAnsi="Segoe UI" w:cs="Segoe UI"/>
+          <w:sz w:val="20"/>
+          <w:szCs w:val="20"/>
+          <w:lang w:eastAsia="ru-RU"/>
+        </w:rPr>
+      </w:pPr>
+      <w:r>
+        <w:rPr>
+          <w:rFonts w:ascii="Segoe UI" w:eastAsia="Times New Roman" w:hAnsi="Segoe UI" w:cs="Segoe UI"/>
+          <w:sz w:val="20"/>
+          <w:szCs w:val="20"/>
+          <w:lang w:eastAsia="ru-RU"/>
+        </w:rPr>
+        <w:t>Музыка </w:t>
+      </w:r>
+      <w:r>
+        <w:rPr>
+          <w:rFonts w:ascii="Segoe UI" w:eastAsia="Times New Roman" w:hAnsi="Segoe UI" w:cs="Segoe UI"/>
+          <w:b/>
+          <w:bCs/>
+          <w:sz w:val="20"/>
+          <w:szCs w:val="20"/>
+          <w:lang w:eastAsia="ru-RU"/>
+        </w:rPr>
+        <w:t>включается после первого нажатия</w:t>
+      </w:r>
+      <w:r>
+        <w:rPr>
+          <w:rFonts w:ascii="Segoe UI" w:eastAsia="Times New Roman" w:hAnsi="Segoe UI" w:cs="Segoe UI"/>
+          <w:sz w:val="20"/>
+          <w:szCs w:val="20"/>
+          <w:lang w:eastAsia="ru-RU"/>
+        </w:rPr>
+        <w:t xml:space="preserve"> на экран (требование браузеров и </w:t>
+      </w:r>
+      <w:proofErr w:type="spellStart"/>
+      <w:r>
+        <w:rPr>
+          <w:rFonts w:ascii="Segoe UI" w:eastAsia="Times New Roman" w:hAnsi="Segoe UI" w:cs="Segoe UI"/>
+          <w:sz w:val="20"/>
+          <w:szCs w:val="20"/>
+          <w:lang w:eastAsia="ru-RU"/>
+        </w:rPr>
+        <w:t>Telegram</w:t>
+      </w:r>
+      <w:proofErr w:type="spellEnd"/>
+      <w:r>
+        <w:rPr>
+          <w:rFonts w:ascii="Segoe UI" w:eastAsia="Times New Roman" w:hAnsi="Segoe UI" w:cs="Segoe UI"/>
+          <w:sz w:val="20"/>
+          <w:szCs w:val="20"/>
+          <w:lang w:eastAsia="ru-RU"/>
+        </w:rPr>
+        <w:t>).</w:t>
+      </w:r>
+    </w:p>
+    <w:p>
+      <w:pPr>
+        <w:numPr>
+          <w:ilvl w:val="0"/>
+          <w:numId w:val="16"/>
+        </w:numPr>
+        <w:shd w:val="clear" w:color="auto" w:fill="181818"/>
+        <w:spacing w:before="100" w:beforeAutospacing="1" w:after="100" w:afterAutospacing="1" w:line="240" w:lineRule="auto"/>
+        <w:rPr>
+          <w:rFonts w:ascii="Segoe UI" w:eastAsia="Times New Roman" w:hAnsi="Segoe UI" w:cs="Segoe UI"/>
+          <w:sz w:val="20"/>
+          <w:szCs w:val="20"/>
+          <w:lang w:eastAsia="ru-RU"/>
+        </w:rPr>
+      </w:pPr>
+      <w:r>
+        <w:rPr>
+          <w:rFonts w:ascii="Segoe UI" w:eastAsia="Times New Roman" w:hAnsi="Segoe UI" w:cs="Segoe UI"/>
+          <w:sz w:val="20"/>
+          <w:szCs w:val="20"/>
+          <w:lang w:eastAsia="ru-RU"/>
+        </w:rPr>
+        <w:t>В </w:t>
+      </w:r>
+      <w:r>
+        <w:rPr>
+          <w:rFonts w:ascii="Segoe UI" w:eastAsia="Times New Roman" w:hAnsi="Segoe UI" w:cs="Segoe UI"/>
+          <w:b/>
+          <w:bCs/>
+          <w:sz w:val="20"/>
+          <w:szCs w:val="20"/>
+          <w:lang w:eastAsia="ru-RU"/>
+        </w:rPr>
+        <w:t>Настройках → Звук: ВЫКЛ</w:t>
+      </w:r>
+      <w:r>
+        <w:rPr>
+          <w:rFonts w:ascii="Segoe UI" w:eastAsia="Times New Roman" w:hAnsi="Segoe UI" w:cs="Segoe UI"/>
+          <w:sz w:val="20"/>
+          <w:szCs w:val="20"/>
+          <w:lang w:eastAsia="ru-RU"/>
+        </w:rPr>
+        <w:t> музыка отключается.</w:t>
+      </w:r>
+    </w:p>
+    <w:p>
+      <w:pPr>
+        <w:numPr>
+          <w:ilvl w:val="0"/>
+          <w:numId w:val="16"/>
+        </w:numPr>
+        <w:shd w:val="clear" w:color="auto" w:fill="181818"/>
+        <w:spacing w:before="100" w:beforeAutospacing="1" w:after="100" w:afterAutospacing="1" w:line="240" w:lineRule="auto"/>
+        <w:rPr>
+          <w:rFonts w:ascii="Segoe UI" w:eastAsia="Times New Roman" w:hAnsi="Segoe UI" w:cs="Segoe UI"/>
+          <w:sz w:val="20"/>
+          <w:szCs w:val="20"/>
+          <w:lang w:eastAsia="ru-RU"/>
+        </w:rPr>
+      </w:pPr>
+      <w:r>
+        <w:rPr>
+          <w:rFonts w:ascii="Segoe UI" w:eastAsia="Times New Roman" w:hAnsi="Segoe UI" w:cs="Segoe UI"/>
+          <w:sz w:val="20"/>
+          <w:szCs w:val="20"/>
+          <w:lang w:eastAsia="ru-RU"/>
+        </w:rPr>
+        <w:t>При </w:t>
+      </w:r>
+      <w:r>
+        <w:rPr>
+          <w:rFonts w:ascii="Segoe UI" w:eastAsia="Times New Roman" w:hAnsi="Segoe UI" w:cs="Segoe UI"/>
+          <w:b/>
+          <w:bCs/>
+          <w:sz w:val="20"/>
+          <w:szCs w:val="20"/>
+          <w:lang w:eastAsia="ru-RU"/>
+        </w:rPr>
+        <w:t>паузе</w:t>
+      </w:r>
+      <w:r>
+        <w:rPr>
+          <w:rFonts w:ascii="Segoe UI" w:eastAsia="Times New Roman" w:hAnsi="Segoe UI" w:cs="Segoe UI"/>
+          <w:sz w:val="20"/>
+          <w:szCs w:val="20"/>
+          <w:lang w:eastAsia="ru-RU"/>
+        </w:rPr>
+        <w:t> в игре громкость чуть приглушается.</w:t>
+      </w:r>
+    </w:p>
+    <w:p>
+      <w:pPr>
+        <w:shd w:val="clear" w:color="auto" w:fill="181818"/>
+        <w:spacing w:before="300" w:after="150" w:line="240" w:lineRule="auto"/>
+        <w:outlineLvl w:val="1"/>
+        <w:rPr>
+          <w:rFonts w:ascii="Segoe UI" w:eastAsia="Times New Roman" w:hAnsi="Segoe UI" w:cs="Segoe UI"/>
+          <w:b/>
+          <w:bCs/>
+          <w:sz w:val="31"/>
+          <w:szCs w:val="31"/>
+          <w:lang w:eastAsia="ru-RU"/>
+        </w:rPr>
+      </w:pPr>
+      <w:r>
+        <w:rPr>
+          <w:rFonts w:ascii="Segoe UI" w:eastAsia="Times New Roman" w:hAnsi="Segoe UI" w:cs="Segoe UI"/>
+          <w:b/>
+          <w:bCs/>
+          <w:sz w:val="31"/>
+          <w:szCs w:val="31"/>
+          <w:lang w:eastAsia="ru-RU"/>
+        </w:rPr>
+        <w:lastRenderedPageBreak/>
+        <w:t>Как проверить</w:t>
+      </w:r>
+    </w:p>
+    <w:p>
+      <w:pPr>
+        <w:numPr>
+          <w:ilvl w:val="0"/>
+          <w:numId w:val="17"/>
+        </w:numPr>
+        <w:shd w:val="clear" w:color="auto" w:fill="181818"/>
+        <w:spacing w:before="100" w:beforeAutospacing="1" w:after="100" w:afterAutospacing="1" w:line="240" w:lineRule="auto"/>
+        <w:rPr>
+          <w:rFonts w:ascii="Segoe UI" w:eastAsia="Times New Roman" w:hAnsi="Segoe UI" w:cs="Segoe UI"/>
+          <w:sz w:val="20"/>
+          <w:szCs w:val="20"/>
+          <w:lang w:eastAsia="ru-RU"/>
+        </w:rPr>
+      </w:pPr>
+      <w:r>
+        <w:rPr>
+          <w:rFonts w:ascii="Segoe UI" w:eastAsia="Times New Roman" w:hAnsi="Segoe UI" w:cs="Segoe UI"/>
+          <w:sz w:val="20"/>
+          <w:szCs w:val="20"/>
+          <w:lang w:eastAsia="ru-RU"/>
+        </w:rPr>
+        <w:t>Откройте </w:t>
+      </w:r>
+      <w:hyperlink r:id="rId8" w:tgtFrame="_blank" w:history="1">
+        <w:r>
+          <w:rPr>
+            <w:rFonts w:ascii="Segoe UI" w:eastAsia="Times New Roman" w:hAnsi="Segoe UI" w:cs="Segoe UI"/>
+            <w:color w:val="81A1C1"/>
+            <w:sz w:val="20"/>
+            <w:szCs w:val="20"/>
+            <w:u w:val="single"/>
+            <w:lang w:eastAsia="ru-RU"/>
+          </w:rPr>
+          <w:t>http://localhost:5173/</w:t>
+        </w:r>
+      </w:hyperlink>
+    </w:p>
+    <w:p>
+      <w:pPr>
+        <w:numPr>
+          <w:ilvl w:val="0"/>
+          <w:numId w:val="17"/>
+        </w:numPr>
+        <w:shd w:val="clear" w:color="auto" w:fill="181818"/>
+        <w:spacing w:before="100" w:beforeAutospacing="1" w:after="100" w:afterAutospacing="1" w:line="240" w:lineRule="auto"/>
+        <w:rPr>
+          <w:rFonts w:ascii="Segoe UI" w:eastAsia="Times New Roman" w:hAnsi="Segoe UI" w:cs="Segoe UI"/>
+          <w:sz w:val="20"/>
+          <w:szCs w:val="20"/>
+          <w:lang w:eastAsia="ru-RU"/>
+        </w:rPr>
+      </w:pPr>
+      <w:r>
+        <w:rPr>
+          <w:rFonts w:ascii="Segoe UI" w:eastAsia="Times New Roman" w:hAnsi="Segoe UI" w:cs="Segoe UI"/>
+          <w:sz w:val="20"/>
+          <w:szCs w:val="20"/>
+          <w:lang w:eastAsia="ru-RU"/>
+        </w:rPr>
+        <w:t xml:space="preserve">Нажмите </w:t>
+      </w:r>
+      <w:proofErr w:type="spellStart"/>
+      <w:r>
+        <w:rPr>
+          <w:rFonts w:ascii="Segoe UI" w:eastAsia="Times New Roman" w:hAnsi="Segoe UI" w:cs="Segoe UI"/>
+          <w:sz w:val="20"/>
+          <w:szCs w:val="20"/>
+          <w:lang w:eastAsia="ru-RU"/>
+        </w:rPr>
+        <w:t>anywhere</w:t>
+      </w:r>
+      <w:proofErr w:type="spellEnd"/>
+      <w:r>
+        <w:rPr>
+          <w:rFonts w:ascii="Segoe UI" w:eastAsia="Times New Roman" w:hAnsi="Segoe UI" w:cs="Segoe UI"/>
+          <w:sz w:val="20"/>
+          <w:szCs w:val="20"/>
+          <w:lang w:eastAsia="ru-RU"/>
+        </w:rPr>
+        <w:t xml:space="preserve"> на меню или </w:t>
+      </w:r>
+      <w:r>
+        <w:rPr>
+          <w:rFonts w:ascii="Segoe UI" w:eastAsia="Times New Roman" w:hAnsi="Segoe UI" w:cs="Segoe UI"/>
+          <w:b/>
+          <w:bCs/>
+          <w:sz w:val="20"/>
+          <w:szCs w:val="20"/>
+          <w:lang w:eastAsia="ru-RU"/>
+        </w:rPr>
+        <w:t>ИГРАТЬ</w:t>
+      </w:r>
+    </w:p>
+    <w:p>
+      <w:pPr>
+        <w:numPr>
+          <w:ilvl w:val="0"/>
+          <w:numId w:val="17"/>
+        </w:numPr>
+        <w:shd w:val="clear" w:color="auto" w:fill="181818"/>
+        <w:spacing w:before="100" w:beforeAutospacing="1" w:after="100" w:afterAutospacing="1" w:line="240" w:lineRule="auto"/>
+        <w:rPr>
+          <w:rFonts w:ascii="Segoe UI" w:eastAsia="Times New Roman" w:hAnsi="Segoe UI" w:cs="Segoe UI"/>
+          <w:sz w:val="20"/>
+          <w:szCs w:val="20"/>
+          <w:lang w:eastAsia="ru-RU"/>
+        </w:rPr>
+      </w:pPr>
+      <w:r>
+        <w:rPr>
+          <w:rFonts w:ascii="Segoe UI" w:eastAsia="Times New Roman" w:hAnsi="Segoe UI" w:cs="Segoe UI"/>
+          <w:sz w:val="20"/>
+          <w:szCs w:val="20"/>
+          <w:lang w:eastAsia="ru-RU"/>
+        </w:rPr>
+        <w:t>Должен появиться тихий фоновый звук</w:t>
+      </w:r>
+    </w:p>
+    <w:p>
+      <w:pPr>
+        <w:shd w:val="clear" w:color="auto" w:fill="181818"/>
+        <w:spacing w:before="90" w:after="90" w:line="240" w:lineRule="auto"/>
+        <w:rPr>
+          <w:rFonts w:ascii="Segoe UI" w:eastAsia="Times New Roman" w:hAnsi="Segoe UI" w:cs="Segoe UI"/>
+          <w:sz w:val="20"/>
+          <w:szCs w:val="20"/>
+          <w:lang w:eastAsia="ru-RU"/>
+        </w:rPr>
+      </w:pPr>
+      <w:r>
+        <w:rPr>
+          <w:rFonts w:ascii="Segoe UI" w:eastAsia="Times New Roman" w:hAnsi="Segoe UI" w:cs="Segoe UI"/>
+          <w:sz w:val="20"/>
+          <w:szCs w:val="20"/>
+          <w:lang w:eastAsia="ru-RU"/>
+        </w:rPr>
+        <w:t>Если звука нет — проверьте громкость устройства и что в настройках игры </w:t>
+      </w:r>
+      <w:r>
+        <w:rPr>
+          <w:rFonts w:ascii="Segoe UI" w:eastAsia="Times New Roman" w:hAnsi="Segoe UI" w:cs="Segoe UI"/>
+          <w:b/>
+          <w:bCs/>
+          <w:sz w:val="20"/>
+          <w:szCs w:val="20"/>
+          <w:lang w:eastAsia="ru-RU"/>
+        </w:rPr>
+        <w:t>Звук: ВКЛ</w:t>
+      </w:r>
+      <w:r>
+        <w:rPr>
+          <w:rFonts w:ascii="Segoe UI" w:eastAsia="Times New Roman" w:hAnsi="Segoe UI" w:cs="Segoe UI"/>
+          <w:sz w:val="20"/>
+          <w:szCs w:val="20"/>
+          <w:lang w:eastAsia="ru-RU"/>
+        </w:rPr>
+        <w:t>.</w:t>
+      </w:r>
+    </w:p>
+    <w:p>
+      <w:pPr>
+        <w:pStyle w:val="1"/>
+      </w:pPr>
+      <w:r>
+        <w:t xml:space="preserve">мы внесли несколько правок, давай сразу их все выложим на </w:t>
+      </w:r>
+      <w:proofErr w:type="spellStart"/>
+      <w:r>
+        <w:t>vercel</w:t>
+      </w:r>
+      <w:proofErr w:type="spellEnd"/>
+    </w:p>
+    <w:p>
+      <w:pPr>
+        <w:shd w:val="clear" w:color="auto" w:fill="181818"/>
+        <w:spacing w:after="90" w:line="240" w:lineRule="auto"/>
+        <w:rPr>
+          <w:rFonts w:ascii="Segoe UI" w:eastAsia="Times New Roman" w:hAnsi="Segoe UI" w:cs="Segoe UI"/>
+          <w:sz w:val="20"/>
+          <w:szCs w:val="20"/>
+          <w:lang w:eastAsia="ru-RU"/>
+        </w:rPr>
+      </w:pPr>
+      <w:r>
+        <w:rPr>
+          <w:rFonts w:ascii="Segoe UI" w:eastAsia="Times New Roman" w:hAnsi="Segoe UI" w:cs="Segoe UI"/>
+          <w:sz w:val="20"/>
+          <w:szCs w:val="20"/>
+          <w:lang w:eastAsia="ru-RU"/>
+        </w:rPr>
+        <w:t xml:space="preserve">Все правки отправлены на </w:t>
+      </w:r>
+      <w:proofErr w:type="spellStart"/>
+      <w:r>
+        <w:rPr>
+          <w:rFonts w:ascii="Segoe UI" w:eastAsia="Times New Roman" w:hAnsi="Segoe UI" w:cs="Segoe UI"/>
+          <w:sz w:val="20"/>
+          <w:szCs w:val="20"/>
+          <w:lang w:eastAsia="ru-RU"/>
+        </w:rPr>
+        <w:t>GitHub</w:t>
+      </w:r>
+      <w:proofErr w:type="spellEnd"/>
+      <w:r>
+        <w:rPr>
+          <w:rFonts w:ascii="Segoe UI" w:eastAsia="Times New Roman" w:hAnsi="Segoe UI" w:cs="Segoe UI"/>
+          <w:sz w:val="20"/>
+          <w:szCs w:val="20"/>
+          <w:lang w:eastAsia="ru-RU"/>
+        </w:rPr>
+        <w:t xml:space="preserve"> — </w:t>
+      </w:r>
+      <w:proofErr w:type="spellStart"/>
+      <w:r>
+        <w:rPr>
+          <w:rFonts w:ascii="Segoe UI" w:eastAsia="Times New Roman" w:hAnsi="Segoe UI" w:cs="Segoe UI"/>
+          <w:sz w:val="20"/>
+          <w:szCs w:val="20"/>
+          <w:lang w:eastAsia="ru-RU"/>
+        </w:rPr>
+        <w:t>Vercel</w:t>
+      </w:r>
+      <w:proofErr w:type="spellEnd"/>
+      <w:r>
+        <w:rPr>
+          <w:rFonts w:ascii="Segoe UI" w:eastAsia="Times New Roman" w:hAnsi="Segoe UI" w:cs="Segoe UI"/>
+          <w:sz w:val="20"/>
+          <w:szCs w:val="20"/>
+          <w:lang w:eastAsia="ru-RU"/>
+        </w:rPr>
+        <w:t xml:space="preserve"> сейчас автоматически пересоберёт приложение.</w:t>
+      </w:r>
+    </w:p>
+    <w:p>
+      <w:pPr>
+        <w:shd w:val="clear" w:color="auto" w:fill="181818"/>
+        <w:spacing w:before="300" w:after="150" w:line="240" w:lineRule="auto"/>
+        <w:outlineLvl w:val="1"/>
+        <w:rPr>
+          <w:rFonts w:ascii="Segoe UI" w:eastAsia="Times New Roman" w:hAnsi="Segoe UI" w:cs="Segoe UI"/>
+          <w:b/>
+          <w:bCs/>
+          <w:sz w:val="31"/>
+          <w:szCs w:val="31"/>
+          <w:lang w:val="en-US" w:eastAsia="ru-RU"/>
+        </w:rPr>
+      </w:pPr>
+      <w:r>
+        <w:rPr>
+          <w:rFonts w:ascii="Segoe UI" w:eastAsia="Times New Roman" w:hAnsi="Segoe UI" w:cs="Segoe UI"/>
+          <w:b/>
+          <w:bCs/>
+          <w:sz w:val="31"/>
+          <w:szCs w:val="31"/>
+          <w:lang w:eastAsia="ru-RU"/>
+        </w:rPr>
+        <w:t>Что</w:t>
+      </w:r>
+      <w:r>
+        <w:rPr>
+          <w:rFonts w:ascii="Segoe UI" w:eastAsia="Times New Roman" w:hAnsi="Segoe UI" w:cs="Segoe UI"/>
+          <w:b/>
+          <w:bCs/>
+          <w:sz w:val="31"/>
+          <w:szCs w:val="31"/>
+          <w:lang w:val="en-US" w:eastAsia="ru-RU"/>
+        </w:rPr>
+        <w:t xml:space="preserve"> </w:t>
+      </w:r>
+      <w:r>
+        <w:rPr>
+          <w:rFonts w:ascii="Segoe UI" w:eastAsia="Times New Roman" w:hAnsi="Segoe UI" w:cs="Segoe UI"/>
+          <w:b/>
+          <w:bCs/>
+          <w:sz w:val="31"/>
+          <w:szCs w:val="31"/>
+          <w:lang w:eastAsia="ru-RU"/>
+        </w:rPr>
+        <w:t>сделано</w:t>
+      </w:r>
+    </w:p>
+    <w:p>
+      <w:pPr>
+        <w:shd w:val="clear" w:color="auto" w:fill="181818"/>
+        <w:spacing w:after="0" w:line="300" w:lineRule="atLeast"/>
+        <w:rPr>
+          <w:rFonts w:ascii="Consolas" w:eastAsia="Times New Roman" w:hAnsi="Consolas" w:cs="Segoe UI"/>
+          <w:sz w:val="18"/>
+          <w:szCs w:val="18"/>
+          <w:lang w:val="en-US" w:eastAsia="ru-RU"/>
+        </w:rPr>
+      </w:pPr>
+      <w:proofErr w:type="spellStart"/>
+      <w:r>
+        <w:rPr>
+          <w:rFonts w:ascii="Consolas" w:eastAsia="Times New Roman" w:hAnsi="Consolas" w:cs="Segoe UI"/>
+          <w:sz w:val="18"/>
+          <w:szCs w:val="18"/>
+          <w:lang w:val="en-US" w:eastAsia="ru-RU"/>
+        </w:rPr>
+        <w:t>git</w:t>
+      </w:r>
+      <w:proofErr w:type="spellEnd"/>
+      <w:r>
+        <w:rPr>
+          <w:rFonts w:ascii="Consolas" w:eastAsia="Times New Roman" w:hAnsi="Consolas" w:cs="Segoe UI"/>
+          <w:sz w:val="18"/>
+          <w:szCs w:val="18"/>
+          <w:lang w:val="en-US" w:eastAsia="ru-RU"/>
+        </w:rPr>
+        <w:t xml:space="preserve"> </w:t>
+      </w:r>
+      <w:proofErr w:type="gramStart"/>
+      <w:r>
+        <w:rPr>
+          <w:rFonts w:ascii="Consolas" w:eastAsia="Times New Roman" w:hAnsi="Consolas" w:cs="Segoe UI"/>
+          <w:sz w:val="18"/>
+          <w:szCs w:val="18"/>
+          <w:lang w:val="en-US" w:eastAsia="ru-RU"/>
+        </w:rPr>
+        <w:t>add .</w:t>
+      </w:r>
+      <w:proofErr w:type="gramEnd"/>
+    </w:p>
+    <w:p>
+      <w:pPr>
+        <w:shd w:val="clear" w:color="auto" w:fill="181818"/>
+        <w:spacing w:after="0" w:line="300" w:lineRule="atLeast"/>
+        <w:rPr>
+          <w:rFonts w:ascii="Consolas" w:eastAsia="Times New Roman" w:hAnsi="Consolas" w:cs="Segoe UI"/>
+          <w:sz w:val="18"/>
+          <w:szCs w:val="18"/>
+          <w:lang w:val="en-US" w:eastAsia="ru-RU"/>
+        </w:rPr>
+      </w:pPr>
+      <w:proofErr w:type="spellStart"/>
+      <w:r>
+        <w:rPr>
+          <w:rFonts w:ascii="Consolas" w:eastAsia="Times New Roman" w:hAnsi="Consolas" w:cs="Segoe UI"/>
+          <w:sz w:val="18"/>
+          <w:szCs w:val="18"/>
+          <w:lang w:val="en-US" w:eastAsia="ru-RU"/>
+        </w:rPr>
+        <w:t>git</w:t>
+      </w:r>
+      <w:proofErr w:type="spellEnd"/>
+      <w:r>
+        <w:rPr>
+          <w:rFonts w:ascii="Consolas" w:eastAsia="Times New Roman" w:hAnsi="Consolas" w:cs="Segoe UI"/>
+          <w:sz w:val="18"/>
+          <w:szCs w:val="18"/>
+          <w:lang w:val="en-US" w:eastAsia="ru-RU"/>
+        </w:rPr>
+        <w:t xml:space="preserve"> commit -m "Gameplay: tap jump, fall game over, background music"</w:t>
+      </w:r>
+    </w:p>
+    <w:p>
+      <w:pPr>
+        <w:shd w:val="clear" w:color="auto" w:fill="181818"/>
+        <w:spacing w:after="120" w:line="300" w:lineRule="atLeast"/>
+        <w:rPr>
+          <w:rFonts w:ascii="Consolas" w:eastAsia="Times New Roman" w:hAnsi="Consolas" w:cs="Segoe UI"/>
+          <w:sz w:val="18"/>
+          <w:szCs w:val="18"/>
+          <w:lang w:val="en-US" w:eastAsia="ru-RU"/>
+        </w:rPr>
+      </w:pPr>
+      <w:proofErr w:type="spellStart"/>
+      <w:r>
+        <w:rPr>
+          <w:rFonts w:ascii="Consolas" w:eastAsia="Times New Roman" w:hAnsi="Consolas" w:cs="Segoe UI"/>
+          <w:sz w:val="18"/>
+          <w:szCs w:val="18"/>
+          <w:lang w:val="en-US" w:eastAsia="ru-RU"/>
+        </w:rPr>
+        <w:t>git</w:t>
+      </w:r>
+      <w:proofErr w:type="spellEnd"/>
+      <w:r>
+        <w:rPr>
+          <w:rFonts w:ascii="Consolas" w:eastAsia="Times New Roman" w:hAnsi="Consolas" w:cs="Segoe UI"/>
+          <w:sz w:val="18"/>
+          <w:szCs w:val="18"/>
+          <w:lang w:val="en-US" w:eastAsia="ru-RU"/>
+        </w:rPr>
+        <w:t xml:space="preserve"> push origin main</w:t>
+      </w:r>
+    </w:p>
+    <w:p>
+      <w:pPr>
+        <w:shd w:val="clear" w:color="auto" w:fill="181818"/>
+        <w:spacing w:before="90" w:after="90" w:line="240" w:lineRule="auto"/>
+        <w:rPr>
+          <w:rFonts w:ascii="Segoe UI" w:eastAsia="Times New Roman" w:hAnsi="Segoe UI" w:cs="Segoe UI"/>
+          <w:sz w:val="20"/>
+          <w:szCs w:val="20"/>
+          <w:lang w:val="en-US" w:eastAsia="ru-RU"/>
+        </w:rPr>
+      </w:pPr>
+      <w:proofErr w:type="spellStart"/>
+      <w:r>
+        <w:rPr>
+          <w:rFonts w:ascii="Segoe UI" w:eastAsia="Times New Roman" w:hAnsi="Segoe UI" w:cs="Segoe UI"/>
+          <w:b/>
+          <w:bCs/>
+          <w:sz w:val="20"/>
+          <w:szCs w:val="20"/>
+          <w:lang w:eastAsia="ru-RU"/>
+        </w:rPr>
+        <w:t>Репозиторий</w:t>
+      </w:r>
+      <w:proofErr w:type="spellEnd"/>
+      <w:r>
+        <w:rPr>
+          <w:rFonts w:ascii="Segoe UI" w:eastAsia="Times New Roman" w:hAnsi="Segoe UI" w:cs="Segoe UI"/>
+          <w:b/>
+          <w:bCs/>
+          <w:sz w:val="20"/>
+          <w:szCs w:val="20"/>
+          <w:lang w:val="en-US" w:eastAsia="ru-RU"/>
+        </w:rPr>
+        <w:t>:</w:t>
+      </w:r>
+      <w:r>
+        <w:rPr>
+          <w:rFonts w:ascii="Segoe UI" w:eastAsia="Times New Roman" w:hAnsi="Segoe UI" w:cs="Segoe UI"/>
+          <w:sz w:val="20"/>
+          <w:szCs w:val="20"/>
+          <w:lang w:val="en-US" w:eastAsia="ru-RU"/>
+        </w:rPr>
+        <w:t> </w:t>
+      </w:r>
+      <w:hyperlink r:id="rId9" w:tgtFrame="_blank" w:history="1">
+        <w:r>
+          <w:rPr>
+            <w:rFonts w:ascii="Segoe UI" w:eastAsia="Times New Roman" w:hAnsi="Segoe UI" w:cs="Segoe UI"/>
+            <w:color w:val="81A1C1"/>
+            <w:sz w:val="20"/>
+            <w:szCs w:val="20"/>
+            <w:u w:val="single"/>
+            <w:lang w:val="en-US" w:eastAsia="ru-RU"/>
+          </w:rPr>
+          <w:t>https://github.com/deshem/gravity-flip-telegram</w:t>
+        </w:r>
+      </w:hyperlink>
+    </w:p>
+    <w:p>
+      <w:pPr>
+        <w:shd w:val="clear" w:color="auto" w:fill="181818"/>
+        <w:spacing w:before="90" w:after="90" w:line="240" w:lineRule="auto"/>
+        <w:rPr>
+          <w:rFonts w:ascii="Segoe UI" w:eastAsia="Times New Roman" w:hAnsi="Segoe UI" w:cs="Segoe UI"/>
+          <w:sz w:val="20"/>
+          <w:szCs w:val="20"/>
+          <w:lang w:eastAsia="ru-RU"/>
+        </w:rPr>
+      </w:pPr>
+      <w:r>
+        <w:rPr>
+          <w:rFonts w:ascii="Segoe UI" w:eastAsia="Times New Roman" w:hAnsi="Segoe UI" w:cs="Segoe UI"/>
+          <w:b/>
+          <w:bCs/>
+          <w:sz w:val="20"/>
+          <w:szCs w:val="20"/>
+          <w:lang w:eastAsia="ru-RU"/>
+        </w:rPr>
+        <w:t>В этом обновлении:</w:t>
+      </w:r>
+    </w:p>
+    <w:p>
+      <w:pPr>
+        <w:numPr>
+          <w:ilvl w:val="0"/>
+          <w:numId w:val="18"/>
+        </w:numPr>
+        <w:shd w:val="clear" w:color="auto" w:fill="181818"/>
+        <w:spacing w:before="100" w:beforeAutospacing="1" w:after="100" w:afterAutospacing="1" w:line="240" w:lineRule="auto"/>
+        <w:rPr>
+          <w:rFonts w:ascii="Segoe UI" w:eastAsia="Times New Roman" w:hAnsi="Segoe UI" w:cs="Segoe UI"/>
+          <w:sz w:val="20"/>
+          <w:szCs w:val="20"/>
+          <w:lang w:eastAsia="ru-RU"/>
+        </w:rPr>
+      </w:pPr>
+      <w:r>
+        <w:rPr>
+          <w:rFonts w:ascii="Segoe UI" w:eastAsia="Times New Roman" w:hAnsi="Segoe UI" w:cs="Segoe UI"/>
+          <w:sz w:val="20"/>
+          <w:szCs w:val="20"/>
+          <w:lang w:eastAsia="ru-RU"/>
+        </w:rPr>
+        <w:t>прыжок по тапу (без переворота гравитации);</w:t>
+      </w:r>
+    </w:p>
+    <w:p>
+      <w:pPr>
+        <w:numPr>
+          <w:ilvl w:val="0"/>
+          <w:numId w:val="18"/>
+        </w:numPr>
+        <w:shd w:val="clear" w:color="auto" w:fill="181818"/>
+        <w:spacing w:before="100" w:beforeAutospacing="1" w:after="100" w:afterAutospacing="1" w:line="240" w:lineRule="auto"/>
+        <w:rPr>
+          <w:rFonts w:ascii="Segoe UI" w:eastAsia="Times New Roman" w:hAnsi="Segoe UI" w:cs="Segoe UI"/>
+          <w:sz w:val="20"/>
+          <w:szCs w:val="20"/>
+          <w:lang w:eastAsia="ru-RU"/>
+        </w:rPr>
+      </w:pPr>
+      <w:proofErr w:type="spellStart"/>
+      <w:r>
+        <w:rPr>
+          <w:rFonts w:ascii="Segoe UI" w:eastAsia="Times New Roman" w:hAnsi="Segoe UI" w:cs="Segoe UI"/>
+          <w:sz w:val="20"/>
+          <w:szCs w:val="20"/>
+          <w:lang w:eastAsia="ru-RU"/>
+        </w:rPr>
+        <w:t>Game</w:t>
+      </w:r>
+      <w:proofErr w:type="spellEnd"/>
+      <w:r>
+        <w:rPr>
+          <w:rFonts w:ascii="Segoe UI" w:eastAsia="Times New Roman" w:hAnsi="Segoe UI" w:cs="Segoe UI"/>
+          <w:sz w:val="20"/>
+          <w:szCs w:val="20"/>
+          <w:lang w:eastAsia="ru-RU"/>
+        </w:rPr>
+        <w:t xml:space="preserve"> </w:t>
+      </w:r>
+      <w:proofErr w:type="spellStart"/>
+      <w:r>
+        <w:rPr>
+          <w:rFonts w:ascii="Segoe UI" w:eastAsia="Times New Roman" w:hAnsi="Segoe UI" w:cs="Segoe UI"/>
+          <w:sz w:val="20"/>
+          <w:szCs w:val="20"/>
+          <w:lang w:eastAsia="ru-RU"/>
+        </w:rPr>
+        <w:t>Over</w:t>
+      </w:r>
+      <w:proofErr w:type="spellEnd"/>
+      <w:r>
+        <w:rPr>
+          <w:rFonts w:ascii="Segoe UI" w:eastAsia="Times New Roman" w:hAnsi="Segoe UI" w:cs="Segoe UI"/>
+          <w:sz w:val="20"/>
+          <w:szCs w:val="20"/>
+          <w:lang w:eastAsia="ru-RU"/>
+        </w:rPr>
+        <w:t xml:space="preserve"> при падении на 3 ступеньки ниже старта;</w:t>
+      </w:r>
+    </w:p>
+    <w:p>
+      <w:pPr>
+        <w:numPr>
+          <w:ilvl w:val="0"/>
+          <w:numId w:val="18"/>
+        </w:numPr>
+        <w:shd w:val="clear" w:color="auto" w:fill="181818"/>
+        <w:spacing w:before="100" w:beforeAutospacing="1" w:after="100" w:afterAutospacing="1" w:line="240" w:lineRule="auto"/>
+        <w:rPr>
+          <w:rFonts w:ascii="Segoe UI" w:eastAsia="Times New Roman" w:hAnsi="Segoe UI" w:cs="Segoe UI"/>
+          <w:sz w:val="20"/>
+          <w:szCs w:val="20"/>
+          <w:lang w:eastAsia="ru-RU"/>
+        </w:rPr>
+      </w:pPr>
+      <w:r>
+        <w:rPr>
+          <w:rFonts w:ascii="Segoe UI" w:eastAsia="Times New Roman" w:hAnsi="Segoe UI" w:cs="Segoe UI"/>
+          <w:sz w:val="20"/>
+          <w:szCs w:val="20"/>
+          <w:lang w:eastAsia="ru-RU"/>
+        </w:rPr>
+        <w:t>фоновая музыка;</w:t>
+      </w:r>
+    </w:p>
+    <w:p>
+      <w:pPr>
+        <w:numPr>
+          <w:ilvl w:val="0"/>
+          <w:numId w:val="18"/>
+        </w:numPr>
+        <w:shd w:val="clear" w:color="auto" w:fill="181818"/>
+        <w:spacing w:before="100" w:beforeAutospacing="1" w:after="100" w:afterAutospacing="1" w:line="240" w:lineRule="auto"/>
+        <w:rPr>
+          <w:rFonts w:ascii="Segoe UI" w:eastAsia="Times New Roman" w:hAnsi="Segoe UI" w:cs="Segoe UI"/>
+          <w:sz w:val="20"/>
+          <w:szCs w:val="20"/>
+          <w:lang w:eastAsia="ru-RU"/>
+        </w:rPr>
+      </w:pPr>
+      <w:r>
+        <w:rPr>
+          <w:rFonts w:ascii="Segoe UI" w:eastAsia="Times New Roman" w:hAnsi="Segoe UI" w:cs="Segoe UI"/>
+          <w:sz w:val="20"/>
+          <w:szCs w:val="20"/>
+          <w:lang w:eastAsia="ru-RU"/>
+        </w:rPr>
+        <w:t>обновлённые подсказки в меню.</w:t>
+      </w:r>
+    </w:p>
+    <w:p>
+      <w:pPr>
+        <w:spacing w:before="240" w:after="240" w:line="240" w:lineRule="auto"/>
+        <w:rPr>
+          <w:rFonts w:ascii="Times New Roman" w:eastAsia="Times New Roman" w:hAnsi="Times New Roman" w:cs="Times New Roman"/>
+          <w:sz w:val="24"/>
+          <w:szCs w:val="24"/>
+          <w:lang w:eastAsia="ru-RU"/>
+        </w:rPr>
+      </w:pPr>
+      <w:r>
+        <w:rPr>
+          <w:rFonts w:ascii="Times New Roman" w:eastAsia="Times New Roman" w:hAnsi="Times New Roman" w:cs="Times New Roman"/>
+          <w:sz w:val="24"/>
+          <w:szCs w:val="24"/>
+          <w:lang w:eastAsia="ru-RU"/>
+        </w:rPr>
+        <w:pict>
+          <v:rect id="_x0000_i1043" style="width:0;height:1.5pt" o:hralign="center" o:hrstd="t" o:hr="t" fillcolor="#a0a0a0" stroked="f"/>
+        </w:pict>
+      </w:r>
+    </w:p>
+    <w:p>
+      <w:pPr>
+        <w:shd w:val="clear" w:color="auto" w:fill="181818"/>
+        <w:spacing w:before="300" w:after="150" w:line="240" w:lineRule="auto"/>
+        <w:outlineLvl w:val="1"/>
+        <w:rPr>
+          <w:rFonts w:ascii="Segoe UI" w:eastAsia="Times New Roman" w:hAnsi="Segoe UI" w:cs="Segoe UI"/>
+          <w:b/>
+          <w:bCs/>
+          <w:sz w:val="31"/>
+          <w:szCs w:val="31"/>
+          <w:lang w:eastAsia="ru-RU"/>
+        </w:rPr>
+      </w:pPr>
+      <w:r>
+        <w:rPr>
+          <w:rFonts w:ascii="Segoe UI" w:eastAsia="Times New Roman" w:hAnsi="Segoe UI" w:cs="Segoe UI"/>
+          <w:b/>
+          <w:bCs/>
+          <w:sz w:val="31"/>
+          <w:szCs w:val="31"/>
+          <w:lang w:eastAsia="ru-RU"/>
+        </w:rPr>
+        <w:t>Что сделать вам</w:t>
+      </w:r>
+    </w:p>
+    <w:p>
+      <w:pPr>
+        <w:numPr>
+          <w:ilvl w:val="0"/>
+          <w:numId w:val="19"/>
+        </w:numPr>
+        <w:shd w:val="clear" w:color="auto" w:fill="181818"/>
+        <w:spacing w:before="100" w:beforeAutospacing="1" w:after="100" w:afterAutospacing="1" w:line="240" w:lineRule="auto"/>
+        <w:rPr>
+          <w:rFonts w:ascii="Segoe UI" w:eastAsia="Times New Roman" w:hAnsi="Segoe UI" w:cs="Segoe UI"/>
+          <w:sz w:val="20"/>
+          <w:szCs w:val="20"/>
+          <w:lang w:val="en-US" w:eastAsia="ru-RU"/>
+        </w:rPr>
+      </w:pPr>
+      <w:r>
+        <w:rPr>
+          <w:rFonts w:ascii="Segoe UI" w:eastAsia="Times New Roman" w:hAnsi="Segoe UI" w:cs="Segoe UI"/>
+          <w:sz w:val="20"/>
+          <w:szCs w:val="20"/>
+          <w:lang w:eastAsia="ru-RU"/>
+        </w:rPr>
+        <w:t>Откройте</w:t>
+      </w:r>
+      <w:r>
+        <w:rPr>
+          <w:rFonts w:ascii="Segoe UI" w:eastAsia="Times New Roman" w:hAnsi="Segoe UI" w:cs="Segoe UI"/>
+          <w:sz w:val="20"/>
+          <w:szCs w:val="20"/>
+          <w:lang w:val="en-US" w:eastAsia="ru-RU"/>
+        </w:rPr>
+        <w:t> </w:t>
+      </w:r>
+      <w:hyperlink r:id="rId10" w:tgtFrame="_blank" w:history="1">
+        <w:r>
+          <w:rPr>
+            <w:rFonts w:ascii="Segoe UI" w:eastAsia="Times New Roman" w:hAnsi="Segoe UI" w:cs="Segoe UI"/>
+            <w:color w:val="81A1C1"/>
+            <w:sz w:val="20"/>
+            <w:szCs w:val="20"/>
+            <w:u w:val="single"/>
+            <w:lang w:val="en-US" w:eastAsia="ru-RU"/>
+          </w:rPr>
+          <w:t>vercel.com/dashboard</w:t>
+        </w:r>
+      </w:hyperlink>
+      <w:r>
+        <w:rPr>
+          <w:rFonts w:ascii="Segoe UI" w:eastAsia="Times New Roman" w:hAnsi="Segoe UI" w:cs="Segoe UI"/>
+          <w:sz w:val="20"/>
+          <w:szCs w:val="20"/>
+          <w:lang w:val="en-US" w:eastAsia="ru-RU"/>
+        </w:rPr>
+        <w:t xml:space="preserve"> → </w:t>
+      </w:r>
+      <w:r>
+        <w:rPr>
+          <w:rFonts w:ascii="Segoe UI" w:eastAsia="Times New Roman" w:hAnsi="Segoe UI" w:cs="Segoe UI"/>
+          <w:sz w:val="20"/>
+          <w:szCs w:val="20"/>
+          <w:lang w:eastAsia="ru-RU"/>
+        </w:rPr>
+        <w:t>проект</w:t>
+      </w:r>
+      <w:r>
+        <w:rPr>
+          <w:rFonts w:ascii="Segoe UI" w:eastAsia="Times New Roman" w:hAnsi="Segoe UI" w:cs="Segoe UI"/>
+          <w:sz w:val="20"/>
+          <w:szCs w:val="20"/>
+          <w:lang w:val="en-US" w:eastAsia="ru-RU"/>
+        </w:rPr>
+        <w:t> </w:t>
+      </w:r>
+      <w:r>
+        <w:rPr>
+          <w:rFonts w:ascii="Segoe UI" w:eastAsia="Times New Roman" w:hAnsi="Segoe UI" w:cs="Segoe UI"/>
+          <w:b/>
+          <w:bCs/>
+          <w:sz w:val="20"/>
+          <w:szCs w:val="20"/>
+          <w:lang w:val="en-US" w:eastAsia="ru-RU"/>
+        </w:rPr>
+        <w:t>gravity-flip-telegram</w:t>
+      </w:r>
+    </w:p>
+    <w:p>
+      <w:pPr>
+        <w:numPr>
+          <w:ilvl w:val="0"/>
+          <w:numId w:val="19"/>
+        </w:numPr>
+        <w:shd w:val="clear" w:color="auto" w:fill="181818"/>
+        <w:spacing w:before="100" w:beforeAutospacing="1" w:after="100" w:afterAutospacing="1" w:line="240" w:lineRule="auto"/>
+        <w:rPr>
+          <w:rFonts w:ascii="Segoe UI" w:eastAsia="Times New Roman" w:hAnsi="Segoe UI" w:cs="Segoe UI"/>
+          <w:sz w:val="20"/>
+          <w:szCs w:val="20"/>
+          <w:lang w:eastAsia="ru-RU"/>
+        </w:rPr>
+      </w:pPr>
+      <w:r>
+        <w:rPr>
+          <w:rFonts w:ascii="Segoe UI" w:eastAsia="Times New Roman" w:hAnsi="Segoe UI" w:cs="Segoe UI"/>
+          <w:sz w:val="20"/>
+          <w:szCs w:val="20"/>
+          <w:lang w:eastAsia="ru-RU"/>
+        </w:rPr>
+        <w:t>Вкладка </w:t>
+      </w:r>
+      <w:proofErr w:type="spellStart"/>
+      <w:r>
+        <w:rPr>
+          <w:rFonts w:ascii="Segoe UI" w:eastAsia="Times New Roman" w:hAnsi="Segoe UI" w:cs="Segoe UI"/>
+          <w:b/>
+          <w:bCs/>
+          <w:sz w:val="20"/>
+          <w:szCs w:val="20"/>
+          <w:lang w:eastAsia="ru-RU"/>
+        </w:rPr>
+        <w:t>Deployments</w:t>
+      </w:r>
+      <w:proofErr w:type="spellEnd"/>
+      <w:r>
+        <w:rPr>
+          <w:rFonts w:ascii="Segoe UI" w:eastAsia="Times New Roman" w:hAnsi="Segoe UI" w:cs="Segoe UI"/>
+          <w:sz w:val="20"/>
+          <w:szCs w:val="20"/>
+          <w:lang w:eastAsia="ru-RU"/>
+        </w:rPr>
+        <w:t> — дождитесь статуса </w:t>
+      </w:r>
+      <w:proofErr w:type="spellStart"/>
+      <w:r>
+        <w:rPr>
+          <w:rFonts w:ascii="Segoe UI" w:eastAsia="Times New Roman" w:hAnsi="Segoe UI" w:cs="Segoe UI"/>
+          <w:b/>
+          <w:bCs/>
+          <w:sz w:val="20"/>
+          <w:szCs w:val="20"/>
+          <w:lang w:eastAsia="ru-RU"/>
+        </w:rPr>
+        <w:t>Ready</w:t>
+      </w:r>
+      <w:proofErr w:type="spellEnd"/>
+      <w:r>
+        <w:rPr>
+          <w:rFonts w:ascii="Segoe UI" w:eastAsia="Times New Roman" w:hAnsi="Segoe UI" w:cs="Segoe UI"/>
+          <w:sz w:val="20"/>
+          <w:szCs w:val="20"/>
+          <w:lang w:eastAsia="ru-RU"/>
+        </w:rPr>
+        <w:t> (обычно 1–3 минуты)</w:t>
+      </w:r>
+    </w:p>
+    <w:p>
+      <w:pPr>
+        <w:numPr>
+          <w:ilvl w:val="0"/>
+          <w:numId w:val="19"/>
+        </w:numPr>
+        <w:shd w:val="clear" w:color="auto" w:fill="181818"/>
+        <w:spacing w:before="100" w:beforeAutospacing="1" w:after="100" w:afterAutospacing="1" w:line="240" w:lineRule="auto"/>
+        <w:rPr>
+          <w:rFonts w:ascii="Segoe UI" w:eastAsia="Times New Roman" w:hAnsi="Segoe UI" w:cs="Segoe UI"/>
+          <w:sz w:val="20"/>
+          <w:szCs w:val="20"/>
+          <w:lang w:eastAsia="ru-RU"/>
+        </w:rPr>
+      </w:pPr>
+      <w:r>
+        <w:rPr>
+          <w:rFonts w:ascii="Segoe UI" w:eastAsia="Times New Roman" w:hAnsi="Segoe UI" w:cs="Segoe UI"/>
+          <w:sz w:val="20"/>
+          <w:szCs w:val="20"/>
+          <w:lang w:eastAsia="ru-RU"/>
+        </w:rPr>
+        <w:t xml:space="preserve">Откройте ваш URL на </w:t>
+      </w:r>
+      <w:proofErr w:type="spellStart"/>
+      <w:r>
+        <w:rPr>
+          <w:rFonts w:ascii="Segoe UI" w:eastAsia="Times New Roman" w:hAnsi="Segoe UI" w:cs="Segoe UI"/>
+          <w:sz w:val="20"/>
+          <w:szCs w:val="20"/>
+          <w:lang w:eastAsia="ru-RU"/>
+        </w:rPr>
+        <w:t>Vercel</w:t>
+      </w:r>
+      <w:proofErr w:type="spellEnd"/>
+      <w:r>
+        <w:rPr>
+          <w:rFonts w:ascii="Segoe UI" w:eastAsia="Times New Roman" w:hAnsi="Segoe UI" w:cs="Segoe UI"/>
+          <w:sz w:val="20"/>
+          <w:szCs w:val="20"/>
+          <w:lang w:eastAsia="ru-RU"/>
+        </w:rPr>
+        <w:t xml:space="preserve"> в браузере и проверьте игру</w:t>
+      </w:r>
+    </w:p>
+    <w:p>
+      <w:pPr>
+        <w:numPr>
+          <w:ilvl w:val="0"/>
+          <w:numId w:val="19"/>
+        </w:numPr>
+        <w:shd w:val="clear" w:color="auto" w:fill="181818"/>
+        <w:spacing w:before="100" w:beforeAutospacing="1" w:after="100" w:afterAutospacing="1" w:line="240" w:lineRule="auto"/>
+        <w:rPr>
+          <w:rFonts w:ascii="Segoe UI" w:eastAsia="Times New Roman" w:hAnsi="Segoe UI" w:cs="Segoe UI"/>
+          <w:sz w:val="20"/>
+          <w:szCs w:val="20"/>
+          <w:lang w:eastAsia="ru-RU"/>
+        </w:rPr>
+      </w:pPr>
+      <w:r>
+        <w:rPr>
+          <w:rFonts w:ascii="Segoe UI" w:eastAsia="Times New Roman" w:hAnsi="Segoe UI" w:cs="Segoe UI"/>
+          <w:sz w:val="20"/>
+          <w:szCs w:val="20"/>
+          <w:lang w:eastAsia="ru-RU"/>
+        </w:rPr>
+        <w:t xml:space="preserve">В </w:t>
+      </w:r>
+      <w:proofErr w:type="spellStart"/>
+      <w:r>
+        <w:rPr>
+          <w:rFonts w:ascii="Segoe UI" w:eastAsia="Times New Roman" w:hAnsi="Segoe UI" w:cs="Segoe UI"/>
+          <w:sz w:val="20"/>
+          <w:szCs w:val="20"/>
+          <w:lang w:eastAsia="ru-RU"/>
+        </w:rPr>
+        <w:t>Telegram</w:t>
+      </w:r>
+      <w:proofErr w:type="spellEnd"/>
+      <w:r>
+        <w:rPr>
+          <w:rFonts w:ascii="Segoe UI" w:eastAsia="Times New Roman" w:hAnsi="Segoe UI" w:cs="Segoe UI"/>
+          <w:sz w:val="20"/>
+          <w:szCs w:val="20"/>
+          <w:lang w:eastAsia="ru-RU"/>
+        </w:rPr>
+        <w:t xml:space="preserve"> полностью закройте </w:t>
+      </w:r>
+      <w:proofErr w:type="spellStart"/>
+      <w:r>
+        <w:rPr>
+          <w:rFonts w:ascii="Segoe UI" w:eastAsia="Times New Roman" w:hAnsi="Segoe UI" w:cs="Segoe UI"/>
+          <w:sz w:val="20"/>
+          <w:szCs w:val="20"/>
+          <w:lang w:eastAsia="ru-RU"/>
+        </w:rPr>
+        <w:t>Mini</w:t>
+      </w:r>
+      <w:proofErr w:type="spellEnd"/>
+      <w:r>
+        <w:rPr>
+          <w:rFonts w:ascii="Segoe UI" w:eastAsia="Times New Roman" w:hAnsi="Segoe UI" w:cs="Segoe UI"/>
+          <w:sz w:val="20"/>
+          <w:szCs w:val="20"/>
+          <w:lang w:eastAsia="ru-RU"/>
+        </w:rPr>
+        <w:t xml:space="preserve"> </w:t>
+      </w:r>
+      <w:proofErr w:type="spellStart"/>
+      <w:r>
+        <w:rPr>
+          <w:rFonts w:ascii="Segoe UI" w:eastAsia="Times New Roman" w:hAnsi="Segoe UI" w:cs="Segoe UI"/>
+          <w:sz w:val="20"/>
+          <w:szCs w:val="20"/>
+          <w:lang w:eastAsia="ru-RU"/>
+        </w:rPr>
+        <w:t>App</w:t>
+      </w:r>
+      <w:proofErr w:type="spellEnd"/>
+      <w:r>
+        <w:rPr>
+          <w:rFonts w:ascii="Segoe UI" w:eastAsia="Times New Roman" w:hAnsi="Segoe UI" w:cs="Segoe UI"/>
+          <w:sz w:val="20"/>
+          <w:szCs w:val="20"/>
+          <w:lang w:eastAsia="ru-RU"/>
+        </w:rPr>
+        <w:t xml:space="preserve"> и откройте снова </w:t>
+      </w:r>
+      <w:proofErr w:type="gramStart"/>
+      <w:r>
+        <w:rPr>
+          <w:rFonts w:ascii="Segoe UI" w:eastAsia="Times New Roman" w:hAnsi="Segoe UI" w:cs="Segoe UI"/>
+          <w:sz w:val="20"/>
+          <w:szCs w:val="20"/>
+          <w:lang w:eastAsia="ru-RU"/>
+        </w:rPr>
+        <w:t>через бота</w:t>
+      </w:r>
+      <w:proofErr w:type="gramEnd"/>
+    </w:p>
+    <w:p>
+      <w:pPr>
+        <w:shd w:val="clear" w:color="auto" w:fill="181818"/>
+        <w:spacing w:before="90" w:after="90" w:line="240" w:lineRule="auto"/>
+        <w:rPr>
+          <w:rFonts w:ascii="Segoe UI" w:eastAsia="Times New Roman" w:hAnsi="Segoe UI" w:cs="Segoe UI"/>
+          <w:sz w:val="20"/>
+          <w:szCs w:val="20"/>
+          <w:lang w:eastAsia="ru-RU"/>
+        </w:rPr>
+      </w:pPr>
+      <w:r>
+        <w:rPr>
+          <w:rFonts w:ascii="Segoe UI" w:eastAsia="Times New Roman" w:hAnsi="Segoe UI" w:cs="Segoe UI"/>
+          <w:sz w:val="20"/>
+          <w:szCs w:val="20"/>
+          <w:lang w:eastAsia="ru-RU"/>
+        </w:rPr>
+        <w:t xml:space="preserve">URL в </w:t>
+      </w:r>
+      <w:proofErr w:type="spellStart"/>
+      <w:r>
+        <w:rPr>
+          <w:rFonts w:ascii="Segoe UI" w:eastAsia="Times New Roman" w:hAnsi="Segoe UI" w:cs="Segoe UI"/>
+          <w:sz w:val="20"/>
+          <w:szCs w:val="20"/>
+          <w:lang w:eastAsia="ru-RU"/>
+        </w:rPr>
+        <w:t>BotFather</w:t>
+      </w:r>
+      <w:proofErr w:type="spellEnd"/>
+      <w:r>
+        <w:rPr>
+          <w:rFonts w:ascii="Segoe UI" w:eastAsia="Times New Roman" w:hAnsi="Segoe UI" w:cs="Segoe UI"/>
+          <w:sz w:val="20"/>
+          <w:szCs w:val="20"/>
+          <w:lang w:eastAsia="ru-RU"/>
+        </w:rPr>
+        <w:t xml:space="preserve"> менять </w:t>
+      </w:r>
+      <w:r>
+        <w:rPr>
+          <w:rFonts w:ascii="Segoe UI" w:eastAsia="Times New Roman" w:hAnsi="Segoe UI" w:cs="Segoe UI"/>
+          <w:b/>
+          <w:bCs/>
+          <w:sz w:val="20"/>
+          <w:szCs w:val="20"/>
+          <w:lang w:eastAsia="ru-RU"/>
+        </w:rPr>
+        <w:t>не нужно</w:t>
+      </w:r>
+      <w:r>
+        <w:rPr>
+          <w:rFonts w:ascii="Segoe UI" w:eastAsia="Times New Roman" w:hAnsi="Segoe UI" w:cs="Segoe UI"/>
+          <w:sz w:val="20"/>
+          <w:szCs w:val="20"/>
+          <w:lang w:eastAsia="ru-RU"/>
+        </w:rPr>
+        <w:t> — тот же адрес, только новая версия игры.</w:t>
+      </w:r>
+    </w:p>
+    <w:p>
+      <w:pPr>
+        <w:shd w:val="clear" w:color="auto" w:fill="181818"/>
+        <w:spacing w:before="90" w:after="0" w:line="240" w:lineRule="auto"/>
+        <w:rPr>
+          <w:rFonts w:ascii="Segoe UI" w:eastAsia="Times New Roman" w:hAnsi="Segoe UI" w:cs="Segoe UI"/>
+          <w:sz w:val="20"/>
+          <w:szCs w:val="20"/>
+          <w:lang w:eastAsia="ru-RU"/>
+        </w:rPr>
+      </w:pPr>
+      <w:r>
+        <w:rPr>
+          <w:rFonts w:ascii="Segoe UI" w:eastAsia="Times New Roman" w:hAnsi="Segoe UI" w:cs="Segoe UI"/>
+          <w:sz w:val="20"/>
+          <w:szCs w:val="20"/>
+          <w:lang w:eastAsia="ru-RU"/>
+        </w:rPr>
+        <w:t xml:space="preserve">Если </w:t>
+      </w:r>
+      <w:proofErr w:type="spellStart"/>
+      <w:r>
+        <w:rPr>
+          <w:rFonts w:ascii="Segoe UI" w:eastAsia="Times New Roman" w:hAnsi="Segoe UI" w:cs="Segoe UI"/>
+          <w:sz w:val="20"/>
+          <w:szCs w:val="20"/>
+          <w:lang w:eastAsia="ru-RU"/>
+        </w:rPr>
+        <w:t>деплой</w:t>
+      </w:r>
+      <w:proofErr w:type="spellEnd"/>
+      <w:r>
+        <w:rPr>
+          <w:rFonts w:ascii="Segoe UI" w:eastAsia="Times New Roman" w:hAnsi="Segoe UI" w:cs="Segoe UI"/>
+          <w:sz w:val="20"/>
+          <w:szCs w:val="20"/>
+          <w:lang w:eastAsia="ru-RU"/>
+        </w:rPr>
+        <w:t xml:space="preserve"> в </w:t>
+      </w:r>
+      <w:proofErr w:type="spellStart"/>
+      <w:r>
+        <w:rPr>
+          <w:rFonts w:ascii="Segoe UI" w:eastAsia="Times New Roman" w:hAnsi="Segoe UI" w:cs="Segoe UI"/>
+          <w:sz w:val="20"/>
+          <w:szCs w:val="20"/>
+          <w:lang w:eastAsia="ru-RU"/>
+        </w:rPr>
+        <w:t>Vercel</w:t>
+      </w:r>
+      <w:proofErr w:type="spellEnd"/>
+      <w:r>
+        <w:rPr>
+          <w:rFonts w:ascii="Segoe UI" w:eastAsia="Times New Roman" w:hAnsi="Segoe UI" w:cs="Segoe UI"/>
+          <w:sz w:val="20"/>
+          <w:szCs w:val="20"/>
+          <w:lang w:eastAsia="ru-RU"/>
+        </w:rPr>
+        <w:t xml:space="preserve"> упал с ошибкой — пришлите </w:t>
+      </w:r>
+      <w:proofErr w:type="spellStart"/>
+      <w:r>
+        <w:rPr>
+          <w:rFonts w:ascii="Segoe UI" w:eastAsia="Times New Roman" w:hAnsi="Segoe UI" w:cs="Segoe UI"/>
+          <w:sz w:val="20"/>
+          <w:szCs w:val="20"/>
+          <w:lang w:eastAsia="ru-RU"/>
+        </w:rPr>
+        <w:t>скрин</w:t>
+      </w:r>
+      <w:proofErr w:type="spellEnd"/>
+      <w:r>
+        <w:rPr>
+          <w:rFonts w:ascii="Segoe UI" w:eastAsia="Times New Roman" w:hAnsi="Segoe UI" w:cs="Segoe UI"/>
+          <w:sz w:val="20"/>
+          <w:szCs w:val="20"/>
+          <w:lang w:eastAsia="ru-RU"/>
+        </w:rPr>
+        <w:t xml:space="preserve"> из </w:t>
+      </w:r>
+      <w:proofErr w:type="spellStart"/>
+      <w:r>
+        <w:rPr>
+          <w:rFonts w:ascii="Segoe UI" w:eastAsia="Times New Roman" w:hAnsi="Segoe UI" w:cs="Segoe UI"/>
+          <w:b/>
+          <w:bCs/>
+          <w:sz w:val="20"/>
+          <w:szCs w:val="20"/>
+          <w:lang w:eastAsia="ru-RU"/>
+        </w:rPr>
+        <w:t>Deployments</w:t>
+      </w:r>
+      <w:proofErr w:type="spellEnd"/>
+      <w:r>
+        <w:rPr>
+          <w:rFonts w:ascii="Segoe UI" w:eastAsia="Times New Roman" w:hAnsi="Segoe UI" w:cs="Segoe UI"/>
+          <w:sz w:val="20"/>
+          <w:szCs w:val="20"/>
+          <w:lang w:eastAsia="ru-RU"/>
+        </w:rPr>
+        <w:t>, разберём.</w:t>
+      </w:r>
+    </w:p>
+    <w:p>
+      <w:pPr>
+        <w:pStyle w:val="a3"/>
+        <w:shd w:val="clear" w:color="auto" w:fill="181818"/>
+        <w:spacing w:before="0" w:beforeAutospacing="0" w:after="90" w:afterAutospacing="0"/>
+        <w:rPr>
+          <w:rFonts w:ascii="Segoe UI" w:hAnsi="Segoe UI" w:cs="Segoe UI"/>
+          <w:sz w:val="20"/>
+          <w:szCs w:val="20"/>
+        </w:rPr>
+      </w:pPr>
+      <w:r>
+        <w:t xml:space="preserve">давай в настройки добавим регулировку громкости. добавим в этом меню "настройки" кнопку назад, чтобы пользователя не возвращало обратно при нажатии на </w:t>
+      </w:r>
+      <w:proofErr w:type="spellStart"/>
+      <w:r>
+        <w:t>анопку</w:t>
+      </w:r>
+      <w:proofErr w:type="spellEnd"/>
+      <w:r>
+        <w:t xml:space="preserve"> </w:t>
+      </w:r>
+      <w:proofErr w:type="spellStart"/>
+      <w:r>
+        <w:t>вкл</w:t>
+      </w:r>
+      <w:proofErr w:type="spellEnd"/>
+      <w:r>
+        <w:t>/</w:t>
+      </w:r>
+      <w:proofErr w:type="spellStart"/>
+      <w:r>
+        <w:t>выкл</w:t>
+      </w:r>
+      <w:proofErr w:type="spellEnd"/>
+      <w:r>
+        <w:t xml:space="preserve">, а пользователь сам выходил в </w:t>
+      </w:r>
+      <w:proofErr w:type="spellStart"/>
+      <w:r>
+        <w:t>меню</w:t>
+      </w:r>
+      <w:r>
+        <w:rPr>
+          <w:rFonts w:ascii="Segoe UI" w:hAnsi="Segoe UI" w:cs="Segoe UI"/>
+          <w:sz w:val="20"/>
+          <w:szCs w:val="20"/>
+        </w:rPr>
+        <w:t>Готово</w:t>
+      </w:r>
+      <w:proofErr w:type="spellEnd"/>
+      <w:r>
+        <w:rPr>
+          <w:rFonts w:ascii="Segoe UI" w:hAnsi="Segoe UI" w:cs="Segoe UI"/>
+          <w:sz w:val="20"/>
+          <w:szCs w:val="20"/>
+        </w:rPr>
+        <w:t>. Вот что изменилось:</w:t>
+      </w:r>
+    </w:p>
+    <w:p>
+      <w:pPr>
+        <w:shd w:val="clear" w:color="auto" w:fill="181818"/>
+        <w:spacing w:before="300" w:after="150" w:line="240" w:lineRule="auto"/>
+        <w:outlineLvl w:val="1"/>
+        <w:rPr>
+          <w:rFonts w:ascii="Segoe UI" w:eastAsia="Times New Roman" w:hAnsi="Segoe UI" w:cs="Segoe UI"/>
+          <w:b/>
+          <w:bCs/>
+          <w:sz w:val="31"/>
+          <w:szCs w:val="31"/>
+          <w:lang w:eastAsia="ru-RU"/>
+        </w:rPr>
+      </w:pPr>
+      <w:r>
+        <w:rPr>
+          <w:rFonts w:ascii="Segoe UI" w:eastAsia="Times New Roman" w:hAnsi="Segoe UI" w:cs="Segoe UI"/>
+          <w:b/>
+          <w:bCs/>
+          <w:sz w:val="31"/>
+          <w:szCs w:val="31"/>
+          <w:lang w:eastAsia="ru-RU"/>
+        </w:rPr>
+        <w:t>Настройки</w:t>
+      </w:r>
+    </w:p>
+    <w:p>
+      <w:pPr>
+        <w:shd w:val="clear" w:color="auto" w:fill="181818"/>
+        <w:spacing w:before="90" w:after="90" w:line="240" w:lineRule="auto"/>
+        <w:rPr>
+          <w:rFonts w:ascii="Segoe UI" w:eastAsia="Times New Roman" w:hAnsi="Segoe UI" w:cs="Segoe UI"/>
+          <w:sz w:val="20"/>
+          <w:szCs w:val="20"/>
+          <w:lang w:eastAsia="ru-RU"/>
+        </w:rPr>
+      </w:pPr>
+      <w:r>
+        <w:rPr>
+          <w:rFonts w:ascii="Segoe UI" w:eastAsia="Times New Roman" w:hAnsi="Segoe UI" w:cs="Segoe UI"/>
+          <w:b/>
+          <w:bCs/>
+          <w:sz w:val="20"/>
+          <w:szCs w:val="20"/>
+          <w:lang w:eastAsia="ru-RU"/>
+        </w:rPr>
+        <w:t>Громкость</w:t>
+      </w:r>
+    </w:p>
+    <w:p>
+      <w:pPr>
+        <w:numPr>
+          <w:ilvl w:val="0"/>
+          <w:numId w:val="20"/>
+        </w:numPr>
+        <w:shd w:val="clear" w:color="auto" w:fill="181818"/>
+        <w:spacing w:before="100" w:beforeAutospacing="1" w:after="100" w:afterAutospacing="1" w:line="240" w:lineRule="auto"/>
+        <w:rPr>
+          <w:rFonts w:ascii="Segoe UI" w:eastAsia="Times New Roman" w:hAnsi="Segoe UI" w:cs="Segoe UI"/>
+          <w:sz w:val="20"/>
+          <w:szCs w:val="20"/>
+          <w:lang w:eastAsia="ru-RU"/>
+        </w:rPr>
+      </w:pPr>
+      <w:r>
+        <w:rPr>
+          <w:rFonts w:ascii="Segoe UI" w:eastAsia="Times New Roman" w:hAnsi="Segoe UI" w:cs="Segoe UI"/>
+          <w:sz w:val="20"/>
+          <w:szCs w:val="20"/>
+          <w:lang w:eastAsia="ru-RU"/>
+        </w:rPr>
+        <w:t>Кнопки </w:t>
+      </w:r>
+      <w:r>
+        <w:rPr>
+          <w:rFonts w:ascii="Segoe UI" w:eastAsia="Times New Roman" w:hAnsi="Segoe UI" w:cs="Segoe UI"/>
+          <w:b/>
+          <w:bCs/>
+          <w:sz w:val="20"/>
+          <w:szCs w:val="20"/>
+          <w:lang w:eastAsia="ru-RU"/>
+        </w:rPr>
+        <w:t>−</w:t>
+      </w:r>
+      <w:r>
+        <w:rPr>
+          <w:rFonts w:ascii="Segoe UI" w:eastAsia="Times New Roman" w:hAnsi="Segoe UI" w:cs="Segoe UI"/>
+          <w:sz w:val="20"/>
+          <w:szCs w:val="20"/>
+          <w:lang w:eastAsia="ru-RU"/>
+        </w:rPr>
+        <w:t> и </w:t>
+      </w:r>
+      <w:r>
+        <w:rPr>
+          <w:rFonts w:ascii="Segoe UI" w:eastAsia="Times New Roman" w:hAnsi="Segoe UI" w:cs="Segoe UI"/>
+          <w:b/>
+          <w:bCs/>
+          <w:sz w:val="20"/>
+          <w:szCs w:val="20"/>
+          <w:lang w:eastAsia="ru-RU"/>
+        </w:rPr>
+        <w:t>+</w:t>
+      </w:r>
+      <w:r>
+        <w:rPr>
+          <w:rFonts w:ascii="Segoe UI" w:eastAsia="Times New Roman" w:hAnsi="Segoe UI" w:cs="Segoe UI"/>
+          <w:sz w:val="20"/>
+          <w:szCs w:val="20"/>
+          <w:lang w:eastAsia="ru-RU"/>
+        </w:rPr>
+        <w:t> (шаг 10%, от 0% до 100%)</w:t>
+      </w:r>
+    </w:p>
+    <w:p>
+      <w:pPr>
+        <w:numPr>
+          <w:ilvl w:val="0"/>
+          <w:numId w:val="20"/>
+        </w:numPr>
+        <w:shd w:val="clear" w:color="auto" w:fill="181818"/>
+        <w:spacing w:before="100" w:beforeAutospacing="1" w:after="100" w:afterAutospacing="1" w:line="240" w:lineRule="auto"/>
+        <w:rPr>
+          <w:rFonts w:ascii="Segoe UI" w:eastAsia="Times New Roman" w:hAnsi="Segoe UI" w:cs="Segoe UI"/>
+          <w:sz w:val="20"/>
+          <w:szCs w:val="20"/>
+          <w:lang w:eastAsia="ru-RU"/>
+        </w:rPr>
+      </w:pPr>
+      <w:r>
+        <w:rPr>
+          <w:rFonts w:ascii="Segoe UI" w:eastAsia="Times New Roman" w:hAnsi="Segoe UI" w:cs="Segoe UI"/>
+          <w:sz w:val="20"/>
+          <w:szCs w:val="20"/>
+          <w:lang w:eastAsia="ru-RU"/>
+        </w:rPr>
+        <w:t>Полоска-индикатор и подпись «Громкость: 70%»</w:t>
+      </w:r>
+    </w:p>
+    <w:p>
+      <w:pPr>
+        <w:numPr>
+          <w:ilvl w:val="0"/>
+          <w:numId w:val="20"/>
+        </w:numPr>
+        <w:shd w:val="clear" w:color="auto" w:fill="181818"/>
+        <w:spacing w:before="100" w:beforeAutospacing="1" w:after="100" w:afterAutospacing="1" w:line="240" w:lineRule="auto"/>
+        <w:rPr>
+          <w:rFonts w:ascii="Segoe UI" w:eastAsia="Times New Roman" w:hAnsi="Segoe UI" w:cs="Segoe UI"/>
+          <w:sz w:val="20"/>
+          <w:szCs w:val="20"/>
+          <w:lang w:eastAsia="ru-RU"/>
+        </w:rPr>
+      </w:pPr>
+      <w:r>
+        <w:rPr>
+          <w:rFonts w:ascii="Segoe UI" w:eastAsia="Times New Roman" w:hAnsi="Segoe UI" w:cs="Segoe UI"/>
+          <w:sz w:val="20"/>
+          <w:szCs w:val="20"/>
+          <w:lang w:eastAsia="ru-RU"/>
+        </w:rPr>
+        <w:t>Значение сохраняется и сразу влияет на музыку</w:t>
+      </w:r>
+    </w:p>
+    <w:p>
+      <w:pPr>
+        <w:shd w:val="clear" w:color="auto" w:fill="181818"/>
+        <w:spacing w:before="90" w:after="90" w:line="240" w:lineRule="auto"/>
+        <w:rPr>
+          <w:rFonts w:ascii="Segoe UI" w:eastAsia="Times New Roman" w:hAnsi="Segoe UI" w:cs="Segoe UI"/>
+          <w:sz w:val="20"/>
+          <w:szCs w:val="20"/>
+          <w:lang w:eastAsia="ru-RU"/>
+        </w:rPr>
+      </w:pPr>
+      <w:proofErr w:type="spellStart"/>
+      <w:r>
+        <w:rPr>
+          <w:rFonts w:ascii="Segoe UI" w:eastAsia="Times New Roman" w:hAnsi="Segoe UI" w:cs="Segoe UI"/>
+          <w:b/>
+          <w:bCs/>
+          <w:sz w:val="20"/>
+          <w:szCs w:val="20"/>
+          <w:lang w:eastAsia="ru-RU"/>
+        </w:rPr>
+        <w:lastRenderedPageBreak/>
+        <w:t>Вкл</w:t>
+      </w:r>
+      <w:proofErr w:type="spellEnd"/>
+      <w:r>
+        <w:rPr>
+          <w:rFonts w:ascii="Segoe UI" w:eastAsia="Times New Roman" w:hAnsi="Segoe UI" w:cs="Segoe UI"/>
+          <w:b/>
+          <w:bCs/>
+          <w:sz w:val="20"/>
+          <w:szCs w:val="20"/>
+          <w:lang w:eastAsia="ru-RU"/>
+        </w:rPr>
+        <w:t>/</w:t>
+      </w:r>
+      <w:proofErr w:type="spellStart"/>
+      <w:r>
+        <w:rPr>
+          <w:rFonts w:ascii="Segoe UI" w:eastAsia="Times New Roman" w:hAnsi="Segoe UI" w:cs="Segoe UI"/>
+          <w:b/>
+          <w:bCs/>
+          <w:sz w:val="20"/>
+          <w:szCs w:val="20"/>
+          <w:lang w:eastAsia="ru-RU"/>
+        </w:rPr>
+        <w:t>выкл</w:t>
+      </w:r>
+      <w:proofErr w:type="spellEnd"/>
+    </w:p>
+    <w:p>
+      <w:pPr>
+        <w:numPr>
+          <w:ilvl w:val="0"/>
+          <w:numId w:val="21"/>
+        </w:numPr>
+        <w:shd w:val="clear" w:color="auto" w:fill="181818"/>
+        <w:spacing w:before="100" w:beforeAutospacing="1" w:after="100" w:afterAutospacing="1" w:line="240" w:lineRule="auto"/>
+        <w:rPr>
+          <w:rFonts w:ascii="Segoe UI" w:eastAsia="Times New Roman" w:hAnsi="Segoe UI" w:cs="Segoe UI"/>
+          <w:sz w:val="20"/>
+          <w:szCs w:val="20"/>
+          <w:lang w:eastAsia="ru-RU"/>
+        </w:rPr>
+      </w:pPr>
+      <w:r>
+        <w:rPr>
+          <w:rFonts w:ascii="Segoe UI" w:eastAsia="Times New Roman" w:hAnsi="Segoe UI" w:cs="Segoe UI"/>
+          <w:sz w:val="20"/>
+          <w:szCs w:val="20"/>
+          <w:lang w:eastAsia="ru-RU"/>
+        </w:rPr>
+        <w:t>Нажатие на «Звук» / «Вибрация» </w:t>
+      </w:r>
+      <w:r>
+        <w:rPr>
+          <w:rFonts w:ascii="Segoe UI" w:eastAsia="Times New Roman" w:hAnsi="Segoe UI" w:cs="Segoe UI"/>
+          <w:b/>
+          <w:bCs/>
+          <w:sz w:val="20"/>
+          <w:szCs w:val="20"/>
+          <w:lang w:eastAsia="ru-RU"/>
+        </w:rPr>
+        <w:t>больше не закрывает</w:t>
+      </w:r>
+      <w:r>
+        <w:rPr>
+          <w:rFonts w:ascii="Segoe UI" w:eastAsia="Times New Roman" w:hAnsi="Segoe UI" w:cs="Segoe UI"/>
+          <w:sz w:val="20"/>
+          <w:szCs w:val="20"/>
+          <w:lang w:eastAsia="ru-RU"/>
+        </w:rPr>
+        <w:t> настройки и не сбрасывает меню</w:t>
+      </w:r>
+    </w:p>
+    <w:p>
+      <w:pPr>
+        <w:numPr>
+          <w:ilvl w:val="0"/>
+          <w:numId w:val="21"/>
+        </w:numPr>
+        <w:shd w:val="clear" w:color="auto" w:fill="181818"/>
+        <w:spacing w:before="100" w:beforeAutospacing="1" w:after="100" w:afterAutospacing="1" w:line="240" w:lineRule="auto"/>
+        <w:rPr>
+          <w:rFonts w:ascii="Segoe UI" w:eastAsia="Times New Roman" w:hAnsi="Segoe UI" w:cs="Segoe UI"/>
+          <w:sz w:val="20"/>
+          <w:szCs w:val="20"/>
+          <w:lang w:eastAsia="ru-RU"/>
+        </w:rPr>
+      </w:pPr>
+      <w:r>
+        <w:rPr>
+          <w:rFonts w:ascii="Segoe UI" w:eastAsia="Times New Roman" w:hAnsi="Segoe UI" w:cs="Segoe UI"/>
+          <w:sz w:val="20"/>
+          <w:szCs w:val="20"/>
+          <w:lang w:eastAsia="ru-RU"/>
+        </w:rPr>
+        <w:t>Текст переключается на месте (ВКЛ ↔ ВЫКЛ)</w:t>
+      </w:r>
+    </w:p>
+    <w:p>
+      <w:pPr>
+        <w:shd w:val="clear" w:color="auto" w:fill="181818"/>
+        <w:spacing w:before="90" w:after="90" w:line="240" w:lineRule="auto"/>
+        <w:rPr>
+          <w:rFonts w:ascii="Segoe UI" w:eastAsia="Times New Roman" w:hAnsi="Segoe UI" w:cs="Segoe UI"/>
+          <w:sz w:val="20"/>
+          <w:szCs w:val="20"/>
+          <w:lang w:eastAsia="ru-RU"/>
+        </w:rPr>
+      </w:pPr>
+      <w:r>
+        <w:rPr>
+          <w:rFonts w:ascii="Segoe UI" w:eastAsia="Times New Roman" w:hAnsi="Segoe UI" w:cs="Segoe UI"/>
+          <w:b/>
+          <w:bCs/>
+          <w:sz w:val="20"/>
+          <w:szCs w:val="20"/>
+          <w:lang w:eastAsia="ru-RU"/>
+        </w:rPr>
+        <w:t>Кнопка «← Назад»</w:t>
+      </w:r>
+    </w:p>
+    <w:p>
+      <w:pPr>
+        <w:numPr>
+          <w:ilvl w:val="0"/>
+          <w:numId w:val="22"/>
+        </w:numPr>
+        <w:shd w:val="clear" w:color="auto" w:fill="181818"/>
+        <w:spacing w:before="100" w:beforeAutospacing="1" w:after="100" w:afterAutospacing="1" w:line="240" w:lineRule="auto"/>
+        <w:rPr>
+          <w:rFonts w:ascii="Segoe UI" w:eastAsia="Times New Roman" w:hAnsi="Segoe UI" w:cs="Segoe UI"/>
+          <w:sz w:val="20"/>
+          <w:szCs w:val="20"/>
+          <w:lang w:eastAsia="ru-RU"/>
+        </w:rPr>
+      </w:pPr>
+      <w:r>
+        <w:rPr>
+          <w:rFonts w:ascii="Segoe UI" w:eastAsia="Times New Roman" w:hAnsi="Segoe UI" w:cs="Segoe UI"/>
+          <w:sz w:val="20"/>
+          <w:szCs w:val="20"/>
+          <w:lang w:eastAsia="ru-RU"/>
+        </w:rPr>
+        <w:t>Закрывает только окно настроек и возвращает в главное меню</w:t>
+      </w:r>
+    </w:p>
+    <w:p>
+      <w:pPr>
+        <w:numPr>
+          <w:ilvl w:val="0"/>
+          <w:numId w:val="22"/>
+        </w:numPr>
+        <w:shd w:val="clear" w:color="auto" w:fill="181818"/>
+        <w:spacing w:before="100" w:beforeAutospacing="1" w:after="100" w:afterAutospacing="1" w:line="240" w:lineRule="auto"/>
+        <w:rPr>
+          <w:rFonts w:ascii="Segoe UI" w:eastAsia="Times New Roman" w:hAnsi="Segoe UI" w:cs="Segoe UI"/>
+          <w:sz w:val="20"/>
+          <w:szCs w:val="20"/>
+          <w:lang w:eastAsia="ru-RU"/>
+        </w:rPr>
+      </w:pPr>
+      <w:r>
+        <w:rPr>
+          <w:rFonts w:ascii="Segoe UI" w:eastAsia="Times New Roman" w:hAnsi="Segoe UI" w:cs="Segoe UI"/>
+          <w:sz w:val="20"/>
+          <w:szCs w:val="20"/>
+          <w:lang w:eastAsia="ru-RU"/>
+        </w:rPr>
+        <w:t>Закрытие по затемнённому фону убрано — выход только через «Назад»</w:t>
+      </w:r>
+    </w:p>
+    <w:p>
+      <w:pPr>
+        <w:pStyle w:val="1"/>
+      </w:pPr>
+      <w:r>
+        <w:t xml:space="preserve">в </w:t>
+      </w:r>
+      <w:proofErr w:type="spellStart"/>
+      <w:r>
+        <w:t>localhost</w:t>
+      </w:r>
+      <w:proofErr w:type="spellEnd"/>
+      <w:r>
+        <w:t xml:space="preserve"> открывается все очень криво, проверь еще раз все, перепиши код, чтобы было все красива, понятно и без ошибок</w:t>
+      </w:r>
+    </w:p>
+    <w:p>
+      <w:pPr>
+        <w:shd w:val="clear" w:color="auto" w:fill="181818"/>
+        <w:spacing w:after="90" w:line="240" w:lineRule="auto"/>
+        <w:rPr>
+          <w:rFonts w:ascii="Segoe UI" w:eastAsia="Times New Roman" w:hAnsi="Segoe UI" w:cs="Segoe UI"/>
+          <w:sz w:val="20"/>
+          <w:szCs w:val="20"/>
+          <w:lang w:eastAsia="ru-RU"/>
+        </w:rPr>
+      </w:pPr>
+      <w:r>
+        <w:rPr>
+          <w:rFonts w:ascii="Segoe UI" w:eastAsia="Times New Roman" w:hAnsi="Segoe UI" w:cs="Segoe UI"/>
+          <w:sz w:val="20"/>
+          <w:szCs w:val="20"/>
+          <w:lang w:eastAsia="ru-RU"/>
+        </w:rPr>
+        <w:t>Готово — переписал интерфейс и исправил отображение.</w:t>
+      </w:r>
+    </w:p>
+    <w:p>
+      <w:pPr>
+        <w:shd w:val="clear" w:color="auto" w:fill="181818"/>
+        <w:spacing w:before="300" w:after="150" w:line="240" w:lineRule="auto"/>
+        <w:outlineLvl w:val="1"/>
+        <w:rPr>
+          <w:rFonts w:ascii="Segoe UI" w:eastAsia="Times New Roman" w:hAnsi="Segoe UI" w:cs="Segoe UI"/>
+          <w:b/>
+          <w:bCs/>
+          <w:sz w:val="31"/>
+          <w:szCs w:val="31"/>
+          <w:lang w:eastAsia="ru-RU"/>
+        </w:rPr>
+      </w:pPr>
+      <w:r>
+        <w:rPr>
+          <w:rFonts w:ascii="Segoe UI" w:eastAsia="Times New Roman" w:hAnsi="Segoe UI" w:cs="Segoe UI"/>
+          <w:b/>
+          <w:bCs/>
+          <w:sz w:val="31"/>
+          <w:szCs w:val="31"/>
+          <w:lang w:eastAsia="ru-RU"/>
+        </w:rPr>
+        <w:t>Что было не так</w:t>
+      </w:r>
+    </w:p>
+    <w:p>
+      <w:pPr>
+        <w:numPr>
+          <w:ilvl w:val="0"/>
+          <w:numId w:val="23"/>
+        </w:numPr>
+        <w:shd w:val="clear" w:color="auto" w:fill="181818"/>
+        <w:spacing w:before="100" w:beforeAutospacing="1" w:after="100" w:afterAutospacing="1" w:line="240" w:lineRule="auto"/>
+        <w:rPr>
+          <w:rFonts w:ascii="Segoe UI" w:eastAsia="Times New Roman" w:hAnsi="Segoe UI" w:cs="Segoe UI"/>
+          <w:sz w:val="20"/>
+          <w:szCs w:val="20"/>
+          <w:lang w:eastAsia="ru-RU"/>
+        </w:rPr>
+      </w:pPr>
+      <w:r>
+        <w:rPr>
+          <w:rFonts w:ascii="Segoe UI" w:eastAsia="Times New Roman" w:hAnsi="Segoe UI" w:cs="Segoe UI"/>
+          <w:b/>
+          <w:bCs/>
+          <w:sz w:val="24"/>
+          <w:szCs w:val="24"/>
+          <w:lang w:eastAsia="ru-RU"/>
+        </w:rPr>
+        <w:t>Растягивание на весь экран</w:t>
+      </w:r>
+      <w:r>
+        <w:rPr>
+          <w:rFonts w:ascii="Segoe UI" w:eastAsia="Times New Roman" w:hAnsi="Segoe UI" w:cs="Segoe UI"/>
+          <w:sz w:val="20"/>
+          <w:szCs w:val="20"/>
+          <w:lang w:eastAsia="ru-RU"/>
+        </w:rPr>
+        <w:t> — на широком мониторе игра тянулась и ломала вёрстку.</w:t>
+      </w:r>
+    </w:p>
+    <w:p>
+      <w:pPr>
+        <w:numPr>
+          <w:ilvl w:val="0"/>
+          <w:numId w:val="23"/>
+        </w:numPr>
+        <w:shd w:val="clear" w:color="auto" w:fill="181818"/>
+        <w:spacing w:before="100" w:beforeAutospacing="1" w:after="100" w:afterAutospacing="1" w:line="240" w:lineRule="auto"/>
+        <w:rPr>
+          <w:rFonts w:ascii="Segoe UI" w:eastAsia="Times New Roman" w:hAnsi="Segoe UI" w:cs="Segoe UI"/>
+          <w:sz w:val="20"/>
+          <w:szCs w:val="20"/>
+          <w:lang w:eastAsia="ru-RU"/>
+        </w:rPr>
+      </w:pPr>
+      <w:r>
+        <w:rPr>
+          <w:rFonts w:ascii="Segoe UI" w:eastAsia="Times New Roman" w:hAnsi="Segoe UI" w:cs="Segoe UI"/>
+          <w:b/>
+          <w:bCs/>
+          <w:sz w:val="24"/>
+          <w:szCs w:val="24"/>
+          <w:lang w:eastAsia="ru-RU"/>
+        </w:rPr>
+        <w:t>Настройки</w:t>
+      </w:r>
+      <w:r>
+        <w:rPr>
+          <w:rFonts w:ascii="Segoe UI" w:eastAsia="Times New Roman" w:hAnsi="Segoe UI" w:cs="Segoe UI"/>
+          <w:sz w:val="20"/>
+          <w:szCs w:val="20"/>
+          <w:lang w:eastAsia="ru-RU"/>
+        </w:rPr>
+        <w:t> — элементы наезжали друг на друга, была ошибка с </w:t>
+      </w:r>
+      <w:proofErr w:type="spellStart"/>
+      <w:r>
+        <w:rPr>
+          <w:rFonts w:ascii="Consolas" w:eastAsia="Times New Roman" w:hAnsi="Consolas" w:cs="Courier New"/>
+          <w:sz w:val="18"/>
+          <w:szCs w:val="18"/>
+          <w:lang w:eastAsia="ru-RU"/>
+        </w:rPr>
+        <w:t>volFill</w:t>
+      </w:r>
+      <w:proofErr w:type="spellEnd"/>
+      <w:r>
+        <w:rPr>
+          <w:rFonts w:ascii="Segoe UI" w:eastAsia="Times New Roman" w:hAnsi="Segoe UI" w:cs="Segoe UI"/>
+          <w:sz w:val="20"/>
+          <w:szCs w:val="20"/>
+          <w:lang w:eastAsia="ru-RU"/>
+        </w:rPr>
+        <w:t> до создания.</w:t>
+      </w:r>
+    </w:p>
+    <w:p>
+      <w:pPr>
+        <w:numPr>
+          <w:ilvl w:val="0"/>
+          <w:numId w:val="23"/>
+        </w:numPr>
+        <w:shd w:val="clear" w:color="auto" w:fill="181818"/>
+        <w:spacing w:before="100" w:beforeAutospacing="1" w:after="100" w:afterAutospacing="1" w:line="240" w:lineRule="auto"/>
+        <w:rPr>
+          <w:rFonts w:ascii="Segoe UI" w:eastAsia="Times New Roman" w:hAnsi="Segoe UI" w:cs="Segoe UI"/>
+          <w:sz w:val="20"/>
+          <w:szCs w:val="20"/>
+          <w:lang w:eastAsia="ru-RU"/>
+        </w:rPr>
+      </w:pPr>
+      <w:r>
+        <w:rPr>
+          <w:rFonts w:ascii="Segoe UI" w:eastAsia="Times New Roman" w:hAnsi="Segoe UI" w:cs="Segoe UI"/>
+          <w:b/>
+          <w:bCs/>
+          <w:sz w:val="24"/>
+          <w:szCs w:val="24"/>
+          <w:lang w:eastAsia="ru-RU"/>
+        </w:rPr>
+        <w:t>Разные стили</w:t>
+      </w:r>
+      <w:r>
+        <w:rPr>
+          <w:rFonts w:ascii="Segoe UI" w:eastAsia="Times New Roman" w:hAnsi="Segoe UI" w:cs="Segoe UI"/>
+          <w:sz w:val="20"/>
+          <w:szCs w:val="20"/>
+          <w:lang w:eastAsia="ru-RU"/>
+        </w:rPr>
+        <w:t> — кнопки и панели собирались по-разному в каждой сцене.</w:t>
+      </w:r>
+    </w:p>
+    <w:p>
+      <w:pPr>
+        <w:shd w:val="clear" w:color="auto" w:fill="181818"/>
+        <w:spacing w:before="300" w:after="150" w:line="240" w:lineRule="auto"/>
+        <w:outlineLvl w:val="1"/>
+        <w:rPr>
+          <w:rFonts w:ascii="Segoe UI" w:eastAsia="Times New Roman" w:hAnsi="Segoe UI" w:cs="Segoe UI"/>
+          <w:b/>
+          <w:bCs/>
+          <w:sz w:val="31"/>
+          <w:szCs w:val="31"/>
+          <w:lang w:eastAsia="ru-RU"/>
+        </w:rPr>
+      </w:pPr>
+      <w:r>
+        <w:rPr>
+          <w:rFonts w:ascii="Segoe UI" w:eastAsia="Times New Roman" w:hAnsi="Segoe UI" w:cs="Segoe UI"/>
+          <w:b/>
+          <w:bCs/>
+          <w:sz w:val="31"/>
+          <w:szCs w:val="31"/>
+          <w:lang w:eastAsia="ru-RU"/>
+        </w:rPr>
+        <w:t>Что сделано</w:t>
+      </w:r>
+    </w:p>
+    <w:tbl>
+      <w:tblPr>
+        <w:tblW w:w="0" w:type="auto"/>
+        <w:tblCellMar>
+          <w:top w:w="15" w:type="dxa"/>
+          <w:left w:w="15" w:type="dxa"/>
+          <w:bottom w:w="15" w:type="dxa"/>
+          <w:right w:w="15" w:type="dxa"/>
+        </w:tblCellMar>
+        <w:tblLook w:val="04A0" w:firstRow="1" w:lastRow="0" w:firstColumn="1" w:lastColumn="0" w:noHBand="0" w:noVBand="1"/>
+      </w:tblPr>
+      <w:tblGrid>
+        <w:gridCol w:w="2975"/>
+        <w:gridCol w:w="6380"/>
+      </w:tblGrid>
+      <w:tr>
+        <w:trPr>
+          <w:tblHeader/>
+        </w:trPr>
+        <w:tc>
+          <w:tcPr>
+            <w:tcW w:w="0" w:type="auto"/>
+            <w:noWrap/>
+            <w:tcMar>
+              <w:top w:w="75" w:type="dxa"/>
+              <w:left w:w="135" w:type="dxa"/>
+              <w:bottom w:w="75" w:type="dxa"/>
+              <w:right w:w="135" w:type="dxa"/>
+            </w:tcMar>
+            <w:hideMark/>
+          </w:tcPr>
+          <w:p>
+            <w:pPr>
+              <w:spacing w:after="0" w:line="240" w:lineRule="auto"/>
+              <w:rPr>
+                <w:rFonts w:ascii="Times New Roman" w:eastAsia="Times New Roman" w:hAnsi="Times New Roman" w:cs="Times New Roman"/>
+                <w:b/>
+                <w:bCs/>
+                <w:sz w:val="21"/>
+                <w:szCs w:val="21"/>
+                <w:lang w:eastAsia="ru-RU"/>
+              </w:rPr>
+            </w:pPr>
+            <w:r>
+              <w:rPr>
+                <w:rFonts w:ascii="Times New Roman" w:eastAsia="Times New Roman" w:hAnsi="Times New Roman" w:cs="Times New Roman"/>
+                <w:b/>
+                <w:bCs/>
+                <w:sz w:val="21"/>
+                <w:szCs w:val="21"/>
+                <w:lang w:eastAsia="ru-RU"/>
+              </w:rPr>
+              <w:t>Изменение</w:t>
+            </w:r>
+          </w:p>
+        </w:tc>
+        <w:tc>
+          <w:tcPr>
+            <w:tcW w:w="0" w:type="auto"/>
+            <w:tcBorders>
+              <w:right w:val="nil"/>
+            </w:tcBorders>
+            <w:noWrap/>
+            <w:tcMar>
+              <w:top w:w="75" w:type="dxa"/>
+              <w:left w:w="135" w:type="dxa"/>
+              <w:bottom w:w="75" w:type="dxa"/>
+              <w:right w:w="135" w:type="dxa"/>
+            </w:tcMar>
+            <w:hideMark/>
+          </w:tcPr>
+          <w:p>
+            <w:pPr>
+              <w:spacing w:after="0" w:line="240" w:lineRule="auto"/>
+              <w:rPr>
+                <w:rFonts w:ascii="Times New Roman" w:eastAsia="Times New Roman" w:hAnsi="Times New Roman" w:cs="Times New Roman"/>
+                <w:b/>
+                <w:bCs/>
+                <w:sz w:val="21"/>
+                <w:szCs w:val="21"/>
+                <w:lang w:eastAsia="ru-RU"/>
+              </w:rPr>
+            </w:pPr>
+            <w:r>
+              <w:rPr>
+                <w:rFonts w:ascii="Times New Roman" w:eastAsia="Times New Roman" w:hAnsi="Times New Roman" w:cs="Times New Roman"/>
+                <w:b/>
+                <w:bCs/>
+                <w:sz w:val="21"/>
+                <w:szCs w:val="21"/>
+                <w:lang w:eastAsia="ru-RU"/>
+              </w:rPr>
+              <w:t>Эффект</w:t>
+            </w:r>
+          </w:p>
+        </w:tc>
+      </w:tr>
+      <w:tr>
+        <w:tc>
+          <w:tcPr>
+            <w:tcW w:w="0" w:type="auto"/>
+            <w:tcMar>
+              <w:top w:w="75" w:type="dxa"/>
+              <w:left w:w="135" w:type="dxa"/>
+              <w:bottom w:w="75" w:type="dxa"/>
+              <w:right w:w="135" w:type="dxa"/>
+            </w:tcMar>
+            <w:hideMark/>
+          </w:tcPr>
+          <w:p>
+            <w:pPr>
+              <w:spacing w:after="0" w:line="240" w:lineRule="auto"/>
+              <w:rPr>
+                <w:rFonts w:ascii="Times New Roman" w:eastAsia="Times New Roman" w:hAnsi="Times New Roman" w:cs="Times New Roman"/>
+                <w:sz w:val="24"/>
+                <w:szCs w:val="24"/>
+                <w:lang w:eastAsia="ru-RU"/>
+              </w:rPr>
+            </w:pPr>
+            <w:r>
+              <w:rPr>
+                <w:rFonts w:ascii="Times New Roman" w:eastAsia="Times New Roman" w:hAnsi="Times New Roman" w:cs="Times New Roman"/>
+                <w:sz w:val="24"/>
+                <w:szCs w:val="24"/>
+                <w:lang w:eastAsia="ru-RU"/>
+              </w:rPr>
+              <w:t>Формат </w:t>
+            </w:r>
+            <w:r>
+              <w:rPr>
+                <w:rFonts w:ascii="Times New Roman" w:eastAsia="Times New Roman" w:hAnsi="Times New Roman" w:cs="Times New Roman"/>
+                <w:b/>
+                <w:bCs/>
+                <w:sz w:val="24"/>
+                <w:szCs w:val="24"/>
+                <w:lang w:eastAsia="ru-RU"/>
+              </w:rPr>
+              <w:t>390×844</w:t>
+            </w:r>
+            <w:r>
+              <w:rPr>
+                <w:rFonts w:ascii="Times New Roman" w:eastAsia="Times New Roman" w:hAnsi="Times New Roman" w:cs="Times New Roman"/>
+                <w:sz w:val="24"/>
+                <w:szCs w:val="24"/>
+                <w:lang w:eastAsia="ru-RU"/>
+              </w:rPr>
+              <w:t> + режим </w:t>
+            </w:r>
+            <w:r>
+              <w:rPr>
+                <w:rFonts w:ascii="Times New Roman" w:eastAsia="Times New Roman" w:hAnsi="Times New Roman" w:cs="Times New Roman"/>
+                <w:b/>
+                <w:bCs/>
+                <w:sz w:val="24"/>
+                <w:szCs w:val="24"/>
+                <w:lang w:eastAsia="ru-RU"/>
+              </w:rPr>
+              <w:t>FIT</w:t>
+            </w:r>
+          </w:p>
+        </w:tc>
+        <w:tc>
+          <w:tcPr>
+            <w:tcW w:w="0" w:type="auto"/>
+            <w:tcBorders>
+              <w:right w:val="nil"/>
+            </w:tcBorders>
+            <w:tcMar>
+              <w:top w:w="75" w:type="dxa"/>
+              <w:left w:w="135" w:type="dxa"/>
+              <w:bottom w:w="75" w:type="dxa"/>
+              <w:right w:w="135" w:type="dxa"/>
+            </w:tcMar>
+            <w:hideMark/>
+          </w:tcPr>
+          <w:p>
+            <w:pPr>
+              <w:spacing w:after="0" w:line="240" w:lineRule="auto"/>
+              <w:rPr>
+                <w:rFonts w:ascii="Times New Roman" w:eastAsia="Times New Roman" w:hAnsi="Times New Roman" w:cs="Times New Roman"/>
+                <w:sz w:val="24"/>
+                <w:szCs w:val="24"/>
+                <w:lang w:eastAsia="ru-RU"/>
+              </w:rPr>
+            </w:pPr>
+            <w:r>
+              <w:rPr>
+                <w:rFonts w:ascii="Times New Roman" w:eastAsia="Times New Roman" w:hAnsi="Times New Roman" w:cs="Times New Roman"/>
+                <w:sz w:val="24"/>
+                <w:szCs w:val="24"/>
+                <w:lang w:eastAsia="ru-RU"/>
+              </w:rPr>
+              <w:t>На ПК игра как на телефоне, по центру, без искажений</w:t>
+            </w:r>
+          </w:p>
+        </w:tc>
+      </w:tr>
+      <w:tr>
+        <w:tc>
+          <w:tcPr>
+            <w:tcW w:w="0" w:type="auto"/>
+            <w:tcMar>
+              <w:top w:w="75" w:type="dxa"/>
+              <w:left w:w="135" w:type="dxa"/>
+              <w:bottom w:w="75" w:type="dxa"/>
+              <w:right w:w="135" w:type="dxa"/>
+            </w:tcMar>
+            <w:hideMark/>
+          </w:tcPr>
+          <w:p>
+            <w:pPr>
+              <w:spacing w:after="0" w:line="240" w:lineRule="auto"/>
+              <w:rPr>
+                <w:rFonts w:ascii="Times New Roman" w:eastAsia="Times New Roman" w:hAnsi="Times New Roman" w:cs="Times New Roman"/>
+                <w:sz w:val="24"/>
+                <w:szCs w:val="24"/>
+                <w:lang w:eastAsia="ru-RU"/>
+              </w:rPr>
+            </w:pPr>
+            <w:r>
+              <w:rPr>
+                <w:rFonts w:ascii="Times New Roman" w:eastAsia="Times New Roman" w:hAnsi="Times New Roman" w:cs="Times New Roman"/>
+                <w:sz w:val="24"/>
+                <w:szCs w:val="24"/>
+                <w:lang w:eastAsia="ru-RU"/>
+              </w:rPr>
+              <w:t>Общий модуль </w:t>
+            </w:r>
+            <w:proofErr w:type="spellStart"/>
+            <w:r>
+              <w:rPr>
+                <w:rFonts w:ascii="Consolas" w:eastAsia="Times New Roman" w:hAnsi="Consolas" w:cs="Courier New"/>
+                <w:b/>
+                <w:bCs/>
+                <w:color w:val="81A1C1"/>
+                <w:lang w:eastAsia="ru-RU"/>
+              </w:rPr>
+              <w:t>utils</w:t>
+            </w:r>
+            <w:proofErr w:type="spellEnd"/>
+            <w:r>
+              <w:rPr>
+                <w:rFonts w:ascii="Consolas" w:eastAsia="Times New Roman" w:hAnsi="Consolas" w:cs="Courier New"/>
+                <w:b/>
+                <w:bCs/>
+                <w:color w:val="81A1C1"/>
+                <w:lang w:eastAsia="ru-RU"/>
+              </w:rPr>
+              <w:t>/UI.js</w:t>
+            </w:r>
+          </w:p>
+        </w:tc>
+        <w:tc>
+          <w:tcPr>
+            <w:tcW w:w="0" w:type="auto"/>
+            <w:tcBorders>
+              <w:right w:val="nil"/>
+            </w:tcBorders>
+            <w:tcMar>
+              <w:top w:w="75" w:type="dxa"/>
+              <w:left w:w="135" w:type="dxa"/>
+              <w:bottom w:w="75" w:type="dxa"/>
+              <w:right w:w="135" w:type="dxa"/>
+            </w:tcMar>
+            <w:hideMark/>
+          </w:tcPr>
+          <w:p>
+            <w:pPr>
+              <w:spacing w:after="0" w:line="240" w:lineRule="auto"/>
+              <w:rPr>
+                <w:rFonts w:ascii="Times New Roman" w:eastAsia="Times New Roman" w:hAnsi="Times New Roman" w:cs="Times New Roman"/>
+                <w:sz w:val="24"/>
+                <w:szCs w:val="24"/>
+                <w:lang w:eastAsia="ru-RU"/>
+              </w:rPr>
+            </w:pPr>
+            <w:r>
+              <w:rPr>
+                <w:rFonts w:ascii="Times New Roman" w:eastAsia="Times New Roman" w:hAnsi="Times New Roman" w:cs="Times New Roman"/>
+                <w:sz w:val="24"/>
+                <w:szCs w:val="24"/>
+                <w:lang w:eastAsia="ru-RU"/>
+              </w:rPr>
+              <w:t>Единые кнопки, панели, переключатели, громкость</w:t>
+            </w:r>
+          </w:p>
+        </w:tc>
+      </w:tr>
+      <w:tr>
+        <w:tc>
+          <w:tcPr>
+            <w:tcW w:w="0" w:type="auto"/>
+            <w:tcMar>
+              <w:top w:w="75" w:type="dxa"/>
+              <w:left w:w="135" w:type="dxa"/>
+              <w:bottom w:w="75" w:type="dxa"/>
+              <w:right w:w="135" w:type="dxa"/>
+            </w:tcMar>
+            <w:hideMark/>
+          </w:tcPr>
+          <w:p>
+            <w:pPr>
+              <w:spacing w:after="0" w:line="240" w:lineRule="auto"/>
+              <w:rPr>
+                <w:rFonts w:ascii="Times New Roman" w:eastAsia="Times New Roman" w:hAnsi="Times New Roman" w:cs="Times New Roman"/>
+                <w:sz w:val="24"/>
+                <w:szCs w:val="24"/>
+                <w:lang w:eastAsia="ru-RU"/>
+              </w:rPr>
+            </w:pPr>
+            <w:r>
+              <w:rPr>
+                <w:rFonts w:ascii="Times New Roman" w:eastAsia="Times New Roman" w:hAnsi="Times New Roman" w:cs="Times New Roman"/>
+                <w:b/>
+                <w:bCs/>
+                <w:sz w:val="24"/>
+                <w:szCs w:val="24"/>
+                <w:lang w:eastAsia="ru-RU"/>
+              </w:rPr>
+              <w:t>Меню</w:t>
+            </w:r>
+          </w:p>
+        </w:tc>
+        <w:tc>
+          <w:tcPr>
+            <w:tcW w:w="0" w:type="auto"/>
+            <w:tcBorders>
+              <w:right w:val="nil"/>
+            </w:tcBorders>
+            <w:tcMar>
+              <w:top w:w="75" w:type="dxa"/>
+              <w:left w:w="135" w:type="dxa"/>
+              <w:bottom w:w="75" w:type="dxa"/>
+              <w:right w:w="135" w:type="dxa"/>
+            </w:tcMar>
+            <w:hideMark/>
+          </w:tcPr>
+          <w:p>
+            <w:pPr>
+              <w:spacing w:after="0" w:line="240" w:lineRule="auto"/>
+              <w:rPr>
+                <w:rFonts w:ascii="Times New Roman" w:eastAsia="Times New Roman" w:hAnsi="Times New Roman" w:cs="Times New Roman"/>
+                <w:sz w:val="24"/>
+                <w:szCs w:val="24"/>
+                <w:lang w:eastAsia="ru-RU"/>
+              </w:rPr>
+            </w:pPr>
+            <w:r>
+              <w:rPr>
+                <w:rFonts w:ascii="Times New Roman" w:eastAsia="Times New Roman" w:hAnsi="Times New Roman" w:cs="Times New Roman"/>
+                <w:sz w:val="24"/>
+                <w:szCs w:val="24"/>
+                <w:lang w:eastAsia="ru-RU"/>
+              </w:rPr>
+              <w:t>Ровные кнопки, аккуратные отступы</w:t>
+            </w:r>
+          </w:p>
+        </w:tc>
+      </w:tr>
+      <w:tr>
+        <w:tc>
+          <w:tcPr>
+            <w:tcW w:w="0" w:type="auto"/>
+            <w:tcMar>
+              <w:top w:w="75" w:type="dxa"/>
+              <w:left w:w="135" w:type="dxa"/>
+              <w:bottom w:w="75" w:type="dxa"/>
+              <w:right w:w="135" w:type="dxa"/>
+            </w:tcMar>
+            <w:hideMark/>
+          </w:tcPr>
+          <w:p>
+            <w:pPr>
+              <w:spacing w:after="0" w:line="240" w:lineRule="auto"/>
+              <w:rPr>
+                <w:rFonts w:ascii="Times New Roman" w:eastAsia="Times New Roman" w:hAnsi="Times New Roman" w:cs="Times New Roman"/>
+                <w:sz w:val="24"/>
+                <w:szCs w:val="24"/>
+                <w:lang w:eastAsia="ru-RU"/>
+              </w:rPr>
+            </w:pPr>
+            <w:r>
+              <w:rPr>
+                <w:rFonts w:ascii="Times New Roman" w:eastAsia="Times New Roman" w:hAnsi="Times New Roman" w:cs="Times New Roman"/>
+                <w:b/>
+                <w:bCs/>
+                <w:sz w:val="24"/>
+                <w:szCs w:val="24"/>
+                <w:lang w:eastAsia="ru-RU"/>
+              </w:rPr>
+              <w:t>Настройки</w:t>
+            </w:r>
+          </w:p>
+        </w:tc>
+        <w:tc>
+          <w:tcPr>
+            <w:tcW w:w="0" w:type="auto"/>
+            <w:tcBorders>
+              <w:right w:val="nil"/>
+            </w:tcBorders>
+            <w:tcMar>
+              <w:top w:w="75" w:type="dxa"/>
+              <w:left w:w="135" w:type="dxa"/>
+              <w:bottom w:w="75" w:type="dxa"/>
+              <w:right w:w="135" w:type="dxa"/>
+            </w:tcMar>
+            <w:hideMark/>
+          </w:tcPr>
+          <w:p>
+            <w:pPr>
+              <w:spacing w:after="0" w:line="240" w:lineRule="auto"/>
+              <w:rPr>
+                <w:rFonts w:ascii="Times New Roman" w:eastAsia="Times New Roman" w:hAnsi="Times New Roman" w:cs="Times New Roman"/>
+                <w:sz w:val="24"/>
+                <w:szCs w:val="24"/>
+                <w:lang w:eastAsia="ru-RU"/>
+              </w:rPr>
+            </w:pPr>
+            <w:r>
+              <w:rPr>
+                <w:rFonts w:ascii="Times New Roman" w:eastAsia="Times New Roman" w:hAnsi="Times New Roman" w:cs="Times New Roman"/>
+                <w:sz w:val="24"/>
+                <w:szCs w:val="24"/>
+                <w:lang w:eastAsia="ru-RU"/>
+              </w:rPr>
+              <w:t>Строки «Звук / Вибрация» с пилюлями ВКЛ/ВЫКЛ, слайдер громкости, кнопка </w:t>
+            </w:r>
+            <w:r>
+              <w:rPr>
+                <w:rFonts w:ascii="Times New Roman" w:eastAsia="Times New Roman" w:hAnsi="Times New Roman" w:cs="Times New Roman"/>
+                <w:b/>
+                <w:bCs/>
+                <w:sz w:val="24"/>
+                <w:szCs w:val="24"/>
+                <w:lang w:eastAsia="ru-RU"/>
+              </w:rPr>
+              <w:t>← Назад</w:t>
+            </w:r>
+          </w:p>
+        </w:tc>
+      </w:tr>
+      <w:tr>
+        <w:tc>
+          <w:tcPr>
+            <w:tcW w:w="0" w:type="auto"/>
+            <w:tcMar>
+              <w:top w:w="75" w:type="dxa"/>
+              <w:left w:w="135" w:type="dxa"/>
+              <w:bottom w:w="75" w:type="dxa"/>
+              <w:right w:w="135" w:type="dxa"/>
+            </w:tcMar>
+            <w:hideMark/>
+          </w:tcPr>
+          <w:p>
+            <w:pPr>
+              <w:spacing w:after="0" w:line="240" w:lineRule="auto"/>
+              <w:rPr>
+                <w:rFonts w:ascii="Times New Roman" w:eastAsia="Times New Roman" w:hAnsi="Times New Roman" w:cs="Times New Roman"/>
+                <w:sz w:val="24"/>
+                <w:szCs w:val="24"/>
+                <w:lang w:eastAsia="ru-RU"/>
+              </w:rPr>
+            </w:pPr>
+            <w:r>
+              <w:rPr>
+                <w:rFonts w:ascii="Times New Roman" w:eastAsia="Times New Roman" w:hAnsi="Times New Roman" w:cs="Times New Roman"/>
+                <w:b/>
+                <w:bCs/>
+                <w:sz w:val="24"/>
+                <w:szCs w:val="24"/>
+                <w:lang w:eastAsia="ru-RU"/>
+              </w:rPr>
+              <w:t>HUD в игре</w:t>
+            </w:r>
+          </w:p>
+        </w:tc>
+        <w:tc>
+          <w:tcPr>
+            <w:tcW w:w="0" w:type="auto"/>
+            <w:tcBorders>
+              <w:right w:val="nil"/>
+            </w:tcBorders>
+            <w:tcMar>
+              <w:top w:w="75" w:type="dxa"/>
+              <w:left w:w="135" w:type="dxa"/>
+              <w:bottom w:w="75" w:type="dxa"/>
+              <w:right w:w="135" w:type="dxa"/>
+            </w:tcMar>
+            <w:hideMark/>
+          </w:tcPr>
+          <w:p>
+            <w:pPr>
+              <w:spacing w:after="0" w:line="240" w:lineRule="auto"/>
+              <w:rPr>
+                <w:rFonts w:ascii="Times New Roman" w:eastAsia="Times New Roman" w:hAnsi="Times New Roman" w:cs="Times New Roman"/>
+                <w:sz w:val="24"/>
+                <w:szCs w:val="24"/>
+                <w:lang w:eastAsia="ru-RU"/>
+              </w:rPr>
+            </w:pPr>
+            <w:r>
+              <w:rPr>
+                <w:rFonts w:ascii="Times New Roman" w:eastAsia="Times New Roman" w:hAnsi="Times New Roman" w:cs="Times New Roman"/>
+                <w:sz w:val="24"/>
+                <w:szCs w:val="24"/>
+                <w:lang w:eastAsia="ru-RU"/>
+              </w:rPr>
+              <w:t>Плашка сверху: счёт, монеты, пауза</w:t>
+            </w:r>
+          </w:p>
+        </w:tc>
+      </w:tr>
+      <w:tr>
+        <w:tc>
+          <w:tcPr>
+            <w:tcW w:w="0" w:type="auto"/>
+            <w:tcMar>
+              <w:top w:w="75" w:type="dxa"/>
+              <w:left w:w="135" w:type="dxa"/>
+              <w:bottom w:w="75" w:type="dxa"/>
+              <w:right w:w="135" w:type="dxa"/>
+            </w:tcMar>
+            <w:hideMark/>
+          </w:tcPr>
+          <w:p>
+            <w:pPr>
+              <w:spacing w:after="0" w:line="240" w:lineRule="auto"/>
+              <w:rPr>
+                <w:rFonts w:ascii="Times New Roman" w:eastAsia="Times New Roman" w:hAnsi="Times New Roman" w:cs="Times New Roman"/>
+                <w:sz w:val="24"/>
+                <w:szCs w:val="24"/>
+                <w:lang w:eastAsia="ru-RU"/>
+              </w:rPr>
+            </w:pPr>
+            <w:proofErr w:type="spellStart"/>
+            <w:r>
+              <w:rPr>
+                <w:rFonts w:ascii="Times New Roman" w:eastAsia="Times New Roman" w:hAnsi="Times New Roman" w:cs="Times New Roman"/>
+                <w:b/>
+                <w:bCs/>
+                <w:sz w:val="24"/>
+                <w:szCs w:val="24"/>
+                <w:lang w:eastAsia="ru-RU"/>
+              </w:rPr>
+              <w:t>Game</w:t>
+            </w:r>
+            <w:proofErr w:type="spellEnd"/>
+            <w:r>
+              <w:rPr>
+                <w:rFonts w:ascii="Times New Roman" w:eastAsia="Times New Roman" w:hAnsi="Times New Roman" w:cs="Times New Roman"/>
+                <w:b/>
+                <w:bCs/>
+                <w:sz w:val="24"/>
+                <w:szCs w:val="24"/>
+                <w:lang w:eastAsia="ru-RU"/>
+              </w:rPr>
+              <w:t xml:space="preserve"> </w:t>
+            </w:r>
+            <w:proofErr w:type="spellStart"/>
+            <w:r>
+              <w:rPr>
+                <w:rFonts w:ascii="Times New Roman" w:eastAsia="Times New Roman" w:hAnsi="Times New Roman" w:cs="Times New Roman"/>
+                <w:b/>
+                <w:bCs/>
+                <w:sz w:val="24"/>
+                <w:szCs w:val="24"/>
+                <w:lang w:eastAsia="ru-RU"/>
+              </w:rPr>
+              <w:t>Over</w:t>
+            </w:r>
+            <w:proofErr w:type="spellEnd"/>
+          </w:p>
+        </w:tc>
+        <w:tc>
+          <w:tcPr>
+            <w:tcW w:w="0" w:type="auto"/>
+            <w:tcBorders>
+              <w:right w:val="nil"/>
+            </w:tcBorders>
+            <w:tcMar>
+              <w:top w:w="75" w:type="dxa"/>
+              <w:left w:w="135" w:type="dxa"/>
+              <w:bottom w:w="75" w:type="dxa"/>
+              <w:right w:w="135" w:type="dxa"/>
+            </w:tcMar>
+            <w:hideMark/>
+          </w:tcPr>
+          <w:p>
+            <w:pPr>
+              <w:spacing w:after="0" w:line="240" w:lineRule="auto"/>
+              <w:rPr>
+                <w:rFonts w:ascii="Times New Roman" w:eastAsia="Times New Roman" w:hAnsi="Times New Roman" w:cs="Times New Roman"/>
+                <w:sz w:val="24"/>
+                <w:szCs w:val="24"/>
+                <w:lang w:eastAsia="ru-RU"/>
+              </w:rPr>
+            </w:pPr>
+            <w:r>
+              <w:rPr>
+                <w:rFonts w:ascii="Times New Roman" w:eastAsia="Times New Roman" w:hAnsi="Times New Roman" w:cs="Times New Roman"/>
+                <w:sz w:val="24"/>
+                <w:szCs w:val="24"/>
+                <w:lang w:eastAsia="ru-RU"/>
+              </w:rPr>
+              <w:t>Карточка с крупным счётом и кнопками</w:t>
+            </w:r>
+          </w:p>
+        </w:tc>
+      </w:tr>
+      <w:tr>
+        <w:tc>
+          <w:tcPr>
+            <w:tcW w:w="0" w:type="auto"/>
+            <w:tcBorders>
+              <w:bottom w:val="nil"/>
+            </w:tcBorders>
+            <w:tcMar>
+              <w:top w:w="75" w:type="dxa"/>
+              <w:left w:w="135" w:type="dxa"/>
+              <w:bottom w:w="75" w:type="dxa"/>
+              <w:right w:w="135" w:type="dxa"/>
+            </w:tcMar>
+            <w:hideMark/>
+          </w:tcPr>
+          <w:p>
+            <w:pPr>
+              <w:spacing w:after="0" w:line="240" w:lineRule="auto"/>
+              <w:rPr>
+                <w:rFonts w:ascii="Times New Roman" w:eastAsia="Times New Roman" w:hAnsi="Times New Roman" w:cs="Times New Roman"/>
+                <w:sz w:val="24"/>
+                <w:szCs w:val="24"/>
+                <w:lang w:eastAsia="ru-RU"/>
+              </w:rPr>
+            </w:pPr>
+            <w:r>
+              <w:rPr>
+                <w:rFonts w:ascii="Times New Roman" w:eastAsia="Times New Roman" w:hAnsi="Times New Roman" w:cs="Times New Roman"/>
+                <w:b/>
+                <w:bCs/>
+                <w:sz w:val="24"/>
+                <w:szCs w:val="24"/>
+                <w:lang w:eastAsia="ru-RU"/>
+              </w:rPr>
+              <w:t>Пауза</w:t>
+            </w:r>
+          </w:p>
+        </w:tc>
+        <w:tc>
+          <w:tcPr>
+            <w:tcW w:w="0" w:type="auto"/>
+            <w:tcBorders>
+              <w:bottom w:val="nil"/>
+              <w:right w:val="nil"/>
+            </w:tcBorders>
+            <w:tcMar>
+              <w:top w:w="75" w:type="dxa"/>
+              <w:left w:w="135" w:type="dxa"/>
+              <w:bottom w:w="75" w:type="dxa"/>
+              <w:right w:w="135" w:type="dxa"/>
+            </w:tcMar>
+            <w:hideMark/>
+          </w:tcPr>
+          <w:p>
+            <w:pPr>
+              <w:spacing w:after="0" w:line="240" w:lineRule="auto"/>
+              <w:rPr>
+                <w:rFonts w:ascii="Times New Roman" w:eastAsia="Times New Roman" w:hAnsi="Times New Roman" w:cs="Times New Roman"/>
+                <w:sz w:val="24"/>
+                <w:szCs w:val="24"/>
+                <w:lang w:eastAsia="ru-RU"/>
+              </w:rPr>
+            </w:pPr>
+            <w:r>
+              <w:rPr>
+                <w:rFonts w:ascii="Times New Roman" w:eastAsia="Times New Roman" w:hAnsi="Times New Roman" w:cs="Times New Roman"/>
+                <w:sz w:val="24"/>
+                <w:szCs w:val="24"/>
+                <w:lang w:eastAsia="ru-RU"/>
+              </w:rPr>
+              <w:t>Затемнение и надпись «ПАУЗА»</w:t>
+            </w:r>
+          </w:p>
+        </w:tc>
+      </w:tr>
+    </w:tbl>
+    <w:p>
+      <w:pPr>
+        <w:shd w:val="clear" w:color="auto" w:fill="181818"/>
+        <w:spacing w:before="300" w:after="150" w:line="240" w:lineRule="auto"/>
+        <w:outlineLvl w:val="1"/>
+        <w:rPr>
+          <w:rFonts w:ascii="Segoe UI" w:eastAsia="Times New Roman" w:hAnsi="Segoe UI" w:cs="Segoe UI"/>
+          <w:b/>
+          <w:bCs/>
+          <w:sz w:val="31"/>
+          <w:szCs w:val="31"/>
+          <w:lang w:eastAsia="ru-RU"/>
+        </w:rPr>
+      </w:pPr>
+      <w:r>
+        <w:rPr>
+          <w:rFonts w:ascii="Segoe UI" w:eastAsia="Times New Roman" w:hAnsi="Segoe UI" w:cs="Segoe UI"/>
+          <w:b/>
+          <w:bCs/>
+          <w:sz w:val="31"/>
+          <w:szCs w:val="31"/>
+          <w:lang w:eastAsia="ru-RU"/>
+        </w:rPr>
+        <w:t>Проверка</w:t>
+      </w:r>
+    </w:p>
+    <w:p>
+      <w:pPr>
+        <w:shd w:val="clear" w:color="auto" w:fill="181818"/>
+        <w:spacing w:before="90" w:after="90" w:line="240" w:lineRule="auto"/>
+        <w:rPr>
+          <w:rFonts w:ascii="Segoe UI" w:eastAsia="Times New Roman" w:hAnsi="Segoe UI" w:cs="Segoe UI"/>
+          <w:sz w:val="20"/>
+          <w:szCs w:val="20"/>
+          <w:lang w:eastAsia="ru-RU"/>
+        </w:rPr>
+      </w:pPr>
+      <w:r>
+        <w:rPr>
+          <w:rFonts w:ascii="Segoe UI" w:eastAsia="Times New Roman" w:hAnsi="Segoe UI" w:cs="Segoe UI"/>
+          <w:sz w:val="20"/>
+          <w:szCs w:val="20"/>
+          <w:lang w:eastAsia="ru-RU"/>
+        </w:rPr>
+        <w:t>Обновите </w:t>
+      </w:r>
+      <w:hyperlink r:id="rId11" w:tgtFrame="_blank" w:history="1">
+        <w:r>
+          <w:rPr>
+            <w:rFonts w:ascii="Segoe UI" w:eastAsia="Times New Roman" w:hAnsi="Segoe UI" w:cs="Segoe UI"/>
+            <w:color w:val="81A1C1"/>
+            <w:sz w:val="20"/>
+            <w:szCs w:val="20"/>
+            <w:u w:val="single"/>
+            <w:lang w:eastAsia="ru-RU"/>
+          </w:rPr>
+          <w:t>http://localhost:5173/</w:t>
+        </w:r>
+      </w:hyperlink>
+      <w:r>
+        <w:rPr>
+          <w:rFonts w:ascii="Segoe UI" w:eastAsia="Times New Roman" w:hAnsi="Segoe UI" w:cs="Segoe UI"/>
+          <w:sz w:val="20"/>
+          <w:szCs w:val="20"/>
+          <w:lang w:eastAsia="ru-RU"/>
+        </w:rPr>
+        <w:t> (Ctrl+F5).</w:t>
+      </w:r>
+    </w:p>
+    <w:p>
+      <w:pPr>
+        <w:shd w:val="clear" w:color="auto" w:fill="181818"/>
+        <w:spacing w:before="90" w:after="90" w:line="240" w:lineRule="auto"/>
+        <w:rPr>
+          <w:rFonts w:ascii="Segoe UI" w:eastAsia="Times New Roman" w:hAnsi="Segoe UI" w:cs="Segoe UI"/>
+          <w:sz w:val="20"/>
+          <w:szCs w:val="20"/>
+          <w:lang w:eastAsia="ru-RU"/>
+        </w:rPr>
+      </w:pPr>
+      <w:r>
+        <w:rPr>
+          <w:rFonts w:ascii="Segoe UI" w:eastAsia="Times New Roman" w:hAnsi="Segoe UI" w:cs="Segoe UI"/>
+          <w:sz w:val="20"/>
+          <w:szCs w:val="20"/>
+          <w:lang w:eastAsia="ru-RU"/>
+        </w:rPr>
+        <w:t>На десктопе игра должна быть </w:t>
+      </w:r>
+      <w:r>
+        <w:rPr>
+          <w:rFonts w:ascii="Segoe UI" w:eastAsia="Times New Roman" w:hAnsi="Segoe UI" w:cs="Segoe UI"/>
+          <w:b/>
+          <w:bCs/>
+          <w:sz w:val="24"/>
+          <w:szCs w:val="24"/>
+          <w:lang w:eastAsia="ru-RU"/>
+        </w:rPr>
+        <w:t>по центру</w:t>
+      </w:r>
+      <w:r>
+        <w:rPr>
+          <w:rFonts w:ascii="Segoe UI" w:eastAsia="Times New Roman" w:hAnsi="Segoe UI" w:cs="Segoe UI"/>
+          <w:sz w:val="20"/>
+          <w:szCs w:val="20"/>
+          <w:lang w:eastAsia="ru-RU"/>
+        </w:rPr>
+        <w:t> в «телефонной» рамке, на телефоне — на весь экран.</w:t>
+      </w:r>
+    </w:p>
+    <w:p>
+      <w:pPr>
+        <w:shd w:val="clear" w:color="auto" w:fill="181818"/>
+        <w:spacing w:before="90" w:after="0" w:line="240" w:lineRule="auto"/>
+        <w:rPr>
+          <w:rFonts w:ascii="Segoe UI" w:eastAsia="Times New Roman" w:hAnsi="Segoe UI" w:cs="Segoe UI"/>
+          <w:sz w:val="20"/>
+          <w:szCs w:val="20"/>
+          <w:lang w:eastAsia="ru-RU"/>
+        </w:rPr>
+      </w:pPr>
+      <w:r>
+        <w:rPr>
+          <w:rFonts w:ascii="Segoe UI" w:eastAsia="Times New Roman" w:hAnsi="Segoe UI" w:cs="Segoe UI"/>
+          <w:sz w:val="20"/>
+          <w:szCs w:val="20"/>
+          <w:lang w:eastAsia="ru-RU"/>
+        </w:rPr>
+        <w:t>Если что-то всё ещё выглядит криво — напишите, </w:t>
+      </w:r>
+      <w:r>
+        <w:rPr>
+          <w:rFonts w:ascii="Segoe UI" w:eastAsia="Times New Roman" w:hAnsi="Segoe UI" w:cs="Segoe UI"/>
+          <w:b/>
+          <w:bCs/>
+          <w:sz w:val="24"/>
+          <w:szCs w:val="24"/>
+          <w:lang w:eastAsia="ru-RU"/>
+        </w:rPr>
+        <w:t>какой экран</w:t>
+      </w:r>
+      <w:r>
+        <w:rPr>
+          <w:rFonts w:ascii="Segoe UI" w:eastAsia="Times New Roman" w:hAnsi="Segoe UI" w:cs="Segoe UI"/>
+          <w:sz w:val="20"/>
+          <w:szCs w:val="20"/>
+          <w:lang w:eastAsia="ru-RU"/>
+        </w:rPr>
+        <w:t xml:space="preserve"> (меню / настройки / игра) и пришлите </w:t>
+      </w:r>
+      <w:proofErr w:type="spellStart"/>
+      <w:r>
+        <w:rPr>
+          <w:rFonts w:ascii="Segoe UI" w:eastAsia="Times New Roman" w:hAnsi="Segoe UI" w:cs="Segoe UI"/>
+          <w:sz w:val="20"/>
+          <w:szCs w:val="20"/>
+          <w:lang w:eastAsia="ru-RU"/>
+        </w:rPr>
+        <w:t>скрин</w:t>
+      </w:r>
+      <w:proofErr w:type="spellEnd"/>
+      <w:r>
+        <w:rPr>
+          <w:rFonts w:ascii="Segoe UI" w:eastAsia="Times New Roman" w:hAnsi="Segoe UI" w:cs="Segoe UI"/>
+          <w:sz w:val="20"/>
+          <w:szCs w:val="20"/>
+          <w:lang w:eastAsia="ru-RU"/>
+        </w:rPr>
+        <w:t>.</w:t>
+      </w:r>
+    </w:p>
+    <w:p>
+      <w:pPr>
+        <w:pStyle w:val="1"/>
+      </w:pPr>
+      <w:r>
+        <w:lastRenderedPageBreak/>
+        <w:t>Далее я забил писать изменения, потому что редактирую игру с помощью Курсора как мне нравится</w:t>
+      </w:r>
+    </w:p>
+    <w:p>
+      <w:pPr>
+        <w:pStyle w:val="1"/>
+      </w:pPr>
       <w:bookmarkStart w:id="0" w:name="_GoBack"/>
       <w:bookmarkEnd w:id="0"/>
     </w:p>
@@ -13369,6 +18157,679 @@
 <file path=word/numbering.xml><?xml version="1.0" encoding="utf-8"?>
 <w:numbering xmlns:wpc="http://schemas.microsoft.com/office/word/2010/wordprocessingCanvas" xmlns:cx="http://schemas.microsoft.com/office/drawing/2014/chartex" xmlns:mc="http://schemas.openxmlformats.org/markup-compatibility/2006" xmlns:o="urn:schemas-microsoft-com:office:office" xmlns:r="http://schemas.openxmlformats.org/officeDocument/2006/relationships" xmlns:m="http://schemas.openxmlformats.org/officeDocument/2006/math" xmlns:v="urn:schemas-microsoft-com:vml" xmlns:wp14="http://schemas.microsoft.com/office/word/2010/wordprocessingDrawing" xmlns:wp="http://schemas.openxmlformats.org/drawingml/2006/wordprocessingDrawing" xmlns:w10="urn:schemas-microsoft-com:office:word" xmlns:w="http://schemas.openxmlformats.org/wordprocessingml/2006/main" xmlns:w14="http://schemas.microsoft.com/office/word/2010/wordml" xmlns:w15="http://schemas.microsoft.com/office/word/2012/wordml" xmlns:w16se="http://schemas.microsoft.com/office/word/2015/wordml/symex" xmlns:wpg="http://schemas.microsoft.com/office/word/2010/wordprocessingGroup" xmlns:wpi="http://schemas.microsoft.com/office/word/2010/wordprocessingInk" xmlns:wne="http://schemas.microsoft.com/office/word/2006/wordml" xmlns:wps="http://schemas.microsoft.com/office/word/2010/wordprocessingShape" mc:Ignorable="w14 w15 w16se wp14">
   <w:abstractNum w:abstractNumId="0" w15:restartNumberingAfterBreak="0">
+    <w:nsid w:val="013D4201"/>
+    <w:multiLevelType w:val="multilevel"/>
+    <w:tmpl w:val="E45E9E5E"/>
+    <w:lvl w:ilvl="0">
+      <w:start w:val="1"/>
+      <w:numFmt w:val="bullet"/>
+      <w:lvlText w:val=""/>
+      <w:lvlJc w:val="left"/>
+      <w:pPr>
+        <w:tabs>
+          <w:tab w:val="num" w:pos="720"/>
+        </w:tabs>
+        <w:ind w:left="720" w:hanging="360"/>
+      </w:pPr>
+      <w:rPr>
+        <w:rFonts w:ascii="Symbol" w:hAnsi="Symbol" w:hint="default"/>
+        <w:sz w:val="20"/>
+      </w:rPr>
+    </w:lvl>
+    <w:lvl w:ilvl="1" w:tentative="1">
+      <w:start w:val="1"/>
+      <w:numFmt w:val="bullet"/>
+      <w:lvlText w:val=""/>
+      <w:lvlJc w:val="left"/>
+      <w:pPr>
+        <w:tabs>
+          <w:tab w:val="num" w:pos="1440"/>
+        </w:tabs>
+        <w:ind w:left="1440" w:hanging="360"/>
+      </w:pPr>
+      <w:rPr>
+        <w:rFonts w:ascii="Symbol" w:hAnsi="Symbol" w:hint="default"/>
+        <w:sz w:val="20"/>
+      </w:rPr>
+    </w:lvl>
+    <w:lvl w:ilvl="2" w:tentative="1">
+      <w:start w:val="1"/>
+      <w:numFmt w:val="bullet"/>
+      <w:lvlText w:val=""/>
+      <w:lvlJc w:val="left"/>
+      <w:pPr>
+        <w:tabs>
+          <w:tab w:val="num" w:pos="2160"/>
+        </w:tabs>
+        <w:ind w:left="2160" w:hanging="360"/>
+      </w:pPr>
+      <w:rPr>
+        <w:rFonts w:ascii="Symbol" w:hAnsi="Symbol" w:hint="default"/>
+        <w:sz w:val="20"/>
+      </w:rPr>
+    </w:lvl>
+    <w:lvl w:ilvl="3" w:tentative="1">
+      <w:start w:val="1"/>
+      <w:numFmt w:val="bullet"/>
+      <w:lvlText w:val=""/>
+      <w:lvlJc w:val="left"/>
+      <w:pPr>
+        <w:tabs>
+          <w:tab w:val="num" w:pos="2880"/>
+        </w:tabs>
+        <w:ind w:left="2880" w:hanging="360"/>
+      </w:pPr>
+      <w:rPr>
+        <w:rFonts w:ascii="Symbol" w:hAnsi="Symbol" w:hint="default"/>
+        <w:sz w:val="20"/>
+      </w:rPr>
+    </w:lvl>
+    <w:lvl w:ilvl="4" w:tentative="1">
+      <w:start w:val="1"/>
+      <w:numFmt w:val="bullet"/>
+      <w:lvlText w:val=""/>
+      <w:lvlJc w:val="left"/>
+      <w:pPr>
+        <w:tabs>
+          <w:tab w:val="num" w:pos="3600"/>
+        </w:tabs>
+        <w:ind w:left="3600" w:hanging="360"/>
+      </w:pPr>
+      <w:rPr>
+        <w:rFonts w:ascii="Symbol" w:hAnsi="Symbol" w:hint="default"/>
+        <w:sz w:val="20"/>
+      </w:rPr>
+    </w:lvl>
+    <w:lvl w:ilvl="5" w:tentative="1">
+      <w:start w:val="1"/>
+      <w:numFmt w:val="bullet"/>
+      <w:lvlText w:val=""/>
+      <w:lvlJc w:val="left"/>
+      <w:pPr>
+        <w:tabs>
+          <w:tab w:val="num" w:pos="4320"/>
+        </w:tabs>
+        <w:ind w:left="4320" w:hanging="360"/>
+      </w:pPr>
+      <w:rPr>
+        <w:rFonts w:ascii="Symbol" w:hAnsi="Symbol" w:hint="default"/>
+        <w:sz w:val="20"/>
+      </w:rPr>
+    </w:lvl>
+    <w:lvl w:ilvl="6" w:tentative="1">
+      <w:start w:val="1"/>
+      <w:numFmt w:val="bullet"/>
+      <w:lvlText w:val=""/>
+      <w:lvlJc w:val="left"/>
+      <w:pPr>
+        <w:tabs>
+          <w:tab w:val="num" w:pos="5040"/>
+        </w:tabs>
+        <w:ind w:left="5040" w:hanging="360"/>
+      </w:pPr>
+      <w:rPr>
+        <w:rFonts w:ascii="Symbol" w:hAnsi="Symbol" w:hint="default"/>
+        <w:sz w:val="20"/>
+      </w:rPr>
+    </w:lvl>
+    <w:lvl w:ilvl="7" w:tentative="1">
+      <w:start w:val="1"/>
+      <w:numFmt w:val="bullet"/>
+      <w:lvlText w:val=""/>
+      <w:lvlJc w:val="left"/>
+      <w:pPr>
+        <w:tabs>
+          <w:tab w:val="num" w:pos="5760"/>
+        </w:tabs>
+        <w:ind w:left="5760" w:hanging="360"/>
+      </w:pPr>
+      <w:rPr>
+        <w:rFonts w:ascii="Symbol" w:hAnsi="Symbol" w:hint="default"/>
+        <w:sz w:val="20"/>
+      </w:rPr>
+    </w:lvl>
+    <w:lvl w:ilvl="8" w:tentative="1">
+      <w:start w:val="1"/>
+      <w:numFmt w:val="bullet"/>
+      <w:lvlText w:val=""/>
+      <w:lvlJc w:val="left"/>
+      <w:pPr>
+        <w:tabs>
+          <w:tab w:val="num" w:pos="6480"/>
+        </w:tabs>
+        <w:ind w:left="6480" w:hanging="360"/>
+      </w:pPr>
+      <w:rPr>
+        <w:rFonts w:ascii="Symbol" w:hAnsi="Symbol" w:hint="default"/>
+        <w:sz w:val="20"/>
+      </w:rPr>
+    </w:lvl>
+  </w:abstractNum>
+  <w:abstractNum w:abstractNumId="1" w15:restartNumberingAfterBreak="0">
+    <w:nsid w:val="0A92250F"/>
+    <w:multiLevelType w:val="multilevel"/>
+    <w:tmpl w:val="DC428CA6"/>
+    <w:lvl w:ilvl="0">
+      <w:start w:val="1"/>
+      <w:numFmt w:val="bullet"/>
+      <w:lvlText w:val=""/>
+      <w:lvlJc w:val="left"/>
+      <w:pPr>
+        <w:tabs>
+          <w:tab w:val="num" w:pos="720"/>
+        </w:tabs>
+        <w:ind w:left="720" w:hanging="360"/>
+      </w:pPr>
+      <w:rPr>
+        <w:rFonts w:ascii="Symbol" w:hAnsi="Symbol" w:hint="default"/>
+        <w:sz w:val="20"/>
+      </w:rPr>
+    </w:lvl>
+    <w:lvl w:ilvl="1" w:tentative="1">
+      <w:start w:val="1"/>
+      <w:numFmt w:val="bullet"/>
+      <w:lvlText w:val=""/>
+      <w:lvlJc w:val="left"/>
+      <w:pPr>
+        <w:tabs>
+          <w:tab w:val="num" w:pos="1440"/>
+        </w:tabs>
+        <w:ind w:left="1440" w:hanging="360"/>
+      </w:pPr>
+      <w:rPr>
+        <w:rFonts w:ascii="Symbol" w:hAnsi="Symbol" w:hint="default"/>
+        <w:sz w:val="20"/>
+      </w:rPr>
+    </w:lvl>
+    <w:lvl w:ilvl="2" w:tentative="1">
+      <w:start w:val="1"/>
+      <w:numFmt w:val="bullet"/>
+      <w:lvlText w:val=""/>
+      <w:lvlJc w:val="left"/>
+      <w:pPr>
+        <w:tabs>
+          <w:tab w:val="num" w:pos="2160"/>
+        </w:tabs>
+        <w:ind w:left="2160" w:hanging="360"/>
+      </w:pPr>
+      <w:rPr>
+        <w:rFonts w:ascii="Symbol" w:hAnsi="Symbol" w:hint="default"/>
+        <w:sz w:val="20"/>
+      </w:rPr>
+    </w:lvl>
+    <w:lvl w:ilvl="3" w:tentative="1">
+      <w:start w:val="1"/>
+      <w:numFmt w:val="bullet"/>
+      <w:lvlText w:val=""/>
+      <w:lvlJc w:val="left"/>
+      <w:pPr>
+        <w:tabs>
+          <w:tab w:val="num" w:pos="2880"/>
+        </w:tabs>
+        <w:ind w:left="2880" w:hanging="360"/>
+      </w:pPr>
+      <w:rPr>
+        <w:rFonts w:ascii="Symbol" w:hAnsi="Symbol" w:hint="default"/>
+        <w:sz w:val="20"/>
+      </w:rPr>
+    </w:lvl>
+    <w:lvl w:ilvl="4" w:tentative="1">
+      <w:start w:val="1"/>
+      <w:numFmt w:val="bullet"/>
+      <w:lvlText w:val=""/>
+      <w:lvlJc w:val="left"/>
+      <w:pPr>
+        <w:tabs>
+          <w:tab w:val="num" w:pos="3600"/>
+        </w:tabs>
+        <w:ind w:left="3600" w:hanging="360"/>
+      </w:pPr>
+      <w:rPr>
+        <w:rFonts w:ascii="Symbol" w:hAnsi="Symbol" w:hint="default"/>
+        <w:sz w:val="20"/>
+      </w:rPr>
+    </w:lvl>
+    <w:lvl w:ilvl="5" w:tentative="1">
+      <w:start w:val="1"/>
+      <w:numFmt w:val="bullet"/>
+      <w:lvlText w:val=""/>
+      <w:lvlJc w:val="left"/>
+      <w:pPr>
+        <w:tabs>
+          <w:tab w:val="num" w:pos="4320"/>
+        </w:tabs>
+        <w:ind w:left="4320" w:hanging="360"/>
+      </w:pPr>
+      <w:rPr>
+        <w:rFonts w:ascii="Symbol" w:hAnsi="Symbol" w:hint="default"/>
+        <w:sz w:val="20"/>
+      </w:rPr>
+    </w:lvl>
+    <w:lvl w:ilvl="6" w:tentative="1">
+      <w:start w:val="1"/>
+      <w:numFmt w:val="bullet"/>
+      <w:lvlText w:val=""/>
+      <w:lvlJc w:val="left"/>
+      <w:pPr>
+        <w:tabs>
+          <w:tab w:val="num" w:pos="5040"/>
+        </w:tabs>
+        <w:ind w:left="5040" w:hanging="360"/>
+      </w:pPr>
+      <w:rPr>
+        <w:rFonts w:ascii="Symbol" w:hAnsi="Symbol" w:hint="default"/>
+        <w:sz w:val="20"/>
+      </w:rPr>
+    </w:lvl>
+    <w:lvl w:ilvl="7" w:tentative="1">
+      <w:start w:val="1"/>
+      <w:numFmt w:val="bullet"/>
+      <w:lvlText w:val=""/>
+      <w:lvlJc w:val="left"/>
+      <w:pPr>
+        <w:tabs>
+          <w:tab w:val="num" w:pos="5760"/>
+        </w:tabs>
+        <w:ind w:left="5760" w:hanging="360"/>
+      </w:pPr>
+      <w:rPr>
+        <w:rFonts w:ascii="Symbol" w:hAnsi="Symbol" w:hint="default"/>
+        <w:sz w:val="20"/>
+      </w:rPr>
+    </w:lvl>
+    <w:lvl w:ilvl="8" w:tentative="1">
+      <w:start w:val="1"/>
+      <w:numFmt w:val="bullet"/>
+      <w:lvlText w:val=""/>
+      <w:lvlJc w:val="left"/>
+      <w:pPr>
+        <w:tabs>
+          <w:tab w:val="num" w:pos="6480"/>
+        </w:tabs>
+        <w:ind w:left="6480" w:hanging="360"/>
+      </w:pPr>
+      <w:rPr>
+        <w:rFonts w:ascii="Symbol" w:hAnsi="Symbol" w:hint="default"/>
+        <w:sz w:val="20"/>
+      </w:rPr>
+    </w:lvl>
+  </w:abstractNum>
+  <w:abstractNum w:abstractNumId="2" w15:restartNumberingAfterBreak="0">
+    <w:nsid w:val="125D22F9"/>
+    <w:multiLevelType w:val="multilevel"/>
+    <w:tmpl w:val="E97E2A0A"/>
+    <w:lvl w:ilvl="0">
+      <w:start w:val="1"/>
+      <w:numFmt w:val="bullet"/>
+      <w:lvlText w:val=""/>
+      <w:lvlJc w:val="left"/>
+      <w:pPr>
+        <w:tabs>
+          <w:tab w:val="num" w:pos="720"/>
+        </w:tabs>
+        <w:ind w:left="720" w:hanging="360"/>
+      </w:pPr>
+      <w:rPr>
+        <w:rFonts w:ascii="Symbol" w:hAnsi="Symbol" w:hint="default"/>
+        <w:sz w:val="20"/>
+      </w:rPr>
+    </w:lvl>
+    <w:lvl w:ilvl="1" w:tentative="1">
+      <w:start w:val="1"/>
+      <w:numFmt w:val="bullet"/>
+      <w:lvlText w:val=""/>
+      <w:lvlJc w:val="left"/>
+      <w:pPr>
+        <w:tabs>
+          <w:tab w:val="num" w:pos="1440"/>
+        </w:tabs>
+        <w:ind w:left="1440" w:hanging="360"/>
+      </w:pPr>
+      <w:rPr>
+        <w:rFonts w:ascii="Symbol" w:hAnsi="Symbol" w:hint="default"/>
+        <w:sz w:val="20"/>
+      </w:rPr>
+    </w:lvl>
+    <w:lvl w:ilvl="2" w:tentative="1">
+      <w:start w:val="1"/>
+      <w:numFmt w:val="bullet"/>
+      <w:lvlText w:val=""/>
+      <w:lvlJc w:val="left"/>
+      <w:pPr>
+        <w:tabs>
+          <w:tab w:val="num" w:pos="2160"/>
+        </w:tabs>
+        <w:ind w:left="2160" w:hanging="360"/>
+      </w:pPr>
+      <w:rPr>
+        <w:rFonts w:ascii="Symbol" w:hAnsi="Symbol" w:hint="default"/>
+        <w:sz w:val="20"/>
+      </w:rPr>
+    </w:lvl>
+    <w:lvl w:ilvl="3" w:tentative="1">
+      <w:start w:val="1"/>
+      <w:numFmt w:val="bullet"/>
+      <w:lvlText w:val=""/>
+      <w:lvlJc w:val="left"/>
+      <w:pPr>
+        <w:tabs>
+          <w:tab w:val="num" w:pos="2880"/>
+        </w:tabs>
+        <w:ind w:left="2880" w:hanging="360"/>
+      </w:pPr>
+      <w:rPr>
+        <w:rFonts w:ascii="Symbol" w:hAnsi="Symbol" w:hint="default"/>
+        <w:sz w:val="20"/>
+      </w:rPr>
+    </w:lvl>
+    <w:lvl w:ilvl="4" w:tentative="1">
+      <w:start w:val="1"/>
+      <w:numFmt w:val="bullet"/>
+      <w:lvlText w:val=""/>
+      <w:lvlJc w:val="left"/>
+      <w:pPr>
+        <w:tabs>
+          <w:tab w:val="num" w:pos="3600"/>
+        </w:tabs>
+        <w:ind w:left="3600" w:hanging="360"/>
+      </w:pPr>
+      <w:rPr>
+        <w:rFonts w:ascii="Symbol" w:hAnsi="Symbol" w:hint="default"/>
+        <w:sz w:val="20"/>
+      </w:rPr>
+    </w:lvl>
+    <w:lvl w:ilvl="5" w:tentative="1">
+      <w:start w:val="1"/>
+      <w:numFmt w:val="bullet"/>
+      <w:lvlText w:val=""/>
+      <w:lvlJc w:val="left"/>
+      <w:pPr>
+        <w:tabs>
+          <w:tab w:val="num" w:pos="4320"/>
+        </w:tabs>
+        <w:ind w:left="4320" w:hanging="360"/>
+      </w:pPr>
+      <w:rPr>
+        <w:rFonts w:ascii="Symbol" w:hAnsi="Symbol" w:hint="default"/>
+        <w:sz w:val="20"/>
+      </w:rPr>
+    </w:lvl>
+    <w:lvl w:ilvl="6" w:tentative="1">
+      <w:start w:val="1"/>
+      <w:numFmt w:val="bullet"/>
+      <w:lvlText w:val=""/>
+      <w:lvlJc w:val="left"/>
+      <w:pPr>
+        <w:tabs>
+          <w:tab w:val="num" w:pos="5040"/>
+        </w:tabs>
+        <w:ind w:left="5040" w:hanging="360"/>
+      </w:pPr>
+      <w:rPr>
+        <w:rFonts w:ascii="Symbol" w:hAnsi="Symbol" w:hint="default"/>
+        <w:sz w:val="20"/>
+      </w:rPr>
+    </w:lvl>
+    <w:lvl w:ilvl="7" w:tentative="1">
+      <w:start w:val="1"/>
+      <w:numFmt w:val="bullet"/>
+      <w:lvlText w:val=""/>
+      <w:lvlJc w:val="left"/>
+      <w:pPr>
+        <w:tabs>
+          <w:tab w:val="num" w:pos="5760"/>
+        </w:tabs>
+        <w:ind w:left="5760" w:hanging="360"/>
+      </w:pPr>
+      <w:rPr>
+        <w:rFonts w:ascii="Symbol" w:hAnsi="Symbol" w:hint="default"/>
+        <w:sz w:val="20"/>
+      </w:rPr>
+    </w:lvl>
+    <w:lvl w:ilvl="8" w:tentative="1">
+      <w:start w:val="1"/>
+      <w:numFmt w:val="bullet"/>
+      <w:lvlText w:val=""/>
+      <w:lvlJc w:val="left"/>
+      <w:pPr>
+        <w:tabs>
+          <w:tab w:val="num" w:pos="6480"/>
+        </w:tabs>
+        <w:ind w:left="6480" w:hanging="360"/>
+      </w:pPr>
+      <w:rPr>
+        <w:rFonts w:ascii="Symbol" w:hAnsi="Symbol" w:hint="default"/>
+        <w:sz w:val="20"/>
+      </w:rPr>
+    </w:lvl>
+  </w:abstractNum>
+  <w:abstractNum w:abstractNumId="3" w15:restartNumberingAfterBreak="0">
+    <w:nsid w:val="143F7737"/>
+    <w:multiLevelType w:val="multilevel"/>
+    <w:tmpl w:val="7DA48D2E"/>
+    <w:lvl w:ilvl="0">
+      <w:start w:val="1"/>
+      <w:numFmt w:val="decimal"/>
+      <w:lvlText w:val="%1."/>
+      <w:lvlJc w:val="left"/>
+      <w:pPr>
+        <w:tabs>
+          <w:tab w:val="num" w:pos="720"/>
+        </w:tabs>
+        <w:ind w:left="720" w:hanging="360"/>
+      </w:pPr>
+    </w:lvl>
+    <w:lvl w:ilvl="1" w:tentative="1">
+      <w:start w:val="1"/>
+      <w:numFmt w:val="decimal"/>
+      <w:lvlText w:val="%2."/>
+      <w:lvlJc w:val="left"/>
+      <w:pPr>
+        <w:tabs>
+          <w:tab w:val="num" w:pos="1440"/>
+        </w:tabs>
+        <w:ind w:left="1440" w:hanging="360"/>
+      </w:pPr>
+    </w:lvl>
+    <w:lvl w:ilvl="2" w:tentative="1">
+      <w:start w:val="1"/>
+      <w:numFmt w:val="decimal"/>
+      <w:lvlText w:val="%3."/>
+      <w:lvlJc w:val="left"/>
+      <w:pPr>
+        <w:tabs>
+          <w:tab w:val="num" w:pos="2160"/>
+        </w:tabs>
+        <w:ind w:left="2160" w:hanging="360"/>
+      </w:pPr>
+    </w:lvl>
+    <w:lvl w:ilvl="3" w:tentative="1">
+      <w:start w:val="1"/>
+      <w:numFmt w:val="decimal"/>
+      <w:lvlText w:val="%4."/>
+      <w:lvlJc w:val="left"/>
+      <w:pPr>
+        <w:tabs>
+          <w:tab w:val="num" w:pos="2880"/>
+        </w:tabs>
+        <w:ind w:left="2880" w:hanging="360"/>
+      </w:pPr>
+    </w:lvl>
+    <w:lvl w:ilvl="4" w:tentative="1">
+      <w:start w:val="1"/>
+      <w:numFmt w:val="decimal"/>
+      <w:lvlText w:val="%5."/>
+      <w:lvlJc w:val="left"/>
+      <w:pPr>
+        <w:tabs>
+          <w:tab w:val="num" w:pos="3600"/>
+        </w:tabs>
+        <w:ind w:left="3600" w:hanging="360"/>
+      </w:pPr>
+    </w:lvl>
+    <w:lvl w:ilvl="5" w:tentative="1">
+      <w:start w:val="1"/>
+      <w:numFmt w:val="decimal"/>
+      <w:lvlText w:val="%6."/>
+      <w:lvlJc w:val="left"/>
+      <w:pPr>
+        <w:tabs>
+          <w:tab w:val="num" w:pos="4320"/>
+        </w:tabs>
+        <w:ind w:left="4320" w:hanging="360"/>
+      </w:pPr>
+    </w:lvl>
+    <w:lvl w:ilvl="6" w:tentative="1">
+      <w:start w:val="1"/>
+      <w:numFmt w:val="decimal"/>
+      <w:lvlText w:val="%7."/>
+      <w:lvlJc w:val="left"/>
+      <w:pPr>
+        <w:tabs>
+          <w:tab w:val="num" w:pos="5040"/>
+        </w:tabs>
+        <w:ind w:left="5040" w:hanging="360"/>
+      </w:pPr>
+    </w:lvl>
+    <w:lvl w:ilvl="7" w:tentative="1">
+      <w:start w:val="1"/>
+      <w:numFmt w:val="decimal"/>
+      <w:lvlText w:val="%8."/>
+      <w:lvlJc w:val="left"/>
+      <w:pPr>
+        <w:tabs>
+          <w:tab w:val="num" w:pos="5760"/>
+        </w:tabs>
+        <w:ind w:left="5760" w:hanging="360"/>
+      </w:pPr>
+    </w:lvl>
+    <w:lvl w:ilvl="8" w:tentative="1">
+      <w:start w:val="1"/>
+      <w:numFmt w:val="decimal"/>
+      <w:lvlText w:val="%9."/>
+      <w:lvlJc w:val="left"/>
+      <w:pPr>
+        <w:tabs>
+          <w:tab w:val="num" w:pos="6480"/>
+        </w:tabs>
+        <w:ind w:left="6480" w:hanging="360"/>
+      </w:pPr>
+    </w:lvl>
+  </w:abstractNum>
+  <w:abstractNum w:abstractNumId="4" w15:restartNumberingAfterBreak="0">
+    <w:nsid w:val="1D5B7570"/>
+    <w:multiLevelType w:val="multilevel"/>
+    <w:tmpl w:val="3F1CA46C"/>
+    <w:lvl w:ilvl="0">
+      <w:start w:val="1"/>
+      <w:numFmt w:val="decimal"/>
+      <w:lvlText w:val="%1."/>
+      <w:lvlJc w:val="left"/>
+      <w:pPr>
+        <w:tabs>
+          <w:tab w:val="num" w:pos="720"/>
+        </w:tabs>
+        <w:ind w:left="720" w:hanging="360"/>
+      </w:pPr>
+    </w:lvl>
+    <w:lvl w:ilvl="1" w:tentative="1">
+      <w:start w:val="1"/>
+      <w:numFmt w:val="decimal"/>
+      <w:lvlText w:val="%2."/>
+      <w:lvlJc w:val="left"/>
+      <w:pPr>
+        <w:tabs>
+          <w:tab w:val="num" w:pos="1440"/>
+        </w:tabs>
+        <w:ind w:left="1440" w:hanging="360"/>
+      </w:pPr>
+    </w:lvl>
+    <w:lvl w:ilvl="2" w:tentative="1">
+      <w:start w:val="1"/>
+      <w:numFmt w:val="decimal"/>
+      <w:lvlText w:val="%3."/>
+      <w:lvlJc w:val="left"/>
+      <w:pPr>
+        <w:tabs>
+          <w:tab w:val="num" w:pos="2160"/>
+        </w:tabs>
+        <w:ind w:left="2160" w:hanging="360"/>
+      </w:pPr>
+    </w:lvl>
+    <w:lvl w:ilvl="3" w:tentative="1">
+      <w:start w:val="1"/>
+      <w:numFmt w:val="decimal"/>
+      <w:lvlText w:val="%4."/>
+      <w:lvlJc w:val="left"/>
+      <w:pPr>
+        <w:tabs>
+          <w:tab w:val="num" w:pos="2880"/>
+        </w:tabs>
+        <w:ind w:left="2880" w:hanging="360"/>
+      </w:pPr>
+    </w:lvl>
+    <w:lvl w:ilvl="4" w:tentative="1">
+      <w:start w:val="1"/>
+      <w:numFmt w:val="decimal"/>
+      <w:lvlText w:val="%5."/>
+      <w:lvlJc w:val="left"/>
+      <w:pPr>
+        <w:tabs>
+          <w:tab w:val="num" w:pos="3600"/>
+        </w:tabs>
+        <w:ind w:left="3600" w:hanging="360"/>
+      </w:pPr>
+    </w:lvl>
+    <w:lvl w:ilvl="5" w:tentative="1">
+      <w:start w:val="1"/>
+      <w:numFmt w:val="decimal"/>
+      <w:lvlText w:val="%6."/>
+      <w:lvlJc w:val="left"/>
+      <w:pPr>
+        <w:tabs>
+          <w:tab w:val="num" w:pos="4320"/>
+        </w:tabs>
+        <w:ind w:left="4320" w:hanging="360"/>
+      </w:pPr>
+    </w:lvl>
+    <w:lvl w:ilvl="6" w:tentative="1">
+      <w:start w:val="1"/>
+      <w:numFmt w:val="decimal"/>
+      <w:lvlText w:val="%7."/>
+      <w:lvlJc w:val="left"/>
+      <w:pPr>
+        <w:tabs>
+          <w:tab w:val="num" w:pos="5040"/>
+        </w:tabs>
+        <w:ind w:left="5040" w:hanging="360"/>
+      </w:pPr>
+    </w:lvl>
+    <w:lvl w:ilvl="7" w:tentative="1">
+      <w:start w:val="1"/>
+      <w:numFmt w:val="decimal"/>
+      <w:lvlText w:val="%8."/>
+      <w:lvlJc w:val="left"/>
+      <w:pPr>
+        <w:tabs>
+          <w:tab w:val="num" w:pos="5760"/>
+        </w:tabs>
+        <w:ind w:left="5760" w:hanging="360"/>
+      </w:pPr>
+    </w:lvl>
+    <w:lvl w:ilvl="8" w:tentative="1">
+      <w:start w:val="1"/>
+      <w:numFmt w:val="decimal"/>
+      <w:lvlText w:val="%9."/>
+      <w:lvlJc w:val="left"/>
+      <w:pPr>
+        <w:tabs>
+          <w:tab w:val="num" w:pos="6480"/>
+        </w:tabs>
+        <w:ind w:left="6480" w:hanging="360"/>
+      </w:pPr>
+    </w:lvl>
+  </w:abstractNum>
+  <w:abstractNum w:abstractNumId="5" w15:restartNumberingAfterBreak="0">
     <w:nsid w:val="238017F7"/>
     <w:multiLevelType w:val="multilevel"/>
     <w:tmpl w:val="19C2AB42"/>
@@ -13517,7 +18978,7 @@
       </w:rPr>
     </w:lvl>
   </w:abstractNum>
-  <w:abstractNum w:abstractNumId="1" w15:restartNumberingAfterBreak="0">
+  <w:abstractNum w:abstractNumId="6" w15:restartNumberingAfterBreak="0">
     <w:nsid w:val="345556B6"/>
     <w:multiLevelType w:val="multilevel"/>
     <w:tmpl w:val="B42C9E7E"/>
@@ -13666,7 +19127,7 @@
       </w:rPr>
     </w:lvl>
   </w:abstractNum>
-  <w:abstractNum w:abstractNumId="2" w15:restartNumberingAfterBreak="0">
+  <w:abstractNum w:abstractNumId="7" w15:restartNumberingAfterBreak="0">
     <w:nsid w:val="402F06A8"/>
     <w:multiLevelType w:val="multilevel"/>
     <w:tmpl w:val="25CEBDB8"/>
@@ -13815,7 +19276,305 @@
       </w:rPr>
     </w:lvl>
   </w:abstractNum>
-  <w:abstractNum w:abstractNumId="3" w15:restartNumberingAfterBreak="0">
+  <w:abstractNum w:abstractNumId="8" w15:restartNumberingAfterBreak="0">
+    <w:nsid w:val="413D03CA"/>
+    <w:multiLevelType w:val="multilevel"/>
+    <w:tmpl w:val="014656AA"/>
+    <w:lvl w:ilvl="0">
+      <w:start w:val="1"/>
+      <w:numFmt w:val="bullet"/>
+      <w:lvlText w:val=""/>
+      <w:lvlJc w:val="left"/>
+      <w:pPr>
+        <w:tabs>
+          <w:tab w:val="num" w:pos="720"/>
+        </w:tabs>
+        <w:ind w:left="720" w:hanging="360"/>
+      </w:pPr>
+      <w:rPr>
+        <w:rFonts w:ascii="Symbol" w:hAnsi="Symbol" w:hint="default"/>
+        <w:sz w:val="20"/>
+      </w:rPr>
+    </w:lvl>
+    <w:lvl w:ilvl="1" w:tentative="1">
+      <w:start w:val="1"/>
+      <w:numFmt w:val="bullet"/>
+      <w:lvlText w:val=""/>
+      <w:lvlJc w:val="left"/>
+      <w:pPr>
+        <w:tabs>
+          <w:tab w:val="num" w:pos="1440"/>
+        </w:tabs>
+        <w:ind w:left="1440" w:hanging="360"/>
+      </w:pPr>
+      <w:rPr>
+        <w:rFonts w:ascii="Symbol" w:hAnsi="Symbol" w:hint="default"/>
+        <w:sz w:val="20"/>
+      </w:rPr>
+    </w:lvl>
+    <w:lvl w:ilvl="2" w:tentative="1">
+      <w:start w:val="1"/>
+      <w:numFmt w:val="bullet"/>
+      <w:lvlText w:val=""/>
+      <w:lvlJc w:val="left"/>
+      <w:pPr>
+        <w:tabs>
+          <w:tab w:val="num" w:pos="2160"/>
+        </w:tabs>
+        <w:ind w:left="2160" w:hanging="360"/>
+      </w:pPr>
+      <w:rPr>
+        <w:rFonts w:ascii="Symbol" w:hAnsi="Symbol" w:hint="default"/>
+        <w:sz w:val="20"/>
+      </w:rPr>
+    </w:lvl>
+    <w:lvl w:ilvl="3" w:tentative="1">
+      <w:start w:val="1"/>
+      <w:numFmt w:val="bullet"/>
+      <w:lvlText w:val=""/>
+      <w:lvlJc w:val="left"/>
+      <w:pPr>
+        <w:tabs>
+          <w:tab w:val="num" w:pos="2880"/>
+        </w:tabs>
+        <w:ind w:left="2880" w:hanging="360"/>
+      </w:pPr>
+      <w:rPr>
+        <w:rFonts w:ascii="Symbol" w:hAnsi="Symbol" w:hint="default"/>
+        <w:sz w:val="20"/>
+      </w:rPr>
+    </w:lvl>
+    <w:lvl w:ilvl="4" w:tentative="1">
+      <w:start w:val="1"/>
+      <w:numFmt w:val="bullet"/>
+      <w:lvlText w:val=""/>
+      <w:lvlJc w:val="left"/>
+      <w:pPr>
+        <w:tabs>
+          <w:tab w:val="num" w:pos="3600"/>
+        </w:tabs>
+        <w:ind w:left="3600" w:hanging="360"/>
+      </w:pPr>
+      <w:rPr>
+        <w:rFonts w:ascii="Symbol" w:hAnsi="Symbol" w:hint="default"/>
+        <w:sz w:val="20"/>
+      </w:rPr>
+    </w:lvl>
+    <w:lvl w:ilvl="5" w:tentative="1">
+      <w:start w:val="1"/>
+      <w:numFmt w:val="bullet"/>
+      <w:lvlText w:val=""/>
+      <w:lvlJc w:val="left"/>
+      <w:pPr>
+        <w:tabs>
+          <w:tab w:val="num" w:pos="4320"/>
+        </w:tabs>
+        <w:ind w:left="4320" w:hanging="360"/>
+      </w:pPr>
+      <w:rPr>
+        <w:rFonts w:ascii="Symbol" w:hAnsi="Symbol" w:hint="default"/>
+        <w:sz w:val="20"/>
+      </w:rPr>
+    </w:lvl>
+    <w:lvl w:ilvl="6" w:tentative="1">
+      <w:start w:val="1"/>
+      <w:numFmt w:val="bullet"/>
+      <w:lvlText w:val=""/>
+      <w:lvlJc w:val="left"/>
+      <w:pPr>
+        <w:tabs>
+          <w:tab w:val="num" w:pos="5040"/>
+        </w:tabs>
+        <w:ind w:left="5040" w:hanging="360"/>
+      </w:pPr>
+      <w:rPr>
+        <w:rFonts w:ascii="Symbol" w:hAnsi="Symbol" w:hint="default"/>
+        <w:sz w:val="20"/>
+      </w:rPr>
+    </w:lvl>
+    <w:lvl w:ilvl="7" w:tentative="1">
+      <w:start w:val="1"/>
+      <w:numFmt w:val="bullet"/>
+      <w:lvlText w:val=""/>
+      <w:lvlJc w:val="left"/>
+      <w:pPr>
+        <w:tabs>
+          <w:tab w:val="num" w:pos="5760"/>
+        </w:tabs>
+        <w:ind w:left="5760" w:hanging="360"/>
+      </w:pPr>
+      <w:rPr>
+        <w:rFonts w:ascii="Symbol" w:hAnsi="Symbol" w:hint="default"/>
+        <w:sz w:val="20"/>
+      </w:rPr>
+    </w:lvl>
+    <w:lvl w:ilvl="8" w:tentative="1">
+      <w:start w:val="1"/>
+      <w:numFmt w:val="bullet"/>
+      <w:lvlText w:val=""/>
+      <w:lvlJc w:val="left"/>
+      <w:pPr>
+        <w:tabs>
+          <w:tab w:val="num" w:pos="6480"/>
+        </w:tabs>
+        <w:ind w:left="6480" w:hanging="360"/>
+      </w:pPr>
+      <w:rPr>
+        <w:rFonts w:ascii="Symbol" w:hAnsi="Symbol" w:hint="default"/>
+        <w:sz w:val="20"/>
+      </w:rPr>
+    </w:lvl>
+  </w:abstractNum>
+  <w:abstractNum w:abstractNumId="9" w15:restartNumberingAfterBreak="0">
+    <w:nsid w:val="41937759"/>
+    <w:multiLevelType w:val="multilevel"/>
+    <w:tmpl w:val="A51EFC8C"/>
+    <w:lvl w:ilvl="0">
+      <w:start w:val="1"/>
+      <w:numFmt w:val="bullet"/>
+      <w:lvlText w:val=""/>
+      <w:lvlJc w:val="left"/>
+      <w:pPr>
+        <w:tabs>
+          <w:tab w:val="num" w:pos="720"/>
+        </w:tabs>
+        <w:ind w:left="720" w:hanging="360"/>
+      </w:pPr>
+      <w:rPr>
+        <w:rFonts w:ascii="Symbol" w:hAnsi="Symbol" w:hint="default"/>
+        <w:sz w:val="20"/>
+      </w:rPr>
+    </w:lvl>
+    <w:lvl w:ilvl="1" w:tentative="1">
+      <w:start w:val="1"/>
+      <w:numFmt w:val="bullet"/>
+      <w:lvlText w:val=""/>
+      <w:lvlJc w:val="left"/>
+      <w:pPr>
+        <w:tabs>
+          <w:tab w:val="num" w:pos="1440"/>
+        </w:tabs>
+        <w:ind w:left="1440" w:hanging="360"/>
+      </w:pPr>
+      <w:rPr>
+        <w:rFonts w:ascii="Symbol" w:hAnsi="Symbol" w:hint="default"/>
+        <w:sz w:val="20"/>
+      </w:rPr>
+    </w:lvl>
+    <w:lvl w:ilvl="2" w:tentative="1">
+      <w:start w:val="1"/>
+      <w:numFmt w:val="bullet"/>
+      <w:lvlText w:val=""/>
+      <w:lvlJc w:val="left"/>
+      <w:pPr>
+        <w:tabs>
+          <w:tab w:val="num" w:pos="2160"/>
+        </w:tabs>
+        <w:ind w:left="2160" w:hanging="360"/>
+      </w:pPr>
+      <w:rPr>
+        <w:rFonts w:ascii="Symbol" w:hAnsi="Symbol" w:hint="default"/>
+        <w:sz w:val="20"/>
+      </w:rPr>
+    </w:lvl>
+    <w:lvl w:ilvl="3" w:tentative="1">
+      <w:start w:val="1"/>
+      <w:numFmt w:val="bullet"/>
+      <w:lvlText w:val=""/>
+      <w:lvlJc w:val="left"/>
+      <w:pPr>
+        <w:tabs>
+          <w:tab w:val="num" w:pos="2880"/>
+        </w:tabs>
+        <w:ind w:left="2880" w:hanging="360"/>
+      </w:pPr>
+      <w:rPr>
+        <w:rFonts w:ascii="Symbol" w:hAnsi="Symbol" w:hint="default"/>
+        <w:sz w:val="20"/>
+      </w:rPr>
+    </w:lvl>
+    <w:lvl w:ilvl="4" w:tentative="1">
+      <w:start w:val="1"/>
+      <w:numFmt w:val="bullet"/>
+      <w:lvlText w:val=""/>
+      <w:lvlJc w:val="left"/>
+      <w:pPr>
+        <w:tabs>
+          <w:tab w:val="num" w:pos="3600"/>
+        </w:tabs>
+        <w:ind w:left="3600" w:hanging="360"/>
+      </w:pPr>
+      <w:rPr>
+        <w:rFonts w:ascii="Symbol" w:hAnsi="Symbol" w:hint="default"/>
+        <w:sz w:val="20"/>
+      </w:rPr>
+    </w:lvl>
+    <w:lvl w:ilvl="5" w:tentative="1">
+      <w:start w:val="1"/>
+      <w:numFmt w:val="bullet"/>
+      <w:lvlText w:val=""/>
+      <w:lvlJc w:val="left"/>
+      <w:pPr>
+        <w:tabs>
+          <w:tab w:val="num" w:pos="4320"/>
+        </w:tabs>
+        <w:ind w:left="4320" w:hanging="360"/>
+      </w:pPr>
+      <w:rPr>
+        <w:rFonts w:ascii="Symbol" w:hAnsi="Symbol" w:hint="default"/>
+        <w:sz w:val="20"/>
+      </w:rPr>
+    </w:lvl>
+    <w:lvl w:ilvl="6" w:tentative="1">
+      <w:start w:val="1"/>
+      <w:numFmt w:val="bullet"/>
+      <w:lvlText w:val=""/>
+      <w:lvlJc w:val="left"/>
+      <w:pPr>
+        <w:tabs>
+          <w:tab w:val="num" w:pos="5040"/>
+        </w:tabs>
+        <w:ind w:left="5040" w:hanging="360"/>
+      </w:pPr>
+      <w:rPr>
+        <w:rFonts w:ascii="Symbol" w:hAnsi="Symbol" w:hint="default"/>
+        <w:sz w:val="20"/>
+      </w:rPr>
+    </w:lvl>
+    <w:lvl w:ilvl="7" w:tentative="1">
+      <w:start w:val="1"/>
+      <w:numFmt w:val="bullet"/>
+      <w:lvlText w:val=""/>
+      <w:lvlJc w:val="left"/>
+      <w:pPr>
+        <w:tabs>
+          <w:tab w:val="num" w:pos="5760"/>
+        </w:tabs>
+        <w:ind w:left="5760" w:hanging="360"/>
+      </w:pPr>
+      <w:rPr>
+        <w:rFonts w:ascii="Symbol" w:hAnsi="Symbol" w:hint="default"/>
+        <w:sz w:val="20"/>
+      </w:rPr>
+    </w:lvl>
+    <w:lvl w:ilvl="8" w:tentative="1">
+      <w:start w:val="1"/>
+      <w:numFmt w:val="bullet"/>
+      <w:lvlText w:val=""/>
+      <w:lvlJc w:val="left"/>
+      <w:pPr>
+        <w:tabs>
+          <w:tab w:val="num" w:pos="6480"/>
+        </w:tabs>
+        <w:ind w:left="6480" w:hanging="360"/>
+      </w:pPr>
+      <w:rPr>
+        <w:rFonts w:ascii="Symbol" w:hAnsi="Symbol" w:hint="default"/>
+        <w:sz w:val="20"/>
+      </w:rPr>
+    </w:lvl>
+  </w:abstractNum>
+  <w:abstractNum w:abstractNumId="10" w15:restartNumberingAfterBreak="0">
     <w:nsid w:val="430971F2"/>
     <w:multiLevelType w:val="multilevel"/>
     <w:tmpl w:val="5BD8F090"/>
@@ -13964,7 +19723,7 @@
       </w:rPr>
     </w:lvl>
   </w:abstractNum>
-  <w:abstractNum w:abstractNumId="4" w15:restartNumberingAfterBreak="0">
+  <w:abstractNum w:abstractNumId="11" w15:restartNumberingAfterBreak="0">
     <w:nsid w:val="491749BD"/>
     <w:multiLevelType w:val="multilevel"/>
     <w:tmpl w:val="4E602486"/>
@@ -14113,7 +19872,7 @@
       </w:rPr>
     </w:lvl>
   </w:abstractNum>
-  <w:abstractNum w:abstractNumId="5" w15:restartNumberingAfterBreak="0">
+  <w:abstractNum w:abstractNumId="12" w15:restartNumberingAfterBreak="0">
     <w:nsid w:val="4C151845"/>
     <w:multiLevelType w:val="multilevel"/>
     <w:tmpl w:val="97A077A4"/>
@@ -14262,7 +20021,7 @@
       </w:rPr>
     </w:lvl>
   </w:abstractNum>
-  <w:abstractNum w:abstractNumId="6" w15:restartNumberingAfterBreak="0">
+  <w:abstractNum w:abstractNumId="13" w15:restartNumberingAfterBreak="0">
     <w:nsid w:val="55167317"/>
     <w:multiLevelType w:val="multilevel"/>
     <w:tmpl w:val="EF3A01F0"/>
@@ -14411,7 +20170,7 @@
       </w:rPr>
     </w:lvl>
   </w:abstractNum>
-  <w:abstractNum w:abstractNumId="7" w15:restartNumberingAfterBreak="0">
+  <w:abstractNum w:abstractNumId="14" w15:restartNumberingAfterBreak="0">
     <w:nsid w:val="64C94C5C"/>
     <w:multiLevelType w:val="multilevel"/>
     <w:tmpl w:val="6BB69D8E"/>
@@ -14560,7 +20319,7 @@
       </w:rPr>
     </w:lvl>
   </w:abstractNum>
-  <w:abstractNum w:abstractNumId="8" w15:restartNumberingAfterBreak="0">
+  <w:abstractNum w:abstractNumId="15" w15:restartNumberingAfterBreak="0">
     <w:nsid w:val="6E24287A"/>
     <w:multiLevelType w:val="multilevel"/>
     <w:tmpl w:val="FD8ED10A"/>
@@ -14709,7 +20468,156 @@
       </w:rPr>
     </w:lvl>
   </w:abstractNum>
-  <w:abstractNum w:abstractNumId="9" w15:restartNumberingAfterBreak="0">
+  <w:abstractNum w:abstractNumId="16" w15:restartNumberingAfterBreak="0">
+    <w:nsid w:val="6E481ECB"/>
+    <w:multiLevelType w:val="multilevel"/>
+    <w:tmpl w:val="0764DD06"/>
+    <w:lvl w:ilvl="0">
+      <w:start w:val="1"/>
+      <w:numFmt w:val="bullet"/>
+      <w:lvlText w:val=""/>
+      <w:lvlJc w:val="left"/>
+      <w:pPr>
+        <w:tabs>
+          <w:tab w:val="num" w:pos="720"/>
+        </w:tabs>
+        <w:ind w:left="720" w:hanging="360"/>
+      </w:pPr>
+      <w:rPr>
+        <w:rFonts w:ascii="Symbol" w:hAnsi="Symbol" w:hint="default"/>
+        <w:sz w:val="20"/>
+      </w:rPr>
+    </w:lvl>
+    <w:lvl w:ilvl="1" w:tentative="1">
+      <w:start w:val="1"/>
+      <w:numFmt w:val="bullet"/>
+      <w:lvlText w:val=""/>
+      <w:lvlJc w:val="left"/>
+      <w:pPr>
+        <w:tabs>
+          <w:tab w:val="num" w:pos="1440"/>
+        </w:tabs>
+        <w:ind w:left="1440" w:hanging="360"/>
+      </w:pPr>
+      <w:rPr>
+        <w:rFonts w:ascii="Symbol" w:hAnsi="Symbol" w:hint="default"/>
+        <w:sz w:val="20"/>
+      </w:rPr>
+    </w:lvl>
+    <w:lvl w:ilvl="2" w:tentative="1">
+      <w:start w:val="1"/>
+      <w:numFmt w:val="bullet"/>
+      <w:lvlText w:val=""/>
+      <w:lvlJc w:val="left"/>
+      <w:pPr>
+        <w:tabs>
+          <w:tab w:val="num" w:pos="2160"/>
+        </w:tabs>
+        <w:ind w:left="2160" w:hanging="360"/>
+      </w:pPr>
+      <w:rPr>
+        <w:rFonts w:ascii="Symbol" w:hAnsi="Symbol" w:hint="default"/>
+        <w:sz w:val="20"/>
+      </w:rPr>
+    </w:lvl>
+    <w:lvl w:ilvl="3" w:tentative="1">
+      <w:start w:val="1"/>
+      <w:numFmt w:val="bullet"/>
+      <w:lvlText w:val=""/>
+      <w:lvlJc w:val="left"/>
+      <w:pPr>
+        <w:tabs>
+          <w:tab w:val="num" w:pos="2880"/>
+        </w:tabs>
+        <w:ind w:left="2880" w:hanging="360"/>
+      </w:pPr>
+      <w:rPr>
+        <w:rFonts w:ascii="Symbol" w:hAnsi="Symbol" w:hint="default"/>
+        <w:sz w:val="20"/>
+      </w:rPr>
+    </w:lvl>
+    <w:lvl w:ilvl="4" w:tentative="1">
+      <w:start w:val="1"/>
+      <w:numFmt w:val="bullet"/>
+      <w:lvlText w:val=""/>
+      <w:lvlJc w:val="left"/>
+      <w:pPr>
+        <w:tabs>
+          <w:tab w:val="num" w:pos="3600"/>
+        </w:tabs>
+        <w:ind w:left="3600" w:hanging="360"/>
+      </w:pPr>
+      <w:rPr>
+        <w:rFonts w:ascii="Symbol" w:hAnsi="Symbol" w:hint="default"/>
+        <w:sz w:val="20"/>
+      </w:rPr>
+    </w:lvl>
+    <w:lvl w:ilvl="5" w:tentative="1">
+      <w:start w:val="1"/>
+      <w:numFmt w:val="bullet"/>
+      <w:lvlText w:val=""/>
+      <w:lvlJc w:val="left"/>
+      <w:pPr>
+        <w:tabs>
+          <w:tab w:val="num" w:pos="4320"/>
+        </w:tabs>
+        <w:ind w:left="4320" w:hanging="360"/>
+      </w:pPr>
+      <w:rPr>
+        <w:rFonts w:ascii="Symbol" w:hAnsi="Symbol" w:hint="default"/>
+        <w:sz w:val="20"/>
+      </w:rPr>
+    </w:lvl>
+    <w:lvl w:ilvl="6" w:tentative="1">
+      <w:start w:val="1"/>
+      <w:numFmt w:val="bullet"/>
+      <w:lvlText w:val=""/>
+      <w:lvlJc w:val="left"/>
+      <w:pPr>
+        <w:tabs>
+          <w:tab w:val="num" w:pos="5040"/>
+        </w:tabs>
+        <w:ind w:left="5040" w:hanging="360"/>
+      </w:pPr>
+      <w:rPr>
+        <w:rFonts w:ascii="Symbol" w:hAnsi="Symbol" w:hint="default"/>
+        <w:sz w:val="20"/>
+      </w:rPr>
+    </w:lvl>
+    <w:lvl w:ilvl="7" w:tentative="1">
+      <w:start w:val="1"/>
+      <w:numFmt w:val="bullet"/>
+      <w:lvlText w:val=""/>
+      <w:lvlJc w:val="left"/>
+      <w:pPr>
+        <w:tabs>
+          <w:tab w:val="num" w:pos="5760"/>
+        </w:tabs>
+        <w:ind w:left="5760" w:hanging="360"/>
+      </w:pPr>
+      <w:rPr>
+        <w:rFonts w:ascii="Symbol" w:hAnsi="Symbol" w:hint="default"/>
+        <w:sz w:val="20"/>
+      </w:rPr>
+    </w:lvl>
+    <w:lvl w:ilvl="8" w:tentative="1">
+      <w:start w:val="1"/>
+      <w:numFmt w:val="bullet"/>
+      <w:lvlText w:val=""/>
+      <w:lvlJc w:val="left"/>
+      <w:pPr>
+        <w:tabs>
+          <w:tab w:val="num" w:pos="6480"/>
+        </w:tabs>
+        <w:ind w:left="6480" w:hanging="360"/>
+      </w:pPr>
+      <w:rPr>
+        <w:rFonts w:ascii="Symbol" w:hAnsi="Symbol" w:hint="default"/>
+        <w:sz w:val="20"/>
+      </w:rPr>
+    </w:lvl>
+  </w:abstractNum>
+  <w:abstractNum w:abstractNumId="17" w15:restartNumberingAfterBreak="0">
     <w:nsid w:val="702A47FB"/>
     <w:multiLevelType w:val="multilevel"/>
     <w:tmpl w:val="7DF81938"/>
@@ -14858,7 +20766,120 @@
       </w:rPr>
     </w:lvl>
   </w:abstractNum>
-  <w:abstractNum w:abstractNumId="10" w15:restartNumberingAfterBreak="0">
+  <w:abstractNum w:abstractNumId="18" w15:restartNumberingAfterBreak="0">
+    <w:nsid w:val="70AF2BCD"/>
+    <w:multiLevelType w:val="multilevel"/>
+    <w:tmpl w:val="3ABC9544"/>
+    <w:lvl w:ilvl="0">
+      <w:start w:val="1"/>
+      <w:numFmt w:val="decimal"/>
+      <w:lvlText w:val="%1."/>
+      <w:lvlJc w:val="left"/>
+      <w:pPr>
+        <w:tabs>
+          <w:tab w:val="num" w:pos="720"/>
+        </w:tabs>
+        <w:ind w:left="720" w:hanging="360"/>
+      </w:pPr>
+    </w:lvl>
+    <w:lvl w:ilvl="1" w:tentative="1">
+      <w:start w:val="1"/>
+      <w:numFmt w:val="decimal"/>
+      <w:lvlText w:val="%2."/>
+      <w:lvlJc w:val="left"/>
+      <w:pPr>
+        <w:tabs>
+          <w:tab w:val="num" w:pos="1440"/>
+        </w:tabs>
+        <w:ind w:left="1440" w:hanging="360"/>
+      </w:pPr>
+    </w:lvl>
+    <w:lvl w:ilvl="2" w:tentative="1">
+      <w:start w:val="1"/>
+      <w:numFmt w:val="decimal"/>
+      <w:lvlText w:val="%3."/>
+      <w:lvlJc w:val="left"/>
+      <w:pPr>
+        <w:tabs>
+          <w:tab w:val="num" w:pos="2160"/>
+        </w:tabs>
+        <w:ind w:left="2160" w:hanging="360"/>
+      </w:pPr>
+    </w:lvl>
+    <w:lvl w:ilvl="3" w:tentative="1">
+      <w:start w:val="1"/>
+      <w:numFmt w:val="decimal"/>
+      <w:lvlText w:val="%4."/>
+      <w:lvlJc w:val="left"/>
+      <w:pPr>
+        <w:tabs>
+          <w:tab w:val="num" w:pos="2880"/>
+        </w:tabs>
+        <w:ind w:left="2880" w:hanging="360"/>
+      </w:pPr>
+    </w:lvl>
+    <w:lvl w:ilvl="4" w:tentative="1">
+      <w:start w:val="1"/>
+      <w:numFmt w:val="decimal"/>
+      <w:lvlText w:val="%5."/>
+      <w:lvlJc w:val="left"/>
+      <w:pPr>
+        <w:tabs>
+          <w:tab w:val="num" w:pos="3600"/>
+        </w:tabs>
+        <w:ind w:left="3600" w:hanging="360"/>
+      </w:pPr>
+    </w:lvl>
+    <w:lvl w:ilvl="5" w:tentative="1">
+      <w:start w:val="1"/>
+      <w:numFmt w:val="decimal"/>
+      <w:lvlText w:val="%6."/>
+      <w:lvlJc w:val="left"/>
+      <w:pPr>
+        <w:tabs>
+          <w:tab w:val="num" w:pos="4320"/>
+        </w:tabs>
+        <w:ind w:left="4320" w:hanging="360"/>
+      </w:pPr>
+    </w:lvl>
+    <w:lvl w:ilvl="6" w:tentative="1">
+      <w:start w:val="1"/>
+      <w:numFmt w:val="decimal"/>
+      <w:lvlText w:val="%7."/>
+      <w:lvlJc w:val="left"/>
+      <w:pPr>
+        <w:tabs>
+          <w:tab w:val="num" w:pos="5040"/>
+        </w:tabs>
+        <w:ind w:left="5040" w:hanging="360"/>
+      </w:pPr>
+    </w:lvl>
+    <w:lvl w:ilvl="7" w:tentative="1">
+      <w:start w:val="1"/>
+      <w:numFmt w:val="decimal"/>
+      <w:lvlText w:val="%8."/>
+      <w:lvlJc w:val="left"/>
+      <w:pPr>
+        <w:tabs>
+          <w:tab w:val="num" w:pos="5760"/>
+        </w:tabs>
+        <w:ind w:left="5760" w:hanging="360"/>
+      </w:pPr>
+    </w:lvl>
+    <w:lvl w:ilvl="8" w:tentative="1">
+      <w:start w:val="1"/>
+      <w:numFmt w:val="decimal"/>
+      <w:lvlText w:val="%9."/>
+      <w:lvlJc w:val="left"/>
+      <w:pPr>
+        <w:tabs>
+          <w:tab w:val="num" w:pos="6480"/>
+        </w:tabs>
+        <w:ind w:left="6480" w:hanging="360"/>
+      </w:pPr>
+    </w:lvl>
+  </w:abstractNum>
+  <w:abstractNum w:abstractNumId="19" w15:restartNumberingAfterBreak="0">
     <w:nsid w:val="76CA67E0"/>
     <w:multiLevelType w:val="multilevel"/>
     <w:tmpl w:val="B246B968"/>
@@ -15007,7 +21028,7 @@
       </w:rPr>
     </w:lvl>
   </w:abstractNum>
-  <w:abstractNum w:abstractNumId="11" w15:restartNumberingAfterBreak="0">
+  <w:abstractNum w:abstractNumId="20" w15:restartNumberingAfterBreak="0">
     <w:nsid w:val="7A7E78D6"/>
     <w:multiLevelType w:val="multilevel"/>
     <w:tmpl w:val="187E21DC"/>
@@ -15156,7 +21177,156 @@
       </w:rPr>
     </w:lvl>
   </w:abstractNum>
-  <w:abstractNum w:abstractNumId="12" w15:restartNumberingAfterBreak="0">
+  <w:abstractNum w:abstractNumId="21" w15:restartNumberingAfterBreak="0">
+    <w:nsid w:val="7BC50BDD"/>
+    <w:multiLevelType w:val="multilevel"/>
+    <w:tmpl w:val="BBE837A6"/>
+    <w:lvl w:ilvl="0">
+      <w:start w:val="1"/>
+      <w:numFmt w:val="bullet"/>
+      <w:lvlText w:val=""/>
+      <w:lvlJc w:val="left"/>
+      <w:pPr>
+        <w:tabs>
+          <w:tab w:val="num" w:pos="720"/>
+        </w:tabs>
+        <w:ind w:left="720" w:hanging="360"/>
+      </w:pPr>
+      <w:rPr>
+        <w:rFonts w:ascii="Symbol" w:hAnsi="Symbol" w:hint="default"/>
+        <w:sz w:val="20"/>
+      </w:rPr>
+    </w:lvl>
+    <w:lvl w:ilvl="1" w:tentative="1">
+      <w:start w:val="1"/>
+      <w:numFmt w:val="bullet"/>
+      <w:lvlText w:val=""/>
+      <w:lvlJc w:val="left"/>
+      <w:pPr>
+        <w:tabs>
+          <w:tab w:val="num" w:pos="1440"/>
+        </w:tabs>
+        <w:ind w:left="1440" w:hanging="360"/>
+      </w:pPr>
+      <w:rPr>
+        <w:rFonts w:ascii="Symbol" w:hAnsi="Symbol" w:hint="default"/>
+        <w:sz w:val="20"/>
+      </w:rPr>
+    </w:lvl>
+    <w:lvl w:ilvl="2" w:tentative="1">
+      <w:start w:val="1"/>
+      <w:numFmt w:val="bullet"/>
+      <w:lvlText w:val=""/>
+      <w:lvlJc w:val="left"/>
+      <w:pPr>
+        <w:tabs>
+          <w:tab w:val="num" w:pos="2160"/>
+        </w:tabs>
+        <w:ind w:left="2160" w:hanging="360"/>
+      </w:pPr>
+      <w:rPr>
+        <w:rFonts w:ascii="Symbol" w:hAnsi="Symbol" w:hint="default"/>
+        <w:sz w:val="20"/>
+      </w:rPr>
+    </w:lvl>
+    <w:lvl w:ilvl="3" w:tentative="1">
+      <w:start w:val="1"/>
+      <w:numFmt w:val="bullet"/>
+      <w:lvlText w:val=""/>
+      <w:lvlJc w:val="left"/>
+      <w:pPr>
+        <w:tabs>
+          <w:tab w:val="num" w:pos="2880"/>
+        </w:tabs>
+        <w:ind w:left="2880" w:hanging="360"/>
+      </w:pPr>
+      <w:rPr>
+        <w:rFonts w:ascii="Symbol" w:hAnsi="Symbol" w:hint="default"/>
+        <w:sz w:val="20"/>
+      </w:rPr>
+    </w:lvl>
+    <w:lvl w:ilvl="4" w:tentative="1">
+      <w:start w:val="1"/>
+      <w:numFmt w:val="bullet"/>
+      <w:lvlText w:val=""/>
+      <w:lvlJc w:val="left"/>
+      <w:pPr>
+        <w:tabs>
+          <w:tab w:val="num" w:pos="3600"/>
+        </w:tabs>
+        <w:ind w:left="3600" w:hanging="360"/>
+      </w:pPr>
+      <w:rPr>
+        <w:rFonts w:ascii="Symbol" w:hAnsi="Symbol" w:hint="default"/>
+        <w:sz w:val="20"/>
+      </w:rPr>
+    </w:lvl>
+    <w:lvl w:ilvl="5" w:tentative="1">
+      <w:start w:val="1"/>
+      <w:numFmt w:val="bullet"/>
+      <w:lvlText w:val=""/>
+      <w:lvlJc w:val="left"/>
+      <w:pPr>
+        <w:tabs>
+          <w:tab w:val="num" w:pos="4320"/>
+        </w:tabs>
+        <w:ind w:left="4320" w:hanging="360"/>
+      </w:pPr>
+      <w:rPr>
+        <w:rFonts w:ascii="Symbol" w:hAnsi="Symbol" w:hint="default"/>
+        <w:sz w:val="20"/>
+      </w:rPr>
+    </w:lvl>
+    <w:lvl w:ilvl="6" w:tentative="1">
+      <w:start w:val="1"/>
+      <w:numFmt w:val="bullet"/>
+      <w:lvlText w:val=""/>
+      <w:lvlJc w:val="left"/>
+      <w:pPr>
+        <w:tabs>
+          <w:tab w:val="num" w:pos="5040"/>
+        </w:tabs>
+        <w:ind w:left="5040" w:hanging="360"/>
+      </w:pPr>
+      <w:rPr>
+        <w:rFonts w:ascii="Symbol" w:hAnsi="Symbol" w:hint="default"/>
+        <w:sz w:val="20"/>
+      </w:rPr>
+    </w:lvl>
+    <w:lvl w:ilvl="7" w:tentative="1">
+      <w:start w:val="1"/>
+      <w:numFmt w:val="bullet"/>
+      <w:lvlText w:val=""/>
+      <w:lvlJc w:val="left"/>
+      <w:pPr>
+        <w:tabs>
+          <w:tab w:val="num" w:pos="5760"/>
+        </w:tabs>
+        <w:ind w:left="5760" w:hanging="360"/>
+      </w:pPr>
+      <w:rPr>
+        <w:rFonts w:ascii="Symbol" w:hAnsi="Symbol" w:hint="default"/>
+        <w:sz w:val="20"/>
+      </w:rPr>
+    </w:lvl>
+    <w:lvl w:ilvl="8" w:tentative="1">
+      <w:start w:val="1"/>
+      <w:numFmt w:val="bullet"/>
+      <w:lvlText w:val=""/>
+      <w:lvlJc w:val="left"/>
+      <w:pPr>
+        <w:tabs>
+          <w:tab w:val="num" w:pos="6480"/>
+        </w:tabs>
+        <w:ind w:left="6480" w:hanging="360"/>
+      </w:pPr>
+      <w:rPr>
+        <w:rFonts w:ascii="Symbol" w:hAnsi="Symbol" w:hint="default"/>
+        <w:sz w:val="20"/>
+      </w:rPr>
+    </w:lvl>
+  </w:abstractNum>
+  <w:abstractNum w:abstractNumId="22" w15:restartNumberingAfterBreak="0">
     <w:nsid w:val="7DA1511F"/>
     <w:multiLevelType w:val="multilevel"/>
     <w:tmpl w:val="BE3C83BC"/>
@@ -15306,43 +21476,73 @@
     </w:lvl>
   </w:abstractNum>
   <w:num w:numId="1">
+    <w:abstractNumId w:val="15"/>
+  </w:num>
+  <w:num w:numId="2">
+    <w:abstractNumId w:val="19"/>
+  </w:num>
+  <w:num w:numId="3">
+    <w:abstractNumId w:val="6"/>
+  </w:num>
+  <w:num w:numId="4">
+    <w:abstractNumId w:val="14"/>
+  </w:num>
+  <w:num w:numId="5">
+    <w:abstractNumId w:val="17"/>
+  </w:num>
+  <w:num w:numId="6">
+    <w:abstractNumId w:val="22"/>
+  </w:num>
+  <w:num w:numId="7">
+    <w:abstractNumId w:val="5"/>
+  </w:num>
+  <w:num w:numId="8">
+    <w:abstractNumId w:val="13"/>
+  </w:num>
+  <w:num w:numId="9">
+    <w:abstractNumId w:val="11"/>
+  </w:num>
+  <w:num w:numId="10">
+    <w:abstractNumId w:val="10"/>
+  </w:num>
+  <w:num w:numId="11">
+    <w:abstractNumId w:val="12"/>
+  </w:num>
+  <w:num w:numId="12">
+    <w:abstractNumId w:val="20"/>
+  </w:num>
+  <w:num w:numId="13">
+    <w:abstractNumId w:val="7"/>
+  </w:num>
+  <w:num w:numId="14">
+    <w:abstractNumId w:val="0"/>
+  </w:num>
+  <w:num w:numId="15">
+    <w:abstractNumId w:val="21"/>
+  </w:num>
+  <w:num w:numId="16">
+    <w:abstractNumId w:val="16"/>
+  </w:num>
+  <w:num w:numId="17">
+    <w:abstractNumId w:val="18"/>
+  </w:num>
+  <w:num w:numId="18">
+    <w:abstractNumId w:val="9"/>
+  </w:num>
+  <w:num w:numId="19">
+    <w:abstractNumId w:val="4"/>
+  </w:num>
+  <w:num w:numId="20">
     <w:abstractNumId w:val="8"/>
   </w:num>
-  <w:num w:numId="2">
-    <w:abstractNumId w:val="10"/>
+  <w:num w:numId="21">
+    <w:abstractNumId w:val="2"/>
   </w:num>
-  <w:num w:numId="3">
+  <w:num w:numId="22">
     <w:abstractNumId w:val="1"/>
   </w:num>
-  <w:num w:numId="4">
-    <w:abstractNumId w:val="7"/>
-  </w:num>
-  <w:num w:numId="5">
-    <w:abstractNumId w:val="9"/>
-  </w:num>
-  <w:num w:numId="6">
-    <w:abstractNumId w:val="12"/>
-  </w:num>
-  <w:num w:numId="7">
-    <w:abstractNumId w:val="0"/>
-  </w:num>
-  <w:num w:numId="8">
-    <w:abstractNumId w:val="6"/>
-  </w:num>
-  <w:num w:numId="9">
-    <w:abstractNumId w:val="4"/>
-  </w:num>
-  <w:num w:numId="10">
+  <w:num w:numId="23">
     <w:abstractNumId w:val="3"/>
-  </w:num>
-  <w:num w:numId="11">
-    <w:abstractNumId w:val="5"/>
-  </w:num>
-  <w:num w:numId="12">
-    <w:abstractNumId w:val="11"/>
-  </w:num>
-  <w:num w:numId="13">
-    <w:abstractNumId w:val="2"/>
   </w:num>
 </w:numbering>
 </file>
@@ -15981,6 +22181,18 @@
     <w:basedOn w:val="a0"/>
     <w:rsid w:val="00C66A7A"/>
   </w:style>
+  <w:style w:type="character" w:styleId="a5">
+    <w:name w:val="Hyperlink"/>
+    <w:basedOn w:val="a0"/>
+    <w:uiPriority w:val="99"/>
+    <w:semiHidden/>
+    <w:unhideWhenUsed/>
+    <w:rsid w:val="009E5767"/>
+    <w:rPr>
+      <w:color w:val="0000FF"/>
+      <w:u w:val="single"/>
+    </w:rPr>
+  </w:style>
 </w:styles>
 </file>
 
